--- a/docs/SprintPlan.docx
+++ b/docs/SprintPlan.docx
@@ -5489,16 +5489,7 @@
           <w:sz w:val="18"/>
           <w:szCs w:val="18"/>
         </w:rPr>
-        <w:t xml:space="preserve">Sprint </w:t>
-      </w:r>
-      <w:proofErr w:type="gramStart"/>
-      <w:r>
-        <w:rPr>
-          <w:color w:val="404040"/>
-          <w:sz w:val="18"/>
-          <w:szCs w:val="18"/>
-        </w:rPr>
-        <w:t xml:space="preserve">1  </w:t>
+        <w:t xml:space="preserve">Sprint 1  </w:t>
       </w:r>
       <w:r>
         <w:rPr>
@@ -5506,16 +5497,7 @@
           <w:bCs/>
           <w:color w:val="375623"/>
         </w:rPr>
-        <w:t>■</w:t>
-      </w:r>
-      <w:proofErr w:type="gramEnd"/>
-      <w:r>
-        <w:rPr>
-          <w:b/>
-          <w:bCs/>
-          <w:color w:val="375623"/>
-        </w:rPr>
-        <w:t xml:space="preserve"> </w:t>
+        <w:t xml:space="preserve">■ </w:t>
       </w:r>
       <w:r>
         <w:rPr>
@@ -5523,16 +5505,7 @@
           <w:sz w:val="18"/>
           <w:szCs w:val="18"/>
         </w:rPr>
-        <w:t xml:space="preserve">Sprint </w:t>
-      </w:r>
-      <w:proofErr w:type="gramStart"/>
-      <w:r>
-        <w:rPr>
-          <w:color w:val="404040"/>
-          <w:sz w:val="18"/>
-          <w:szCs w:val="18"/>
-        </w:rPr>
-        <w:t xml:space="preserve">2  </w:t>
+        <w:t xml:space="preserve">Sprint 2  </w:t>
       </w:r>
       <w:r>
         <w:rPr>
@@ -5540,16 +5513,7 @@
           <w:bCs/>
           <w:color w:val="7B3F00"/>
         </w:rPr>
-        <w:t>■</w:t>
-      </w:r>
-      <w:proofErr w:type="gramEnd"/>
-      <w:r>
-        <w:rPr>
-          <w:b/>
-          <w:bCs/>
-          <w:color w:val="7B3F00"/>
-        </w:rPr>
-        <w:t xml:space="preserve"> </w:t>
+        <w:t xml:space="preserve">■ </w:t>
       </w:r>
       <w:r>
         <w:rPr>
@@ -5557,16 +5521,7 @@
           <w:sz w:val="18"/>
           <w:szCs w:val="18"/>
         </w:rPr>
-        <w:t xml:space="preserve">Sprint </w:t>
-      </w:r>
-      <w:proofErr w:type="gramStart"/>
-      <w:r>
-        <w:rPr>
-          <w:color w:val="404040"/>
-          <w:sz w:val="18"/>
-          <w:szCs w:val="18"/>
-        </w:rPr>
-        <w:t xml:space="preserve">3  </w:t>
+        <w:t xml:space="preserve">Sprint 3  </w:t>
       </w:r>
       <w:r>
         <w:rPr>
@@ -5574,16 +5529,7 @@
           <w:bCs/>
           <w:color w:val="4A235A"/>
         </w:rPr>
-        <w:t>■</w:t>
-      </w:r>
-      <w:proofErr w:type="gramEnd"/>
-      <w:r>
-        <w:rPr>
-          <w:b/>
-          <w:bCs/>
-          <w:color w:val="4A235A"/>
-        </w:rPr>
-        <w:t xml:space="preserve"> </w:t>
+        <w:t xml:space="preserve">■ </w:t>
       </w:r>
       <w:r>
         <w:rPr>
@@ -5591,16 +5537,7 @@
           <w:sz w:val="18"/>
           <w:szCs w:val="18"/>
         </w:rPr>
-        <w:t xml:space="preserve">Sprint </w:t>
-      </w:r>
-      <w:proofErr w:type="gramStart"/>
-      <w:r>
-        <w:rPr>
-          <w:color w:val="404040"/>
-          <w:sz w:val="18"/>
-          <w:szCs w:val="18"/>
-        </w:rPr>
-        <w:t xml:space="preserve">4  </w:t>
+        <w:t xml:space="preserve">Sprint 4  </w:t>
       </w:r>
       <w:r>
         <w:rPr>
@@ -5608,16 +5545,7 @@
           <w:bCs/>
           <w:color w:val="888888"/>
         </w:rPr>
-        <w:t>■</w:t>
-      </w:r>
-      <w:proofErr w:type="gramEnd"/>
-      <w:r>
-        <w:rPr>
-          <w:b/>
-          <w:bCs/>
-          <w:color w:val="888888"/>
-        </w:rPr>
-        <w:t xml:space="preserve"> </w:t>
+        <w:t xml:space="preserve">■ </w:t>
       </w:r>
       <w:r>
         <w:rPr>
@@ -5692,21 +5620,7 @@
               <w:rPr>
                 <w:color w:val="FFFFFF" w:themeColor="background1"/>
               </w:rPr>
-              <w:t xml:space="preserve">SPRINT </w:t>
-            </w:r>
-            <w:proofErr w:type="gramStart"/>
-            <w:r>
-              <w:rPr>
-                <w:color w:val="FFFFFF" w:themeColor="background1"/>
-              </w:rPr>
-              <w:t>1  —</w:t>
-            </w:r>
-            <w:proofErr w:type="gramEnd"/>
-            <w:r>
-              <w:rPr>
-                <w:color w:val="FFFFFF" w:themeColor="background1"/>
-              </w:rPr>
-              <w:t xml:space="preserve">  FOUNDATION &amp; DATA EXTRACTION</w:t>
+              <w:t>SPRINT 1  —  FOUNDATION &amp; DATA EXTRACTION</w:t>
             </w:r>
           </w:p>
           <w:p>
@@ -5842,21 +5756,7 @@
               <w:rPr>
                 <w:color w:val="404040"/>
               </w:rPr>
-              <w:t xml:space="preserve">Run the full Docker Compose stack (Airflow + PostgreSQL + </w:t>
-            </w:r>
-            <w:proofErr w:type="spellStart"/>
-            <w:r>
-              <w:rPr>
-                <w:color w:val="404040"/>
-              </w:rPr>
-              <w:t>Metabase</w:t>
-            </w:r>
-            <w:proofErr w:type="spellEnd"/>
-            <w:r>
-              <w:rPr>
-                <w:color w:val="404040"/>
-              </w:rPr>
-              <w:t>) locally</w:t>
+              <w:t>Run the full Docker Compose stack (Airflow + PostgreSQL + Metabase) locally</w:t>
             </w:r>
           </w:p>
           <w:p>
@@ -6126,25 +6026,7 @@
                 <w:sz w:val="19"/>
                 <w:szCs w:val="19"/>
               </w:rPr>
-              <w:t>Create Git repository: ecommerce-</w:t>
-            </w:r>
-            <w:proofErr w:type="spellStart"/>
-            <w:r>
-              <w:rPr>
-                <w:color w:val="555555"/>
-                <w:sz w:val="19"/>
-                <w:szCs w:val="19"/>
-              </w:rPr>
-              <w:t>etl</w:t>
-            </w:r>
-            <w:proofErr w:type="spellEnd"/>
-            <w:r>
-              <w:rPr>
-                <w:color w:val="555555"/>
-                <w:sz w:val="19"/>
-                <w:szCs w:val="19"/>
-              </w:rPr>
-              <w:t xml:space="preserve"> with main + develop branches</w:t>
+              <w:t>Create Git repository: ecommerce-etl with main + develop branches</w:t>
             </w:r>
           </w:p>
           <w:p>
@@ -6162,23 +6044,13 @@
               </w:pBdr>
               <w:spacing w:before="40" w:after="40"/>
             </w:pPr>
-            <w:proofErr w:type="spellStart"/>
             <w:r>
               <w:rPr>
                 <w:color w:val="555555"/>
                 <w:sz w:val="19"/>
                 <w:szCs w:val="19"/>
               </w:rPr>
-              <w:t>Initialise</w:t>
-            </w:r>
-            <w:proofErr w:type="spellEnd"/>
-            <w:r>
-              <w:rPr>
-                <w:color w:val="555555"/>
-                <w:sz w:val="19"/>
-                <w:szCs w:val="19"/>
-              </w:rPr>
-              <w:t xml:space="preserve"> Python virtual environment (Python 3.11+) and requirements.txt</w:t>
+              <w:t>Initialise Python virtual environment (Python 3.11+) and requirements.txt</w:t>
             </w:r>
           </w:p>
           <w:p>
@@ -6196,105 +6068,13 @@
               </w:pBdr>
               <w:spacing w:before="40" w:after="40"/>
             </w:pPr>
-            <w:proofErr w:type="gramStart"/>
             <w:r>
               <w:rPr>
                 <w:color w:val="555555"/>
                 <w:sz w:val="19"/>
                 <w:szCs w:val="19"/>
               </w:rPr>
-              <w:t>Create .</w:t>
-            </w:r>
-            <w:proofErr w:type="spellStart"/>
-            <w:r>
-              <w:rPr>
-                <w:color w:val="555555"/>
-                <w:sz w:val="19"/>
-                <w:szCs w:val="19"/>
-              </w:rPr>
-              <w:t>env</w:t>
-            </w:r>
-            <w:proofErr w:type="gramEnd"/>
-            <w:r>
-              <w:rPr>
-                <w:color w:val="555555"/>
-                <w:sz w:val="19"/>
-                <w:szCs w:val="19"/>
-              </w:rPr>
-              <w:t>.example</w:t>
-            </w:r>
-            <w:proofErr w:type="spellEnd"/>
-            <w:r>
-              <w:rPr>
-                <w:color w:val="555555"/>
-                <w:sz w:val="19"/>
-                <w:szCs w:val="19"/>
-              </w:rPr>
-              <w:t xml:space="preserve"> </w:t>
-            </w:r>
-            <w:proofErr w:type="gramStart"/>
-            <w:r>
-              <w:rPr>
-                <w:color w:val="555555"/>
-                <w:sz w:val="19"/>
-                <w:szCs w:val="19"/>
-              </w:rPr>
-              <w:t>and .</w:t>
-            </w:r>
-            <w:proofErr w:type="spellStart"/>
-            <w:r>
-              <w:rPr>
-                <w:color w:val="555555"/>
-                <w:sz w:val="19"/>
-                <w:szCs w:val="19"/>
-              </w:rPr>
-              <w:t>gitignore</w:t>
-            </w:r>
-            <w:proofErr w:type="spellEnd"/>
-            <w:proofErr w:type="gramEnd"/>
-            <w:r>
-              <w:rPr>
-                <w:color w:val="555555"/>
-                <w:sz w:val="19"/>
-                <w:szCs w:val="19"/>
-              </w:rPr>
-              <w:t xml:space="preserve"> (</w:t>
-            </w:r>
-            <w:proofErr w:type="gramStart"/>
-            <w:r>
-              <w:rPr>
-                <w:color w:val="555555"/>
-                <w:sz w:val="19"/>
-                <w:szCs w:val="19"/>
-              </w:rPr>
-              <w:t>exclude .env</w:t>
-            </w:r>
-            <w:proofErr w:type="gramEnd"/>
-            <w:r>
-              <w:rPr>
-                <w:color w:val="555555"/>
-                <w:sz w:val="19"/>
-                <w:szCs w:val="19"/>
-              </w:rPr>
-              <w:t>, staging/, __</w:t>
-            </w:r>
-            <w:proofErr w:type="spellStart"/>
-            <w:r>
-              <w:rPr>
-                <w:color w:val="555555"/>
-                <w:sz w:val="19"/>
-                <w:szCs w:val="19"/>
-              </w:rPr>
-              <w:t>pycache</w:t>
-            </w:r>
-            <w:proofErr w:type="spellEnd"/>
-            <w:r>
-              <w:rPr>
-                <w:color w:val="555555"/>
-                <w:sz w:val="19"/>
-                <w:szCs w:val="19"/>
-              </w:rPr>
-              <w:t>__)</w:t>
+              <w:t>Create .env.example and .gitignore (exclude .env, staging/, __pycache__)</w:t>
             </w:r>
           </w:p>
           <w:p>
@@ -6531,72 +6311,8 @@
                 <w:sz w:val="19"/>
                 <w:szCs w:val="19"/>
               </w:rPr>
-              <w:t>Write docker-</w:t>
-            </w:r>
-            <w:proofErr w:type="spellStart"/>
-            <w:r>
-              <w:rPr>
-                <w:color w:val="555555"/>
-                <w:sz w:val="19"/>
-                <w:szCs w:val="19"/>
-              </w:rPr>
-              <w:t>compose.yml</w:t>
-            </w:r>
-            <w:proofErr w:type="spellEnd"/>
-            <w:r>
-              <w:rPr>
-                <w:color w:val="555555"/>
-                <w:sz w:val="19"/>
-                <w:szCs w:val="19"/>
-              </w:rPr>
-              <w:t xml:space="preserve"> with services: </w:t>
-            </w:r>
-            <w:proofErr w:type="spellStart"/>
-            <w:r>
-              <w:rPr>
-                <w:color w:val="555555"/>
-                <w:sz w:val="19"/>
-                <w:szCs w:val="19"/>
-              </w:rPr>
-              <w:t>postgres</w:t>
-            </w:r>
-            <w:proofErr w:type="spellEnd"/>
-            <w:r>
-              <w:rPr>
-                <w:color w:val="555555"/>
-                <w:sz w:val="19"/>
-                <w:szCs w:val="19"/>
-              </w:rPr>
-              <w:t>, airflow-webserver, airflow-scheduler, airflow-</w:t>
-            </w:r>
-            <w:proofErr w:type="spellStart"/>
-            <w:r>
-              <w:rPr>
-                <w:color w:val="555555"/>
-                <w:sz w:val="19"/>
-                <w:szCs w:val="19"/>
-              </w:rPr>
-              <w:t>init</w:t>
-            </w:r>
-            <w:proofErr w:type="spellEnd"/>
-            <w:r>
-              <w:rPr>
-                <w:color w:val="555555"/>
-                <w:sz w:val="19"/>
-                <w:szCs w:val="19"/>
-              </w:rPr>
-              <w:t xml:space="preserve">, </w:t>
-            </w:r>
-            <w:proofErr w:type="spellStart"/>
-            <w:r>
-              <w:rPr>
-                <w:color w:val="555555"/>
-                <w:sz w:val="19"/>
-                <w:szCs w:val="19"/>
-              </w:rPr>
-              <w:t>metabase</w:t>
-            </w:r>
-            <w:proofErr w:type="spellEnd"/>
+              <w:t>Write docker-compose.yml with services: postgres, airflow-webserver, airflow-scheduler, airflow-init, metabase</w:t>
+            </w:r>
           </w:p>
           <w:p>
             <w:pPr>
@@ -6619,25 +6335,7 @@
                 <w:sz w:val="19"/>
                 <w:szCs w:val="19"/>
               </w:rPr>
-              <w:t xml:space="preserve">Use </w:t>
-            </w:r>
-            <w:proofErr w:type="spellStart"/>
-            <w:r>
-              <w:rPr>
-                <w:color w:val="555555"/>
-                <w:sz w:val="19"/>
-                <w:szCs w:val="19"/>
-              </w:rPr>
-              <w:t>apache</w:t>
-            </w:r>
-            <w:proofErr w:type="spellEnd"/>
-            <w:r>
-              <w:rPr>
-                <w:color w:val="555555"/>
-                <w:sz w:val="19"/>
-                <w:szCs w:val="19"/>
-              </w:rPr>
-              <w:t>/airflow:2.7.3-python3.11 as base image</w:t>
+              <w:t>Use apache/airflow:2.7.3-python3.11 as base image</w:t>
             </w:r>
           </w:p>
           <w:p>
@@ -6661,25 +6359,7 @@
                 <w:sz w:val="19"/>
                 <w:szCs w:val="19"/>
               </w:rPr>
-              <w:t xml:space="preserve">Configure Airflow with </w:t>
-            </w:r>
-            <w:proofErr w:type="spellStart"/>
-            <w:r>
-              <w:rPr>
-                <w:color w:val="555555"/>
-                <w:sz w:val="19"/>
-                <w:szCs w:val="19"/>
-              </w:rPr>
-              <w:t>LocalExecutor</w:t>
-            </w:r>
-            <w:proofErr w:type="spellEnd"/>
-            <w:r>
-              <w:rPr>
-                <w:color w:val="555555"/>
-                <w:sz w:val="19"/>
-                <w:szCs w:val="19"/>
-              </w:rPr>
-              <w:t xml:space="preserve"> + PostgreSQL as metadata DB</w:t>
+              <w:t>Configure Airflow with LocalExecutor + PostgreSQL as metadata DB</w:t>
             </w:r>
           </w:p>
           <w:p>
@@ -6727,30 +6407,14 @@
                 <w:sz w:val="19"/>
                 <w:szCs w:val="19"/>
               </w:rPr>
-              <w:t>Run: docker compose up airflow-</w:t>
-            </w:r>
-            <w:proofErr w:type="spellStart"/>
-            <w:r>
-              <w:rPr>
-                <w:color w:val="555555"/>
-                <w:sz w:val="19"/>
-                <w:szCs w:val="19"/>
-              </w:rPr>
-              <w:t>init</w:t>
-            </w:r>
-            <w:proofErr w:type="spellEnd"/>
-            <w:r>
-              <w:rPr>
-                <w:color w:val="555555"/>
-                <w:sz w:val="19"/>
-                <w:szCs w:val="19"/>
-              </w:rPr>
-              <w:t xml:space="preserve"> &amp;&amp; docker compose up -d — verify Airflow UI at localhost:8080</w:t>
+              <w:t>Run: docker compose up airflow-init &amp;&amp; docker compose up -d — verify Airflow UI at localhost:8080</w:t>
             </w:r>
           </w:p>
         </w:tc>
       </w:tr>
     </w:tbl>
+    <w:p/>
+    <w:p/>
     <w:p/>
     <w:tbl>
       <w:tblPr>
@@ -6910,20 +6574,8 @@
                 <w:sz w:val="21"/>
                 <w:szCs w:val="21"/>
               </w:rPr>
-              <w:t xml:space="preserve">PostgreSQL Schema </w:t>
-            </w:r>
-            <w:proofErr w:type="spellStart"/>
-            <w:r>
-              <w:rPr>
-                <w:b/>
-                <w:bCs/>
-                <w:color w:val="404040"/>
-                <w:sz w:val="21"/>
-                <w:szCs w:val="21"/>
-              </w:rPr>
-              <w:t>Initialisation</w:t>
-            </w:r>
-            <w:proofErr w:type="spellEnd"/>
+              <w:t>PostgreSQL Schema Initialisation</w:t>
+            </w:r>
           </w:p>
           <w:p>
             <w:pPr>
@@ -6946,90 +6598,8 @@
                 <w:sz w:val="19"/>
                 <w:szCs w:val="19"/>
               </w:rPr>
-              <w:t xml:space="preserve">Write </w:t>
-            </w:r>
-            <w:proofErr w:type="spellStart"/>
-            <w:r>
-              <w:rPr>
-                <w:color w:val="555555"/>
-                <w:sz w:val="19"/>
-                <w:szCs w:val="19"/>
-              </w:rPr>
-              <w:t>sql</w:t>
-            </w:r>
-            <w:proofErr w:type="spellEnd"/>
-            <w:r>
-              <w:rPr>
-                <w:color w:val="555555"/>
-                <w:sz w:val="19"/>
-                <w:szCs w:val="19"/>
-              </w:rPr>
-              <w:t>/</w:t>
-            </w:r>
-            <w:proofErr w:type="spellStart"/>
-            <w:r>
-              <w:rPr>
-                <w:color w:val="555555"/>
-                <w:sz w:val="19"/>
-                <w:szCs w:val="19"/>
-              </w:rPr>
-              <w:t>create_tables.sql</w:t>
-            </w:r>
-            <w:proofErr w:type="spellEnd"/>
-            <w:r>
-              <w:rPr>
-                <w:color w:val="555555"/>
-                <w:sz w:val="19"/>
-                <w:szCs w:val="19"/>
-              </w:rPr>
-              <w:t xml:space="preserve"> with all 3 tables: </w:t>
-            </w:r>
-            <w:proofErr w:type="spellStart"/>
-            <w:r>
-              <w:rPr>
-                <w:color w:val="555555"/>
-                <w:sz w:val="19"/>
-                <w:szCs w:val="19"/>
-              </w:rPr>
-              <w:t>products_market</w:t>
-            </w:r>
-            <w:proofErr w:type="spellEnd"/>
-            <w:r>
-              <w:rPr>
-                <w:color w:val="555555"/>
-                <w:sz w:val="19"/>
-                <w:szCs w:val="19"/>
-              </w:rPr>
-              <w:t xml:space="preserve">, </w:t>
-            </w:r>
-            <w:proofErr w:type="spellStart"/>
-            <w:r>
-              <w:rPr>
-                <w:color w:val="555555"/>
-                <w:sz w:val="19"/>
-                <w:szCs w:val="19"/>
-              </w:rPr>
-              <w:t>pipeline_runs</w:t>
-            </w:r>
-            <w:proofErr w:type="spellEnd"/>
-            <w:r>
-              <w:rPr>
-                <w:color w:val="555555"/>
-                <w:sz w:val="19"/>
-                <w:szCs w:val="19"/>
-              </w:rPr>
-              <w:t xml:space="preserve">, </w:t>
-            </w:r>
-            <w:proofErr w:type="spellStart"/>
-            <w:r>
-              <w:rPr>
-                <w:color w:val="555555"/>
-                <w:sz w:val="19"/>
-                <w:szCs w:val="19"/>
-              </w:rPr>
-              <w:t>rejected_records</w:t>
-            </w:r>
-            <w:proofErr w:type="spellEnd"/>
+              <w:t>Write sql/create_tables.sql with all 3 tables: products_market, pipeline_runs, rejected_records</w:t>
+            </w:r>
           </w:p>
           <w:p>
             <w:pPr>
@@ -7052,82 +6622,8 @@
                 <w:sz w:val="19"/>
                 <w:szCs w:val="19"/>
               </w:rPr>
-              <w:t xml:space="preserve">Add UNIQUE constraint on </w:t>
-            </w:r>
-            <w:proofErr w:type="spellStart"/>
-            <w:r>
-              <w:rPr>
-                <w:color w:val="555555"/>
-                <w:sz w:val="19"/>
-                <w:szCs w:val="19"/>
-              </w:rPr>
-              <w:t>products_</w:t>
-            </w:r>
-            <w:proofErr w:type="gramStart"/>
-            <w:r>
-              <w:rPr>
-                <w:color w:val="555555"/>
-                <w:sz w:val="19"/>
-                <w:szCs w:val="19"/>
-              </w:rPr>
-              <w:t>market</w:t>
-            </w:r>
-            <w:proofErr w:type="spellEnd"/>
-            <w:r>
-              <w:rPr>
-                <w:color w:val="555555"/>
-                <w:sz w:val="19"/>
-                <w:szCs w:val="19"/>
-              </w:rPr>
-              <w:t>(</w:t>
-            </w:r>
-            <w:proofErr w:type="spellStart"/>
-            <w:proofErr w:type="gramEnd"/>
-            <w:r>
-              <w:rPr>
-                <w:color w:val="555555"/>
-                <w:sz w:val="19"/>
-                <w:szCs w:val="19"/>
-              </w:rPr>
-              <w:t>product_id</w:t>
-            </w:r>
-            <w:proofErr w:type="spellEnd"/>
-            <w:r>
-              <w:rPr>
-                <w:color w:val="555555"/>
-                <w:sz w:val="19"/>
-                <w:szCs w:val="19"/>
-              </w:rPr>
-              <w:t xml:space="preserve">, source, </w:t>
-            </w:r>
-            <w:proofErr w:type="spellStart"/>
-            <w:r>
-              <w:rPr>
-                <w:color w:val="555555"/>
-                <w:sz w:val="19"/>
-                <w:szCs w:val="19"/>
-              </w:rPr>
-              <w:t>extraction_date</w:t>
-            </w:r>
-            <w:proofErr w:type="spellEnd"/>
-            <w:r>
-              <w:rPr>
-                <w:color w:val="555555"/>
-                <w:sz w:val="19"/>
-                <w:szCs w:val="19"/>
-              </w:rPr>
-              <w:t xml:space="preserve">) for UPSERT </w:t>
-            </w:r>
-            <w:proofErr w:type="spellStart"/>
-            <w:r>
-              <w:rPr>
-                <w:color w:val="555555"/>
-                <w:sz w:val="19"/>
-                <w:szCs w:val="19"/>
-              </w:rPr>
-              <w:t>dedup</w:t>
-            </w:r>
-            <w:proofErr w:type="spellEnd"/>
+              <w:t>Add UNIQUE constraint on products_market(product_id, source, extraction_date) for UPSERT dedup</w:t>
+            </w:r>
           </w:p>
           <w:p>
             <w:pPr>
@@ -7150,54 +6646,9 @@
                 <w:sz w:val="19"/>
                 <w:szCs w:val="19"/>
               </w:rPr>
-              <w:t xml:space="preserve">Create indexes: </w:t>
-            </w:r>
-            <w:proofErr w:type="spellStart"/>
-            <w:r>
-              <w:rPr>
-                <w:color w:val="555555"/>
-                <w:sz w:val="19"/>
-                <w:szCs w:val="19"/>
-              </w:rPr>
-              <w:t>idx_products_category</w:t>
-            </w:r>
-            <w:proofErr w:type="spellEnd"/>
-            <w:r>
-              <w:rPr>
-                <w:color w:val="555555"/>
-                <w:sz w:val="19"/>
-                <w:szCs w:val="19"/>
-              </w:rPr>
-              <w:t xml:space="preserve">, </w:t>
-            </w:r>
-            <w:proofErr w:type="spellStart"/>
-            <w:r>
-              <w:rPr>
-                <w:color w:val="555555"/>
-                <w:sz w:val="19"/>
-                <w:szCs w:val="19"/>
-              </w:rPr>
-              <w:t>idx_products_extraction_date</w:t>
-            </w:r>
-            <w:proofErr w:type="spellEnd"/>
-            <w:r>
-              <w:rPr>
-                <w:color w:val="555555"/>
-                <w:sz w:val="19"/>
-                <w:szCs w:val="19"/>
-              </w:rPr>
-              <w:t xml:space="preserve">, </w:t>
-            </w:r>
-            <w:proofErr w:type="spellStart"/>
-            <w:r>
-              <w:rPr>
-                <w:color w:val="555555"/>
-                <w:sz w:val="19"/>
-                <w:szCs w:val="19"/>
-              </w:rPr>
-              <w:t>idx_pipeline_runs_date</w:t>
-            </w:r>
-            <w:proofErr w:type="spellEnd"/>
+              <w:lastRenderedPageBreak/>
+              <w:t>Create indexes: idx_products_category, idx_products_extraction_date, idx_pipeline_runs_date</w:t>
+            </w:r>
           </w:p>
           <w:p>
             <w:pPr>
@@ -7220,37 +6671,8 @@
                 <w:sz w:val="19"/>
                 <w:szCs w:val="19"/>
               </w:rPr>
-              <w:lastRenderedPageBreak/>
-              <w:t xml:space="preserve">Write a Python script scripts/init_db.py that connects via </w:t>
-            </w:r>
-            <w:proofErr w:type="spellStart"/>
-            <w:r>
-              <w:rPr>
-                <w:color w:val="555555"/>
-                <w:sz w:val="19"/>
-                <w:szCs w:val="19"/>
-              </w:rPr>
-              <w:t>SQLAlchemy</w:t>
-            </w:r>
-            <w:proofErr w:type="spellEnd"/>
-            <w:r>
-              <w:rPr>
-                <w:color w:val="555555"/>
-                <w:sz w:val="19"/>
-                <w:szCs w:val="19"/>
-              </w:rPr>
-              <w:t xml:space="preserve"> and executes </w:t>
-            </w:r>
-            <w:proofErr w:type="spellStart"/>
-            <w:r>
-              <w:rPr>
-                <w:color w:val="555555"/>
-                <w:sz w:val="19"/>
-                <w:szCs w:val="19"/>
-              </w:rPr>
-              <w:t>create_tables.sql</w:t>
-            </w:r>
-            <w:proofErr w:type="spellEnd"/>
+              <w:t>Write a Python script scripts/init_db.py that connects via SQLAlchemy and executes create_tables.sql</w:t>
+            </w:r>
           </w:p>
           <w:p>
             <w:pPr>
@@ -7273,22 +6695,489 @@
                 <w:sz w:val="19"/>
                 <w:szCs w:val="19"/>
               </w:rPr>
-              <w:t xml:space="preserve">Run init_db.py inside container and verify tables exist with \dt in </w:t>
-            </w:r>
-            <w:proofErr w:type="spellStart"/>
-            <w:r>
-              <w:rPr>
-                <w:color w:val="555555"/>
-                <w:sz w:val="19"/>
-                <w:szCs w:val="19"/>
-              </w:rPr>
-              <w:t>psql</w:t>
-            </w:r>
-            <w:proofErr w:type="spellEnd"/>
+              <w:t>Run init_db.py inside container and verify tables exist with \dt in psql</w:t>
+            </w:r>
           </w:p>
         </w:tc>
       </w:tr>
     </w:tbl>
+    <w:p/>
+    <w:p>
+      <w:pPr>
+        <w:rPr>
+          <w:sz w:val="22"/>
+          <w:szCs w:val="22"/>
+        </w:rPr>
+      </w:pPr>
+      <w:r>
+        <w:rPr>
+          <w:sz w:val="22"/>
+          <w:szCs w:val="22"/>
+        </w:rPr>
+        <w:t xml:space="preserve">Notes: 2 options </w:t>
+      </w:r>
+      <w:r>
+        <w:rPr>
+          <w:sz w:val="22"/>
+          <w:szCs w:val="22"/>
+        </w:rPr>
+        <w:t>for DB</w:t>
+      </w:r>
+    </w:p>
+    <w:p>
+      <w:pPr>
+        <w:pStyle w:val="ListParagraph"/>
+        <w:numPr>
+          <w:ilvl w:val="0"/>
+          <w:numId w:val="2"/>
+        </w:numPr>
+        <w:rPr>
+          <w:sz w:val="22"/>
+          <w:szCs w:val="22"/>
+        </w:rPr>
+      </w:pPr>
+      <w:r>
+        <w:rPr>
+          <w:sz w:val="22"/>
+          <w:szCs w:val="22"/>
+        </w:rPr>
+        <w:t xml:space="preserve">Option A: </w:t>
+      </w:r>
+      <w:r>
+        <w:rPr>
+          <w:sz w:val="22"/>
+          <w:szCs w:val="22"/>
+        </w:rPr>
+        <w:t>psql inside the container</w:t>
+      </w:r>
+      <w:r>
+        <w:rPr>
+          <w:sz w:val="22"/>
+          <w:szCs w:val="22"/>
+        </w:rPr>
+        <w:t xml:space="preserve"> (docker): </w:t>
+      </w:r>
+      <w:r>
+        <w:rPr>
+          <w:sz w:val="22"/>
+          <w:szCs w:val="22"/>
+        </w:rPr>
+        <w:t>optimized for current stage</w:t>
+      </w:r>
+      <w:r>
+        <w:rPr>
+          <w:sz w:val="22"/>
+          <w:szCs w:val="22"/>
+        </w:rPr>
+        <w:t xml:space="preserve">  </w:t>
+      </w:r>
+      <w:r>
+        <w:rPr>
+          <w:sz w:val="22"/>
+          <w:szCs w:val="22"/>
+        </w:rPr>
+        <w:sym w:font="Wingdings" w:char="F0E0"/>
+      </w:r>
+      <w:r>
+        <w:rPr>
+          <w:sz w:val="22"/>
+          <w:szCs w:val="22"/>
+        </w:rPr>
+        <w:t xml:space="preserve"> recommended</w:t>
+      </w:r>
+    </w:p>
+    <w:p>
+      <w:pPr>
+        <w:pStyle w:val="ListParagraph"/>
+        <w:numPr>
+          <w:ilvl w:val="0"/>
+          <w:numId w:val="3"/>
+        </w:numPr>
+        <w:rPr>
+          <w:sz w:val="22"/>
+          <w:szCs w:val="22"/>
+        </w:rPr>
+      </w:pPr>
+      <w:r>
+        <w:rPr>
+          <w:b/>
+          <w:bCs/>
+          <w:sz w:val="22"/>
+          <w:szCs w:val="22"/>
+        </w:rPr>
+        <w:t>simpler</w:t>
+      </w:r>
+      <w:r>
+        <w:rPr>
+          <w:sz w:val="22"/>
+          <w:szCs w:val="22"/>
+        </w:rPr>
+        <w:t xml:space="preserve"> </w:t>
+      </w:r>
+    </w:p>
+    <w:p>
+      <w:pPr>
+        <w:pStyle w:val="ListParagraph"/>
+        <w:numPr>
+          <w:ilvl w:val="1"/>
+          <w:numId w:val="3"/>
+        </w:numPr>
+        <w:rPr>
+          <w:sz w:val="22"/>
+          <w:szCs w:val="22"/>
+        </w:rPr>
+      </w:pPr>
+      <w:r>
+        <w:rPr>
+          <w:sz w:val="22"/>
+          <w:szCs w:val="22"/>
+        </w:rPr>
+        <w:t xml:space="preserve">no extra service to configure </w:t>
+      </w:r>
+    </w:p>
+    <w:p>
+      <w:pPr>
+        <w:pStyle w:val="ListParagraph"/>
+        <w:numPr>
+          <w:ilvl w:val="1"/>
+          <w:numId w:val="3"/>
+        </w:numPr>
+        <w:rPr>
+          <w:sz w:val="22"/>
+          <w:szCs w:val="22"/>
+        </w:rPr>
+      </w:pPr>
+      <w:r>
+        <w:rPr>
+          <w:sz w:val="22"/>
+          <w:szCs w:val="22"/>
+        </w:rPr>
+        <w:t xml:space="preserve">no extra ports, credentials, or browser login </w:t>
+      </w:r>
+    </w:p>
+    <w:p>
+      <w:pPr>
+        <w:pStyle w:val="ListParagraph"/>
+        <w:numPr>
+          <w:ilvl w:val="0"/>
+          <w:numId w:val="3"/>
+        </w:numPr>
+        <w:rPr>
+          <w:sz w:val="22"/>
+          <w:szCs w:val="22"/>
+        </w:rPr>
+      </w:pPr>
+      <w:r>
+        <w:rPr>
+          <w:b/>
+          <w:bCs/>
+          <w:sz w:val="22"/>
+          <w:szCs w:val="22"/>
+        </w:rPr>
+        <w:t>more reliable</w:t>
+      </w:r>
+      <w:r>
+        <w:rPr>
+          <w:sz w:val="22"/>
+          <w:szCs w:val="22"/>
+        </w:rPr>
+        <w:t xml:space="preserve"> </w:t>
+      </w:r>
+    </w:p>
+    <w:p>
+      <w:pPr>
+        <w:pStyle w:val="ListParagraph"/>
+        <w:numPr>
+          <w:ilvl w:val="1"/>
+          <w:numId w:val="3"/>
+        </w:numPr>
+        <w:rPr>
+          <w:sz w:val="22"/>
+          <w:szCs w:val="22"/>
+        </w:rPr>
+      </w:pPr>
+      <w:r>
+        <w:rPr>
+          <w:sz w:val="22"/>
+          <w:szCs w:val="22"/>
+        </w:rPr>
+        <w:t xml:space="preserve">if Postgres is running, psql will work </w:t>
+      </w:r>
+    </w:p>
+    <w:p>
+      <w:pPr>
+        <w:pStyle w:val="ListParagraph"/>
+        <w:numPr>
+          <w:ilvl w:val="1"/>
+          <w:numId w:val="3"/>
+        </w:numPr>
+        <w:rPr>
+          <w:sz w:val="22"/>
+          <w:szCs w:val="22"/>
+        </w:rPr>
+      </w:pPr>
+      <w:r>
+        <w:rPr>
+          <w:sz w:val="22"/>
+          <w:szCs w:val="22"/>
+        </w:rPr>
+        <w:t xml:space="preserve">avoids pgAdmin connection/password confusion </w:t>
+      </w:r>
+    </w:p>
+    <w:p>
+      <w:pPr>
+        <w:pStyle w:val="ListParagraph"/>
+        <w:numPr>
+          <w:ilvl w:val="0"/>
+          <w:numId w:val="3"/>
+        </w:numPr>
+        <w:rPr>
+          <w:sz w:val="22"/>
+          <w:szCs w:val="22"/>
+        </w:rPr>
+      </w:pPr>
+      <w:r>
+        <w:rPr>
+          <w:b/>
+          <w:bCs/>
+          <w:sz w:val="22"/>
+          <w:szCs w:val="22"/>
+        </w:rPr>
+        <w:t>closer to real ETL workflow</w:t>
+      </w:r>
+      <w:r>
+        <w:rPr>
+          <w:sz w:val="22"/>
+          <w:szCs w:val="22"/>
+        </w:rPr>
+        <w:t xml:space="preserve"> </w:t>
+      </w:r>
+    </w:p>
+    <w:p>
+      <w:pPr>
+        <w:pStyle w:val="ListParagraph"/>
+        <w:numPr>
+          <w:ilvl w:val="1"/>
+          <w:numId w:val="3"/>
+        </w:numPr>
+        <w:rPr>
+          <w:sz w:val="22"/>
+          <w:szCs w:val="22"/>
+        </w:rPr>
+      </w:pPr>
+      <w:r>
+        <w:rPr>
+          <w:sz w:val="22"/>
+          <w:szCs w:val="22"/>
+        </w:rPr>
+        <w:t xml:space="preserve">you will often run init scripts, checks, and debugging from terminal anyway </w:t>
+      </w:r>
+    </w:p>
+    <w:p>
+      <w:pPr>
+        <w:pStyle w:val="ListParagraph"/>
+        <w:numPr>
+          <w:ilvl w:val="0"/>
+          <w:numId w:val="3"/>
+        </w:numPr>
+        <w:rPr>
+          <w:sz w:val="22"/>
+          <w:szCs w:val="22"/>
+        </w:rPr>
+      </w:pPr>
+      <w:r>
+        <w:rPr>
+          <w:b/>
+          <w:bCs/>
+          <w:sz w:val="22"/>
+          <w:szCs w:val="22"/>
+        </w:rPr>
+        <w:t>faster for Day 3</w:t>
+      </w:r>
+      <w:r>
+        <w:rPr>
+          <w:sz w:val="22"/>
+          <w:szCs w:val="22"/>
+        </w:rPr>
+        <w:t xml:space="preserve"> </w:t>
+      </w:r>
+    </w:p>
+    <w:p>
+      <w:pPr>
+        <w:pStyle w:val="ListParagraph"/>
+        <w:numPr>
+          <w:ilvl w:val="1"/>
+          <w:numId w:val="3"/>
+        </w:numPr>
+        <w:rPr>
+          <w:sz w:val="22"/>
+          <w:szCs w:val="22"/>
+        </w:rPr>
+      </w:pPr>
+      <w:r>
+        <w:rPr>
+          <w:sz w:val="22"/>
+          <w:szCs w:val="22"/>
+        </w:rPr>
+        <w:t xml:space="preserve">your task is to create schema and verify tables, not do visual admin work </w:t>
+      </w:r>
+    </w:p>
+    <w:p>
+      <w:pPr>
+        <w:pStyle w:val="ListParagraph"/>
+        <w:numPr>
+          <w:ilvl w:val="0"/>
+          <w:numId w:val="3"/>
+        </w:numPr>
+        <w:rPr>
+          <w:sz w:val="22"/>
+          <w:szCs w:val="22"/>
+        </w:rPr>
+      </w:pPr>
+      <w:r>
+        <w:rPr>
+          <w:b/>
+          <w:bCs/>
+          <w:sz w:val="22"/>
+          <w:szCs w:val="22"/>
+        </w:rPr>
+        <w:t>lighter</w:t>
+      </w:r>
+      <w:r>
+        <w:rPr>
+          <w:sz w:val="22"/>
+          <w:szCs w:val="22"/>
+        </w:rPr>
+        <w:t xml:space="preserve"> </w:t>
+      </w:r>
+    </w:p>
+    <w:p>
+      <w:pPr>
+        <w:pStyle w:val="ListParagraph"/>
+        <w:numPr>
+          <w:ilvl w:val="1"/>
+          <w:numId w:val="3"/>
+        </w:numPr>
+        <w:rPr>
+          <w:sz w:val="22"/>
+          <w:szCs w:val="22"/>
+        </w:rPr>
+      </w:pPr>
+      <w:r>
+        <w:rPr>
+          <w:sz w:val="22"/>
+          <w:szCs w:val="22"/>
+        </w:rPr>
+        <w:t>pgAdmin adds another container and uses more memory</w:t>
+      </w:r>
+    </w:p>
+    <w:p>
+      <w:pPr>
+        <w:rPr>
+          <w:sz w:val="22"/>
+          <w:szCs w:val="22"/>
+        </w:rPr>
+      </w:pPr>
+    </w:p>
+    <w:p>
+      <w:pPr>
+        <w:pStyle w:val="ListParagraph"/>
+        <w:numPr>
+          <w:ilvl w:val="0"/>
+          <w:numId w:val="2"/>
+        </w:numPr>
+        <w:rPr>
+          <w:sz w:val="22"/>
+          <w:szCs w:val="22"/>
+        </w:rPr>
+      </w:pPr>
+      <w:r>
+        <w:rPr>
+          <w:sz w:val="22"/>
+          <w:szCs w:val="22"/>
+        </w:rPr>
+        <w:t xml:space="preserve">Option B: </w:t>
+      </w:r>
+      <w:r>
+        <w:rPr>
+          <w:sz w:val="22"/>
+          <w:szCs w:val="22"/>
+        </w:rPr>
+        <w:t>Add pgAdmin to Docker Compose (GUI, good for visualising tables)</w:t>
+      </w:r>
+    </w:p>
+    <w:p>
+      <w:pPr>
+        <w:pStyle w:val="ListParagraph"/>
+        <w:rPr>
+          <w:rFonts w:eastAsia="Times New Roman"/>
+          <w:sz w:val="22"/>
+          <w:szCs w:val="22"/>
+        </w:rPr>
+      </w:pPr>
+      <w:r>
+        <w:rPr>
+          <w:rFonts w:eastAsia="Times New Roman"/>
+          <w:sz w:val="22"/>
+          <w:szCs w:val="22"/>
+        </w:rPr>
+        <w:t xml:space="preserve">  browsing tables visually </w:t>
+      </w:r>
+    </w:p>
+    <w:p>
+      <w:pPr>
+        <w:pStyle w:val="ListParagraph"/>
+        <w:rPr>
+          <w:rFonts w:eastAsia="Times New Roman"/>
+          <w:sz w:val="22"/>
+          <w:szCs w:val="22"/>
+        </w:rPr>
+      </w:pPr>
+      <w:r>
+        <w:rPr>
+          <w:rFonts w:eastAsia="Times New Roman"/>
+          <w:sz w:val="22"/>
+          <w:szCs w:val="22"/>
+        </w:rPr>
+        <w:t xml:space="preserve">  manually editing rows </w:t>
+      </w:r>
+    </w:p>
+    <w:p>
+      <w:pPr>
+        <w:pStyle w:val="ListParagraph"/>
+        <w:rPr>
+          <w:rFonts w:eastAsia="Times New Roman"/>
+          <w:sz w:val="22"/>
+          <w:szCs w:val="22"/>
+        </w:rPr>
+      </w:pPr>
+      <w:r>
+        <w:rPr>
+          <w:rFonts w:eastAsia="Times New Roman"/>
+          <w:sz w:val="22"/>
+          <w:szCs w:val="22"/>
+        </w:rPr>
+        <w:t xml:space="preserve">  inspecting constraints/indexes with clicks </w:t>
+      </w:r>
+    </w:p>
+    <w:p>
+      <w:pPr>
+        <w:pStyle w:val="ListParagraph"/>
+        <w:rPr>
+          <w:rFonts w:eastAsia="Times New Roman"/>
+          <w:sz w:val="22"/>
+          <w:szCs w:val="22"/>
+        </w:rPr>
+      </w:pPr>
+      <w:r>
+        <w:rPr>
+          <w:rFonts w:eastAsia="Times New Roman"/>
+          <w:sz w:val="22"/>
+          <w:szCs w:val="22"/>
+        </w:rPr>
+        <w:t xml:space="preserve">  showing screenshots in demos </w:t>
+      </w:r>
+    </w:p>
     <w:p/>
     <w:tbl>
       <w:tblPr>
@@ -7472,25 +7361,7 @@
                 <w:sz w:val="19"/>
                 <w:szCs w:val="19"/>
               </w:rPr>
-              <w:t xml:space="preserve">Create Airflow Connection: </w:t>
-            </w:r>
-            <w:proofErr w:type="spellStart"/>
-            <w:r>
-              <w:rPr>
-                <w:color w:val="555555"/>
-                <w:sz w:val="19"/>
-                <w:szCs w:val="19"/>
-              </w:rPr>
-              <w:t>postgres_ecommerce</w:t>
-            </w:r>
-            <w:proofErr w:type="spellEnd"/>
-            <w:r>
-              <w:rPr>
-                <w:color w:val="555555"/>
-                <w:sz w:val="19"/>
-                <w:szCs w:val="19"/>
-              </w:rPr>
-              <w:t xml:space="preserve"> pointing to PostgreSQL container</w:t>
+              <w:t>Create Airflow Connection: postgres_ecommerce pointing to PostgreSQL container</w:t>
             </w:r>
           </w:p>
           <w:p>
@@ -7562,20 +7433,8 @@
                 <w:sz w:val="19"/>
                 <w:szCs w:val="19"/>
               </w:rPr>
-              <w:t xml:space="preserve">Write etl/config.py that reads all config from Airflow Variables and </w:t>
-            </w:r>
-            <w:proofErr w:type="spellStart"/>
-            <w:proofErr w:type="gramStart"/>
-            <w:r>
-              <w:rPr>
-                <w:color w:val="555555"/>
-                <w:sz w:val="19"/>
-                <w:szCs w:val="19"/>
-              </w:rPr>
-              <w:t>os.environ</w:t>
-            </w:r>
-            <w:proofErr w:type="spellEnd"/>
-            <w:proofErr w:type="gramEnd"/>
+              <w:t>Write etl/config.py that reads all config from Airflow Variables and os.environ</w:t>
+            </w:r>
           </w:p>
           <w:p>
             <w:pPr>
@@ -7802,25 +7661,7 @@
                 <w:sz w:val="19"/>
                 <w:szCs w:val="19"/>
               </w:rPr>
-              <w:t xml:space="preserve">Finalize data source choice (recommended: </w:t>
-            </w:r>
-            <w:proofErr w:type="spellStart"/>
-            <w:r>
-              <w:rPr>
-                <w:color w:val="555555"/>
-                <w:sz w:val="19"/>
-                <w:szCs w:val="19"/>
-              </w:rPr>
-              <w:t>FakeStoreAPI</w:t>
-            </w:r>
-            <w:proofErr w:type="spellEnd"/>
-            <w:r>
-              <w:rPr>
-                <w:color w:val="555555"/>
-                <w:sz w:val="19"/>
-                <w:szCs w:val="19"/>
-              </w:rPr>
-              <w:t xml:space="preserve"> for dev + Tiki for demo)</w:t>
+              <w:t>Finalize data source choice (recommended: FakeStoreAPI for dev + Tiki for demo)</w:t>
             </w:r>
           </w:p>
           <w:p>
@@ -7868,115 +7709,7 @@
                 <w:sz w:val="19"/>
                 <w:szCs w:val="19"/>
               </w:rPr>
-              <w:t xml:space="preserve">Design </w:t>
-            </w:r>
-            <w:proofErr w:type="spellStart"/>
-            <w:r>
-              <w:rPr>
-                <w:color w:val="555555"/>
-                <w:sz w:val="19"/>
-                <w:szCs w:val="19"/>
-              </w:rPr>
-              <w:t>BaseExtractor</w:t>
-            </w:r>
-            <w:proofErr w:type="spellEnd"/>
-            <w:r>
-              <w:rPr>
-                <w:color w:val="555555"/>
-                <w:sz w:val="19"/>
-                <w:szCs w:val="19"/>
-              </w:rPr>
-              <w:t xml:space="preserve"> abstract class in etl/extractor.py with </w:t>
-            </w:r>
-            <w:proofErr w:type="gramStart"/>
-            <w:r>
-              <w:rPr>
-                <w:color w:val="555555"/>
-                <w:sz w:val="19"/>
-                <w:szCs w:val="19"/>
-              </w:rPr>
-              <w:t>extract(</w:t>
-            </w:r>
-            <w:proofErr w:type="gramEnd"/>
-            <w:r>
-              <w:rPr>
-                <w:color w:val="555555"/>
-                <w:sz w:val="19"/>
-                <w:szCs w:val="19"/>
-              </w:rPr>
-              <w:t xml:space="preserve">), </w:t>
-            </w:r>
-            <w:proofErr w:type="spellStart"/>
-            <w:r>
-              <w:rPr>
-                <w:color w:val="555555"/>
-                <w:sz w:val="19"/>
-                <w:szCs w:val="19"/>
-              </w:rPr>
-              <w:t>validate_</w:t>
-            </w:r>
-            <w:proofErr w:type="gramStart"/>
-            <w:r>
-              <w:rPr>
-                <w:color w:val="555555"/>
-                <w:sz w:val="19"/>
-                <w:szCs w:val="19"/>
-              </w:rPr>
-              <w:t>response</w:t>
-            </w:r>
-            <w:proofErr w:type="spellEnd"/>
-            <w:r>
-              <w:rPr>
-                <w:color w:val="555555"/>
-                <w:sz w:val="19"/>
-                <w:szCs w:val="19"/>
-              </w:rPr>
-              <w:t>(</w:t>
-            </w:r>
-            <w:proofErr w:type="gramEnd"/>
-            <w:r>
-              <w:rPr>
-                <w:color w:val="555555"/>
-                <w:sz w:val="19"/>
-                <w:szCs w:val="19"/>
-              </w:rPr>
-              <w:t xml:space="preserve">), </w:t>
-            </w:r>
-            <w:proofErr w:type="spellStart"/>
-            <w:r>
-              <w:rPr>
-                <w:color w:val="555555"/>
-                <w:sz w:val="19"/>
-                <w:szCs w:val="19"/>
-              </w:rPr>
-              <w:t>save_</w:t>
-            </w:r>
-            <w:proofErr w:type="gramStart"/>
-            <w:r>
-              <w:rPr>
-                <w:color w:val="555555"/>
-                <w:sz w:val="19"/>
-                <w:szCs w:val="19"/>
-              </w:rPr>
-              <w:t>raw</w:t>
-            </w:r>
-            <w:proofErr w:type="spellEnd"/>
-            <w:r>
-              <w:rPr>
-                <w:color w:val="555555"/>
-                <w:sz w:val="19"/>
-                <w:szCs w:val="19"/>
-              </w:rPr>
-              <w:t>(</w:t>
-            </w:r>
-            <w:proofErr w:type="gramEnd"/>
-            <w:r>
-              <w:rPr>
-                <w:color w:val="555555"/>
-                <w:sz w:val="19"/>
-                <w:szCs w:val="19"/>
-              </w:rPr>
-              <w:t>) methods</w:t>
+              <w:t>Design BaseExtractor abstract class in etl/extractor.py with extract(), validate_response(), save_raw() methods</w:t>
             </w:r>
           </w:p>
           <w:p>
@@ -8000,25 +7733,7 @@
                 <w:sz w:val="19"/>
                 <w:szCs w:val="19"/>
               </w:rPr>
-              <w:t>Write config/</w:t>
-            </w:r>
-            <w:proofErr w:type="spellStart"/>
-            <w:r>
-              <w:rPr>
-                <w:color w:val="555555"/>
-                <w:sz w:val="19"/>
-                <w:szCs w:val="19"/>
-              </w:rPr>
-              <w:t>schema_spec.yaml</w:t>
-            </w:r>
-            <w:proofErr w:type="spellEnd"/>
-            <w:r>
-              <w:rPr>
-                <w:color w:val="555555"/>
-                <w:sz w:val="19"/>
-                <w:szCs w:val="19"/>
-              </w:rPr>
-              <w:t xml:space="preserve"> listing expected columns and types</w:t>
+              <w:t>Write config/schema_spec.yaml listing expected columns and types</w:t>
             </w:r>
           </w:p>
           <w:p>
@@ -8100,6 +7815,7 @@
                 <w:sz w:val="22"/>
                 <w:szCs w:val="22"/>
               </w:rPr>
+              <w:lastRenderedPageBreak/>
               <w:t>Day 6–7</w:t>
             </w:r>
           </w:p>
@@ -8199,7 +7915,6 @@
             <w:pPr>
               <w:spacing w:after="40"/>
             </w:pPr>
-            <w:proofErr w:type="spellStart"/>
             <w:r>
               <w:rPr>
                 <w:b/>
@@ -8208,18 +7923,7 @@
                 <w:sz w:val="21"/>
                 <w:szCs w:val="21"/>
               </w:rPr>
-              <w:t>FakeStoreAPI</w:t>
-            </w:r>
-            <w:proofErr w:type="spellEnd"/>
-            <w:r>
-              <w:rPr>
-                <w:b/>
-                <w:bCs/>
-                <w:color w:val="404040"/>
-                <w:sz w:val="21"/>
-                <w:szCs w:val="21"/>
-              </w:rPr>
-              <w:t xml:space="preserve"> Extractor Implementation</w:t>
+              <w:t>FakeStoreAPI Extractor Implementation</w:t>
             </w:r>
           </w:p>
           <w:p>
@@ -8243,45 +7947,7 @@
                 <w:sz w:val="19"/>
                 <w:szCs w:val="19"/>
               </w:rPr>
-              <w:t xml:space="preserve">Implement </w:t>
-            </w:r>
-            <w:proofErr w:type="spellStart"/>
-            <w:proofErr w:type="gramStart"/>
-            <w:r>
-              <w:rPr>
-                <w:color w:val="555555"/>
-                <w:sz w:val="19"/>
-                <w:szCs w:val="19"/>
-              </w:rPr>
-              <w:t>FakeStoreExtractor</w:t>
-            </w:r>
-            <w:proofErr w:type="spellEnd"/>
-            <w:r>
-              <w:rPr>
-                <w:color w:val="555555"/>
-                <w:sz w:val="19"/>
-                <w:szCs w:val="19"/>
-              </w:rPr>
-              <w:t>(</w:t>
-            </w:r>
-            <w:proofErr w:type="spellStart"/>
-            <w:proofErr w:type="gramEnd"/>
-            <w:r>
-              <w:rPr>
-                <w:color w:val="555555"/>
-                <w:sz w:val="19"/>
-                <w:szCs w:val="19"/>
-              </w:rPr>
-              <w:t>BaseExtractor</w:t>
-            </w:r>
-            <w:proofErr w:type="spellEnd"/>
-            <w:r>
-              <w:rPr>
-                <w:color w:val="555555"/>
-                <w:sz w:val="19"/>
-                <w:szCs w:val="19"/>
-              </w:rPr>
-              <w:t>) in etl/extractor.py</w:t>
+              <w:t>Implement FakeStoreExtractor(BaseExtractor) in etl/extractor.py</w:t>
             </w:r>
           </w:p>
           <w:p>
@@ -8329,56 +7995,8 @@
                 <w:sz w:val="19"/>
                 <w:szCs w:val="19"/>
               </w:rPr>
-              <w:t xml:space="preserve">Add </w:t>
-            </w:r>
-            <w:proofErr w:type="spellStart"/>
-            <w:proofErr w:type="gramStart"/>
-            <w:r>
-              <w:rPr>
-                <w:color w:val="555555"/>
-                <w:sz w:val="19"/>
-                <w:szCs w:val="19"/>
-              </w:rPr>
-              <w:t>requests.Session</w:t>
-            </w:r>
-            <w:proofErr w:type="spellEnd"/>
-            <w:proofErr w:type="gramEnd"/>
-            <w:r>
-              <w:rPr>
-                <w:color w:val="555555"/>
-                <w:sz w:val="19"/>
-                <w:szCs w:val="19"/>
-              </w:rPr>
-              <w:t>() with timeout=30, headers</w:t>
-            </w:r>
-            <w:proofErr w:type="gramStart"/>
-            <w:r>
-              <w:rPr>
-                <w:color w:val="555555"/>
-                <w:sz w:val="19"/>
-                <w:szCs w:val="19"/>
-              </w:rPr>
-              <w:t>={</w:t>
-            </w:r>
-            <w:proofErr w:type="gramEnd"/>
-            <w:r>
-              <w:rPr>
-                <w:color w:val="555555"/>
-                <w:sz w:val="19"/>
-                <w:szCs w:val="19"/>
-              </w:rPr>
-              <w:t>'User-Agent': '</w:t>
-            </w:r>
-            <w:proofErr w:type="gramStart"/>
-            <w:r>
-              <w:rPr>
-                <w:color w:val="555555"/>
-                <w:sz w:val="19"/>
-                <w:szCs w:val="19"/>
-              </w:rPr>
-              <w:t>...'}</w:t>
-            </w:r>
-            <w:proofErr w:type="gramEnd"/>
+              <w:t>Add requests.Session() with timeout=30, headers={'User-Agent': '...'}</w:t>
+            </w:r>
           </w:p>
           <w:p>
             <w:pPr>
@@ -8401,25 +8019,7 @@
                 <w:sz w:val="19"/>
                 <w:szCs w:val="19"/>
               </w:rPr>
-              <w:t xml:space="preserve">Add </w:t>
-            </w:r>
-            <w:proofErr w:type="spellStart"/>
-            <w:r>
-              <w:rPr>
-                <w:color w:val="555555"/>
-                <w:sz w:val="19"/>
-                <w:szCs w:val="19"/>
-              </w:rPr>
-              <w:t>extraction_timestamp</w:t>
-            </w:r>
-            <w:proofErr w:type="spellEnd"/>
-            <w:r>
-              <w:rPr>
-                <w:color w:val="555555"/>
-                <w:sz w:val="19"/>
-                <w:szCs w:val="19"/>
-              </w:rPr>
-              <w:t xml:space="preserve"> and source fields to every row during extraction</w:t>
+              <w:t>Add extraction_timestamp and source fields to every row during extraction</w:t>
             </w:r>
           </w:p>
           <w:p>
@@ -8443,71 +8043,7 @@
                 <w:sz w:val="19"/>
                 <w:szCs w:val="19"/>
               </w:rPr>
-              <w:t>Save raw data to staging/{</w:t>
-            </w:r>
-            <w:proofErr w:type="spellStart"/>
-            <w:r>
-              <w:rPr>
-                <w:color w:val="555555"/>
-                <w:sz w:val="19"/>
-                <w:szCs w:val="19"/>
-              </w:rPr>
-              <w:t>execution_date</w:t>
-            </w:r>
-            <w:proofErr w:type="spellEnd"/>
-            <w:r>
-              <w:rPr>
-                <w:color w:val="555555"/>
-                <w:sz w:val="19"/>
-                <w:szCs w:val="19"/>
-              </w:rPr>
-              <w:t>}/</w:t>
-            </w:r>
-            <w:proofErr w:type="spellStart"/>
-            <w:r>
-              <w:rPr>
-                <w:color w:val="555555"/>
-                <w:sz w:val="19"/>
-                <w:szCs w:val="19"/>
-              </w:rPr>
-              <w:t>raw_</w:t>
-            </w:r>
-            <w:proofErr w:type="gramStart"/>
-            <w:r>
-              <w:rPr>
-                <w:color w:val="555555"/>
-                <w:sz w:val="19"/>
-                <w:szCs w:val="19"/>
-              </w:rPr>
-              <w:t>products.json</w:t>
-            </w:r>
-            <w:proofErr w:type="spellEnd"/>
-            <w:proofErr w:type="gramEnd"/>
-            <w:r>
-              <w:rPr>
-                <w:color w:val="555555"/>
-                <w:sz w:val="19"/>
-                <w:szCs w:val="19"/>
-              </w:rPr>
-              <w:t xml:space="preserve"> atomically (write to .</w:t>
-            </w:r>
-            <w:proofErr w:type="spellStart"/>
-            <w:r>
-              <w:rPr>
-                <w:color w:val="555555"/>
-                <w:sz w:val="19"/>
-                <w:szCs w:val="19"/>
-              </w:rPr>
-              <w:t>tmp</w:t>
-            </w:r>
-            <w:proofErr w:type="spellEnd"/>
-            <w:r>
-              <w:rPr>
-                <w:color w:val="555555"/>
-                <w:sz w:val="19"/>
-                <w:szCs w:val="19"/>
-              </w:rPr>
-              <w:t xml:space="preserve"> then rename)</w:t>
+              <w:t>Save raw data to staging/{execution_date}/raw_products.json atomically (write to .tmp then rename)</w:t>
             </w:r>
           </w:p>
           <w:p>
@@ -8623,61 +8159,7 @@
                 <w:sz w:val="19"/>
                 <w:szCs w:val="19"/>
               </w:rPr>
-              <w:t xml:space="preserve">Write utils/retry.py </w:t>
-            </w:r>
-            <w:proofErr w:type="gramStart"/>
-            <w:r>
-              <w:rPr>
-                <w:color w:val="555555"/>
-                <w:sz w:val="19"/>
-                <w:szCs w:val="19"/>
-              </w:rPr>
-              <w:t>with @</w:t>
-            </w:r>
-            <w:proofErr w:type="gramEnd"/>
-            <w:r>
-              <w:rPr>
-                <w:color w:val="555555"/>
-                <w:sz w:val="19"/>
-                <w:szCs w:val="19"/>
-              </w:rPr>
-              <w:t>retry_with_</w:t>
-            </w:r>
-            <w:proofErr w:type="gramStart"/>
-            <w:r>
-              <w:rPr>
-                <w:color w:val="555555"/>
-                <w:sz w:val="19"/>
-                <w:szCs w:val="19"/>
-              </w:rPr>
-              <w:t>backoff(</w:t>
-            </w:r>
-            <w:proofErr w:type="gramEnd"/>
-            <w:r>
-              <w:rPr>
-                <w:color w:val="555555"/>
-                <w:sz w:val="19"/>
-                <w:szCs w:val="19"/>
-              </w:rPr>
-              <w:t xml:space="preserve">max_retries=3, </w:t>
-            </w:r>
-            <w:proofErr w:type="spellStart"/>
-            <w:r>
-              <w:rPr>
-                <w:color w:val="555555"/>
-                <w:sz w:val="19"/>
-                <w:szCs w:val="19"/>
-              </w:rPr>
-              <w:t>base_delay</w:t>
-            </w:r>
-            <w:proofErr w:type="spellEnd"/>
-            <w:r>
-              <w:rPr>
-                <w:color w:val="555555"/>
-                <w:sz w:val="19"/>
-                <w:szCs w:val="19"/>
-              </w:rPr>
-              <w:t>=30) decorator</w:t>
+              <w:t>Write utils/retry.py with @retry_with_backoff(max_retries=3, base_delay=30) decorator</w:t>
             </w:r>
           </w:p>
           <w:p>
@@ -8701,25 +8183,7 @@
                 <w:sz w:val="19"/>
                 <w:szCs w:val="19"/>
               </w:rPr>
-              <w:t xml:space="preserve">Implement exponential backoff: delay = </w:t>
-            </w:r>
-            <w:proofErr w:type="spellStart"/>
-            <w:r>
-              <w:rPr>
-                <w:color w:val="555555"/>
-                <w:sz w:val="19"/>
-                <w:szCs w:val="19"/>
-              </w:rPr>
-              <w:t>base_delay</w:t>
-            </w:r>
-            <w:proofErr w:type="spellEnd"/>
-            <w:r>
-              <w:rPr>
-                <w:color w:val="555555"/>
-                <w:sz w:val="19"/>
-                <w:szCs w:val="19"/>
-              </w:rPr>
-              <w:t xml:space="preserve"> * (2 ** attempt) with jitter (random 0–5s)</w:t>
+              <w:t>Implement exponential backoff: delay = base_delay * (2 ** attempt) with jitter (random 0–5s)</w:t>
             </w:r>
           </w:p>
           <w:p>
@@ -8743,47 +8207,7 @@
                 <w:sz w:val="19"/>
                 <w:szCs w:val="19"/>
               </w:rPr>
-              <w:t xml:space="preserve">Handle: </w:t>
-            </w:r>
-            <w:proofErr w:type="spellStart"/>
-            <w:proofErr w:type="gramStart"/>
-            <w:r>
-              <w:rPr>
-                <w:color w:val="555555"/>
-                <w:sz w:val="19"/>
-                <w:szCs w:val="19"/>
-              </w:rPr>
-              <w:t>requests.Timeout</w:t>
-            </w:r>
-            <w:proofErr w:type="spellEnd"/>
-            <w:proofErr w:type="gramEnd"/>
-            <w:r>
-              <w:rPr>
-                <w:color w:val="555555"/>
-                <w:sz w:val="19"/>
-                <w:szCs w:val="19"/>
-              </w:rPr>
-              <w:t xml:space="preserve">, </w:t>
-            </w:r>
-            <w:proofErr w:type="spellStart"/>
-            <w:proofErr w:type="gramStart"/>
-            <w:r>
-              <w:rPr>
-                <w:color w:val="555555"/>
-                <w:sz w:val="19"/>
-                <w:szCs w:val="19"/>
-              </w:rPr>
-              <w:t>requests.ConnectionError</w:t>
-            </w:r>
-            <w:proofErr w:type="spellEnd"/>
-            <w:proofErr w:type="gramEnd"/>
-            <w:r>
-              <w:rPr>
-                <w:color w:val="555555"/>
-                <w:sz w:val="19"/>
-                <w:szCs w:val="19"/>
-              </w:rPr>
-              <w:t>, HTTP 429, HTTP 5xx separately</w:t>
+              <w:t>Handle: requests.Timeout, requests.ConnectionError, HTTP 429, HTTP 5xx separately</w:t>
             </w:r>
           </w:p>
           <w:p>
@@ -8939,7 +8363,6 @@
                 <w:sz w:val="16"/>
                 <w:szCs w:val="16"/>
               </w:rPr>
-              <w:lastRenderedPageBreak/>
               <w:t>CODE</w:t>
             </w:r>
           </w:p>
@@ -8997,54 +8420,8 @@
                 <w:sz w:val="19"/>
                 <w:szCs w:val="19"/>
               </w:rPr>
-              <w:t xml:space="preserve">If choosing </w:t>
-            </w:r>
-            <w:proofErr w:type="gramStart"/>
-            <w:r>
-              <w:rPr>
-                <w:color w:val="555555"/>
-                <w:sz w:val="19"/>
-                <w:szCs w:val="19"/>
-              </w:rPr>
-              <w:t>scraping:</w:t>
-            </w:r>
-            <w:proofErr w:type="gramEnd"/>
-            <w:r>
-              <w:rPr>
-                <w:color w:val="555555"/>
-                <w:sz w:val="19"/>
-                <w:szCs w:val="19"/>
-              </w:rPr>
-              <w:t xml:space="preserve"> implement </w:t>
-            </w:r>
-            <w:proofErr w:type="spellStart"/>
-            <w:r>
-              <w:rPr>
-                <w:color w:val="555555"/>
-                <w:sz w:val="19"/>
-                <w:szCs w:val="19"/>
-              </w:rPr>
-              <w:t>TikiScraper</w:t>
-            </w:r>
-            <w:proofErr w:type="spellEnd"/>
-            <w:r>
-              <w:rPr>
-                <w:color w:val="555555"/>
-                <w:sz w:val="19"/>
-                <w:szCs w:val="19"/>
-              </w:rPr>
-              <w:t xml:space="preserve"> using requests + </w:t>
-            </w:r>
-            <w:proofErr w:type="spellStart"/>
-            <w:r>
-              <w:rPr>
-                <w:color w:val="555555"/>
-                <w:sz w:val="19"/>
-                <w:szCs w:val="19"/>
-              </w:rPr>
-              <w:t>BeautifulSoup</w:t>
-            </w:r>
-            <w:proofErr w:type="spellEnd"/>
+              <w:t>If choosing scraping: implement TikiScraper using requests + BeautifulSoup</w:t>
+            </w:r>
           </w:p>
           <w:p>
             <w:pPr>
@@ -9115,43 +8492,7 @@
                 <w:sz w:val="19"/>
                 <w:szCs w:val="19"/>
               </w:rPr>
-              <w:t xml:space="preserve">Extract: </w:t>
-            </w:r>
-            <w:proofErr w:type="spellStart"/>
-            <w:r>
-              <w:rPr>
-                <w:color w:val="555555"/>
-                <w:sz w:val="19"/>
-                <w:szCs w:val="19"/>
-              </w:rPr>
-              <w:t>product_id</w:t>
-            </w:r>
-            <w:proofErr w:type="spellEnd"/>
-            <w:r>
-              <w:rPr>
-                <w:color w:val="555555"/>
-                <w:sz w:val="19"/>
-                <w:szCs w:val="19"/>
-              </w:rPr>
-              <w:t xml:space="preserve"> from URL, name, price, rating, </w:t>
-            </w:r>
-            <w:proofErr w:type="spellStart"/>
-            <w:r>
-              <w:rPr>
-                <w:color w:val="555555"/>
-                <w:sz w:val="19"/>
-                <w:szCs w:val="19"/>
-              </w:rPr>
-              <w:t>review_count</w:t>
-            </w:r>
-            <w:proofErr w:type="spellEnd"/>
-            <w:r>
-              <w:rPr>
-                <w:color w:val="555555"/>
-                <w:sz w:val="19"/>
-                <w:szCs w:val="19"/>
-              </w:rPr>
-              <w:t>, category from HTML</w:t>
+              <w:t>Extract: product_id from URL, name, price, rating, review_count, category from HTML</w:t>
             </w:r>
           </w:p>
           <w:p>
@@ -9199,35 +8540,7 @@
                 <w:sz w:val="19"/>
                 <w:szCs w:val="19"/>
               </w:rPr>
-              <w:t>Save to staging/{date}/</w:t>
-            </w:r>
-            <w:proofErr w:type="spellStart"/>
-            <w:r>
-              <w:rPr>
-                <w:color w:val="555555"/>
-                <w:sz w:val="19"/>
-                <w:szCs w:val="19"/>
-              </w:rPr>
-              <w:t>raw_tiki_</w:t>
-            </w:r>
-            <w:proofErr w:type="gramStart"/>
-            <w:r>
-              <w:rPr>
-                <w:color w:val="555555"/>
-                <w:sz w:val="19"/>
-                <w:szCs w:val="19"/>
-              </w:rPr>
-              <w:t>products.json</w:t>
-            </w:r>
-            <w:proofErr w:type="spellEnd"/>
-            <w:proofErr w:type="gramEnd"/>
-            <w:r>
-              <w:rPr>
-                <w:color w:val="555555"/>
-                <w:sz w:val="19"/>
-                <w:szCs w:val="19"/>
-              </w:rPr>
-              <w:t xml:space="preserve"> alongside API data</w:t>
+              <w:t>Save to staging/{date}/raw_tiki_products.json alongside API data</w:t>
             </w:r>
           </w:p>
         </w:tc>
@@ -9416,20 +8729,8 @@
                 <w:sz w:val="19"/>
                 <w:szCs w:val="19"/>
               </w:rPr>
-              <w:t xml:space="preserve">Write tests/test_extractor.py: mock HTTP responses with responses library or </w:t>
-            </w:r>
-            <w:proofErr w:type="spellStart"/>
-            <w:proofErr w:type="gramStart"/>
-            <w:r>
-              <w:rPr>
-                <w:color w:val="555555"/>
-                <w:sz w:val="19"/>
-                <w:szCs w:val="19"/>
-              </w:rPr>
-              <w:t>unittest.mock</w:t>
-            </w:r>
-            <w:proofErr w:type="spellEnd"/>
-            <w:proofErr w:type="gramEnd"/>
+              <w:t>Write tests/test_extractor.py: mock HTTP responses with responses library or unittest.mock</w:t>
+            </w:r>
           </w:p>
           <w:p>
             <w:pPr>
@@ -9476,25 +8777,7 @@
                 <w:sz w:val="19"/>
                 <w:szCs w:val="19"/>
               </w:rPr>
-              <w:t xml:space="preserve">Run </w:t>
-            </w:r>
-            <w:proofErr w:type="spellStart"/>
-            <w:r>
-              <w:rPr>
-                <w:color w:val="555555"/>
-                <w:sz w:val="19"/>
-                <w:szCs w:val="19"/>
-              </w:rPr>
-              <w:t>pytest</w:t>
-            </w:r>
-            <w:proofErr w:type="spellEnd"/>
-            <w:r>
-              <w:rPr>
-                <w:color w:val="555555"/>
-                <w:sz w:val="19"/>
-                <w:szCs w:val="19"/>
-              </w:rPr>
-              <w:t xml:space="preserve"> tests/test_extractor.py -v — ensure 0 failures</w:t>
+              <w:t>Run pytest tests/test_extractor.py -v — ensure 0 failures</w:t>
             </w:r>
           </w:p>
           <w:p>
@@ -9741,25 +9024,7 @@
                 <w:sz w:val="19"/>
                 <w:szCs w:val="19"/>
               </w:rPr>
-              <w:t xml:space="preserve">docker compose up brings Airflow UI, PostgreSQL, and </w:t>
-            </w:r>
-            <w:proofErr w:type="spellStart"/>
-            <w:r>
-              <w:rPr>
-                <w:color w:val="404040"/>
-                <w:sz w:val="19"/>
-                <w:szCs w:val="19"/>
-              </w:rPr>
-              <w:t>Metabase</w:t>
-            </w:r>
-            <w:proofErr w:type="spellEnd"/>
-            <w:r>
-              <w:rPr>
-                <w:color w:val="404040"/>
-                <w:sz w:val="19"/>
-                <w:szCs w:val="19"/>
-              </w:rPr>
-              <w:t xml:space="preserve"> online without errors</w:t>
+              <w:t>docker compose up brings Airflow UI, PostgreSQL, and Metabase online without errors</w:t>
             </w:r>
           </w:p>
         </w:tc>
@@ -9858,25 +9123,7 @@
                 <w:sz w:val="19"/>
                 <w:szCs w:val="19"/>
               </w:rPr>
-              <w:t xml:space="preserve">All 3 PostgreSQL tables created with correct schema and constraints (verified with \dt + \d </w:t>
-            </w:r>
-            <w:proofErr w:type="spellStart"/>
-            <w:r>
-              <w:rPr>
-                <w:color w:val="404040"/>
-                <w:sz w:val="19"/>
-                <w:szCs w:val="19"/>
-              </w:rPr>
-              <w:t>table_name</w:t>
-            </w:r>
-            <w:proofErr w:type="spellEnd"/>
-            <w:r>
-              <w:rPr>
-                <w:color w:val="404040"/>
-                <w:sz w:val="19"/>
-                <w:szCs w:val="19"/>
-              </w:rPr>
-              <w:t>)</w:t>
+              <w:t>All 3 PostgreSQL tables created with correct schema and constraints (verified with \dt + \d table_name)</w:t>
             </w:r>
           </w:p>
         </w:tc>
@@ -9981,25 +9228,7 @@
                 <w:sz w:val="19"/>
                 <w:szCs w:val="19"/>
               </w:rPr>
-              <w:t xml:space="preserve">Airflow Connection </w:t>
-            </w:r>
-            <w:proofErr w:type="spellStart"/>
-            <w:r>
-              <w:rPr>
-                <w:color w:val="404040"/>
-                <w:sz w:val="19"/>
-                <w:szCs w:val="19"/>
-              </w:rPr>
-              <w:t>postgres_ecommerce</w:t>
-            </w:r>
-            <w:proofErr w:type="spellEnd"/>
-            <w:r>
-              <w:rPr>
-                <w:color w:val="404040"/>
-                <w:sz w:val="19"/>
-                <w:szCs w:val="19"/>
-              </w:rPr>
-              <w:t xml:space="preserve"> and all Variables are configured</w:t>
+              <w:t>Airflow Connection postgres_ecommerce and all Variables are configured</w:t>
             </w:r>
           </w:p>
         </w:tc>
@@ -10076,6 +9305,7 @@
                 <w:sz w:val="18"/>
                 <w:szCs w:val="18"/>
               </w:rPr>
+              <w:lastRenderedPageBreak/>
               <w:t>4</w:t>
             </w:r>
           </w:p>
@@ -10648,21 +9878,7 @@
               <w:rPr>
                 <w:color w:val="FFFFFF"/>
               </w:rPr>
-              <w:t xml:space="preserve">SPRINT </w:t>
-            </w:r>
-            <w:proofErr w:type="gramStart"/>
-            <w:r>
-              <w:rPr>
-                <w:color w:val="FFFFFF"/>
-              </w:rPr>
-              <w:t>2  —</w:t>
-            </w:r>
-            <w:proofErr w:type="gramEnd"/>
-            <w:r>
-              <w:rPr>
-                <w:color w:val="FFFFFF"/>
-              </w:rPr>
-              <w:t xml:space="preserve">  TRANSFORMATION &amp; LOADING</w:t>
+              <w:t>SPRINT 2  —  TRANSFORMATION &amp; LOADING</w:t>
             </w:r>
           </w:p>
           <w:p>
@@ -10811,16 +10027,8 @@
               <w:rPr>
                 <w:color w:val="404040"/>
               </w:rPr>
-              <w:t xml:space="preserve">Take raw JSON from staging and produce a clean, validated Pandas </w:t>
-            </w:r>
-            <w:proofErr w:type="spellStart"/>
-            <w:r>
-              <w:rPr>
-                <w:color w:val="404040"/>
-              </w:rPr>
-              <w:t>DataFrame</w:t>
-            </w:r>
-            <w:proofErr w:type="spellEnd"/>
+              <w:t>Take raw JSON from staging and produce a clean, validated Pandas DataFrame</w:t>
+            </w:r>
           </w:p>
           <w:p>
             <w:pPr>
@@ -10863,21 +10071,7 @@
               <w:rPr>
                 <w:color w:val="404040"/>
               </w:rPr>
-              <w:t xml:space="preserve">Every rejected row is recorded in </w:t>
-            </w:r>
-            <w:proofErr w:type="spellStart"/>
-            <w:r>
-              <w:rPr>
-                <w:color w:val="404040"/>
-              </w:rPr>
-              <w:t>rejected_records</w:t>
-            </w:r>
-            <w:proofErr w:type="spellEnd"/>
-            <w:r>
-              <w:rPr>
-                <w:color w:val="404040"/>
-              </w:rPr>
-              <w:t xml:space="preserve"> with a reason</w:t>
+              <w:t>Every rejected row is recorded in rejected_records with a reason</w:t>
             </w:r>
           </w:p>
           <w:p>
@@ -10899,21 +10093,7 @@
               <w:rPr>
                 <w:color w:val="404040"/>
               </w:rPr>
-              <w:t xml:space="preserve">Every pipeline run is logged in </w:t>
-            </w:r>
-            <w:proofErr w:type="spellStart"/>
-            <w:r>
-              <w:rPr>
-                <w:color w:val="404040"/>
-              </w:rPr>
-              <w:t>pipeline_runs</w:t>
-            </w:r>
-            <w:proofErr w:type="spellEnd"/>
-            <w:r>
-              <w:rPr>
-                <w:color w:val="404040"/>
-              </w:rPr>
-              <w:t xml:space="preserve"> with row counts and status</w:t>
+              <w:t>Every pipeline run is logged in pipeline_runs with row counts and status</w:t>
             </w:r>
           </w:p>
         </w:tc>
@@ -11117,36 +10297,8 @@
                 <w:sz w:val="19"/>
                 <w:szCs w:val="19"/>
               </w:rPr>
-              <w:t xml:space="preserve">Create etl/transformer.py with class </w:t>
-            </w:r>
-            <w:proofErr w:type="spellStart"/>
-            <w:r>
-              <w:rPr>
-                <w:color w:val="555555"/>
-                <w:sz w:val="19"/>
-                <w:szCs w:val="19"/>
-              </w:rPr>
-              <w:t>DataTransformer</w:t>
-            </w:r>
-            <w:proofErr w:type="spellEnd"/>
-            <w:r>
-              <w:rPr>
-                <w:color w:val="555555"/>
-                <w:sz w:val="19"/>
-                <w:szCs w:val="19"/>
-              </w:rPr>
-              <w:t xml:space="preserve"> accepting raw </w:t>
-            </w:r>
-            <w:proofErr w:type="spellStart"/>
-            <w:r>
-              <w:rPr>
-                <w:color w:val="555555"/>
-                <w:sz w:val="19"/>
-                <w:szCs w:val="19"/>
-              </w:rPr>
-              <w:t>DataFrame</w:t>
-            </w:r>
-            <w:proofErr w:type="spellEnd"/>
+              <w:t>Create etl/transformer.py with class DataTransformer accepting raw DataFrame</w:t>
+            </w:r>
           </w:p>
           <w:p>
             <w:pPr>
@@ -11169,61 +10321,7 @@
                 <w:sz w:val="19"/>
                 <w:szCs w:val="19"/>
               </w:rPr>
-              <w:t xml:space="preserve">Implement step 1: </w:t>
-            </w:r>
-            <w:proofErr w:type="spellStart"/>
-            <w:r>
-              <w:rPr>
-                <w:color w:val="555555"/>
-                <w:sz w:val="19"/>
-                <w:szCs w:val="19"/>
-              </w:rPr>
-              <w:t>drop_invalid_</w:t>
-            </w:r>
-            <w:proofErr w:type="gramStart"/>
-            <w:r>
-              <w:rPr>
-                <w:color w:val="555555"/>
-                <w:sz w:val="19"/>
-                <w:szCs w:val="19"/>
-              </w:rPr>
-              <w:t>rows</w:t>
-            </w:r>
-            <w:proofErr w:type="spellEnd"/>
-            <w:r>
-              <w:rPr>
-                <w:color w:val="555555"/>
-                <w:sz w:val="19"/>
-                <w:szCs w:val="19"/>
-              </w:rPr>
-              <w:t>(</w:t>
-            </w:r>
-            <w:proofErr w:type="gramEnd"/>
-            <w:r>
-              <w:rPr>
-                <w:color w:val="555555"/>
-                <w:sz w:val="19"/>
-                <w:szCs w:val="19"/>
-              </w:rPr>
-              <w:t xml:space="preserve">) — remove rows where </w:t>
-            </w:r>
-            <w:proofErr w:type="spellStart"/>
-            <w:r>
-              <w:rPr>
-                <w:color w:val="555555"/>
-                <w:sz w:val="19"/>
-                <w:szCs w:val="19"/>
-              </w:rPr>
-              <w:t>product_id</w:t>
-            </w:r>
-            <w:proofErr w:type="spellEnd"/>
-            <w:r>
-              <w:rPr>
-                <w:color w:val="555555"/>
-                <w:sz w:val="19"/>
-                <w:szCs w:val="19"/>
-              </w:rPr>
-              <w:t xml:space="preserve"> or price is NULL/empty</w:t>
+              <w:t>Implement step 1: drop_invalid_rows() — remove rows where product_id or price is NULL/empty</w:t>
             </w:r>
           </w:p>
           <w:p>
@@ -11247,43 +10345,7 @@
                 <w:sz w:val="19"/>
                 <w:szCs w:val="19"/>
               </w:rPr>
-              <w:t xml:space="preserve">Implement step 2: </w:t>
-            </w:r>
-            <w:proofErr w:type="spellStart"/>
-            <w:r>
-              <w:rPr>
-                <w:color w:val="555555"/>
-                <w:sz w:val="19"/>
-                <w:szCs w:val="19"/>
-              </w:rPr>
-              <w:t>normalize_</w:t>
-            </w:r>
-            <w:proofErr w:type="gramStart"/>
-            <w:r>
-              <w:rPr>
-                <w:color w:val="555555"/>
-                <w:sz w:val="19"/>
-                <w:szCs w:val="19"/>
-              </w:rPr>
-              <w:t>price</w:t>
-            </w:r>
-            <w:proofErr w:type="spellEnd"/>
-            <w:r>
-              <w:rPr>
-                <w:color w:val="555555"/>
-                <w:sz w:val="19"/>
-                <w:szCs w:val="19"/>
-              </w:rPr>
-              <w:t>(</w:t>
-            </w:r>
-            <w:proofErr w:type="gramEnd"/>
-            <w:r>
-              <w:rPr>
-                <w:color w:val="555555"/>
-                <w:sz w:val="19"/>
-                <w:szCs w:val="19"/>
-              </w:rPr>
-              <w:t>) — cast to float, round 2dp, reject rows with price &lt;= 0</w:t>
+              <w:t>Implement step 2: normalize_price() — cast to float, round 2dp, reject rows with price &lt;= 0</w:t>
             </w:r>
           </w:p>
           <w:p>
@@ -11307,43 +10369,7 @@
                 <w:sz w:val="19"/>
                 <w:szCs w:val="19"/>
               </w:rPr>
-              <w:t xml:space="preserve">Implement step 3: </w:t>
-            </w:r>
-            <w:proofErr w:type="spellStart"/>
-            <w:r>
-              <w:rPr>
-                <w:color w:val="555555"/>
-                <w:sz w:val="19"/>
-                <w:szCs w:val="19"/>
-              </w:rPr>
-              <w:t>normalize_</w:t>
-            </w:r>
-            <w:proofErr w:type="gramStart"/>
-            <w:r>
-              <w:rPr>
-                <w:color w:val="555555"/>
-                <w:sz w:val="19"/>
-                <w:szCs w:val="19"/>
-              </w:rPr>
-              <w:t>category</w:t>
-            </w:r>
-            <w:proofErr w:type="spellEnd"/>
-            <w:r>
-              <w:rPr>
-                <w:color w:val="555555"/>
-                <w:sz w:val="19"/>
-                <w:szCs w:val="19"/>
-              </w:rPr>
-              <w:t>(</w:t>
-            </w:r>
-            <w:proofErr w:type="gramEnd"/>
-            <w:r>
-              <w:rPr>
-                <w:color w:val="555555"/>
-                <w:sz w:val="19"/>
-                <w:szCs w:val="19"/>
-              </w:rPr>
-              <w:t>) — lowercase, replace spaces with _, strip special chars</w:t>
+              <w:t>Implement step 3: normalize_category() — lowercase, replace spaces with _, strip special chars</w:t>
             </w:r>
           </w:p>
           <w:p>
@@ -11367,43 +10393,7 @@
                 <w:sz w:val="19"/>
                 <w:szCs w:val="19"/>
               </w:rPr>
-              <w:t xml:space="preserve">Implement step 4: </w:t>
-            </w:r>
-            <w:proofErr w:type="spellStart"/>
-            <w:r>
-              <w:rPr>
-                <w:color w:val="555555"/>
-                <w:sz w:val="19"/>
-                <w:szCs w:val="19"/>
-              </w:rPr>
-              <w:t>validate_</w:t>
-            </w:r>
-            <w:proofErr w:type="gramStart"/>
-            <w:r>
-              <w:rPr>
-                <w:color w:val="555555"/>
-                <w:sz w:val="19"/>
-                <w:szCs w:val="19"/>
-              </w:rPr>
-              <w:t>rating</w:t>
-            </w:r>
-            <w:proofErr w:type="spellEnd"/>
-            <w:r>
-              <w:rPr>
-                <w:color w:val="555555"/>
-                <w:sz w:val="19"/>
-                <w:szCs w:val="19"/>
-              </w:rPr>
-              <w:t>(</w:t>
-            </w:r>
-            <w:proofErr w:type="gramEnd"/>
-            <w:r>
-              <w:rPr>
-                <w:color w:val="555555"/>
-                <w:sz w:val="19"/>
-                <w:szCs w:val="19"/>
-              </w:rPr>
-              <w:t>) — clip to [0.0, 5.0], log rows that were clipped</w:t>
+              <w:t>Implement step 4: validate_rating() — clip to [0.0, 5.0], log rows that were clipped</w:t>
             </w:r>
           </w:p>
           <w:p>
@@ -11427,79 +10417,7 @@
                 <w:sz w:val="19"/>
                 <w:szCs w:val="19"/>
               </w:rPr>
-              <w:t xml:space="preserve">Implement step 5: </w:t>
-            </w:r>
-            <w:proofErr w:type="spellStart"/>
-            <w:r>
-              <w:rPr>
-                <w:color w:val="555555"/>
-                <w:sz w:val="19"/>
-                <w:szCs w:val="19"/>
-              </w:rPr>
-              <w:t>fill_</w:t>
-            </w:r>
-            <w:proofErr w:type="gramStart"/>
-            <w:r>
-              <w:rPr>
-                <w:color w:val="555555"/>
-                <w:sz w:val="19"/>
-                <w:szCs w:val="19"/>
-              </w:rPr>
-              <w:t>defaults</w:t>
-            </w:r>
-            <w:proofErr w:type="spellEnd"/>
-            <w:r>
-              <w:rPr>
-                <w:color w:val="555555"/>
-                <w:sz w:val="19"/>
-                <w:szCs w:val="19"/>
-              </w:rPr>
-              <w:t>(</w:t>
-            </w:r>
-            <w:proofErr w:type="gramEnd"/>
-            <w:r>
-              <w:rPr>
-                <w:color w:val="555555"/>
-                <w:sz w:val="19"/>
-                <w:szCs w:val="19"/>
-              </w:rPr>
-              <w:t xml:space="preserve">) — </w:t>
-            </w:r>
-            <w:proofErr w:type="spellStart"/>
-            <w:r>
-              <w:rPr>
-                <w:color w:val="555555"/>
-                <w:sz w:val="19"/>
-                <w:szCs w:val="19"/>
-              </w:rPr>
-              <w:t>review_count</w:t>
-            </w:r>
-            <w:proofErr w:type="spellEnd"/>
-            <w:r>
-              <w:rPr>
-                <w:color w:val="555555"/>
-                <w:sz w:val="19"/>
-                <w:szCs w:val="19"/>
-              </w:rPr>
-              <w:t xml:space="preserve">=0, </w:t>
-            </w:r>
-            <w:proofErr w:type="spellStart"/>
-            <w:r>
-              <w:rPr>
-                <w:color w:val="555555"/>
-                <w:sz w:val="19"/>
-                <w:szCs w:val="19"/>
-              </w:rPr>
-              <w:t>stock_status</w:t>
-            </w:r>
-            <w:proofErr w:type="spellEnd"/>
-            <w:r>
-              <w:rPr>
-                <w:color w:val="555555"/>
-                <w:sz w:val="19"/>
-                <w:szCs w:val="19"/>
-              </w:rPr>
-              <w:t>='unknown' for missing</w:t>
+              <w:t>Implement step 5: fill_defaults() — review_count=0, stock_status='unknown' for missing</w:t>
             </w:r>
           </w:p>
           <w:p>
@@ -11523,25 +10441,7 @@
                 <w:sz w:val="19"/>
                 <w:szCs w:val="19"/>
               </w:rPr>
-              <w:t xml:space="preserve">Add </w:t>
-            </w:r>
-            <w:proofErr w:type="spellStart"/>
-            <w:r>
-              <w:rPr>
-                <w:color w:val="555555"/>
-                <w:sz w:val="19"/>
-                <w:szCs w:val="19"/>
-              </w:rPr>
-              <w:t>pipeline_run_id</w:t>
-            </w:r>
-            <w:proofErr w:type="spellEnd"/>
-            <w:r>
-              <w:rPr>
-                <w:color w:val="555555"/>
-                <w:sz w:val="19"/>
-                <w:szCs w:val="19"/>
-              </w:rPr>
-              <w:t xml:space="preserve"> UUID column to every row for full traceability</w:t>
+              <w:t>Add pipeline_run_id UUID column to every row for full traceability</w:t>
             </w:r>
           </w:p>
         </w:tc>
@@ -11730,25 +10630,7 @@
                 <w:sz w:val="19"/>
                 <w:szCs w:val="19"/>
               </w:rPr>
-              <w:t xml:space="preserve">Install </w:t>
-            </w:r>
-            <w:proofErr w:type="spellStart"/>
-            <w:r>
-              <w:rPr>
-                <w:color w:val="555555"/>
-                <w:sz w:val="19"/>
-                <w:szCs w:val="19"/>
-              </w:rPr>
-              <w:t>pandera</w:t>
-            </w:r>
-            <w:proofErr w:type="spellEnd"/>
-            <w:r>
-              <w:rPr>
-                <w:color w:val="555555"/>
-                <w:sz w:val="19"/>
-                <w:szCs w:val="19"/>
-              </w:rPr>
-              <w:t>: add to requirements.txt</w:t>
+              <w:t>Install pandera: add to requirements.txt</w:t>
             </w:r>
           </w:p>
           <w:p>
@@ -11772,25 +10654,7 @@
                 <w:sz w:val="19"/>
                 <w:szCs w:val="19"/>
               </w:rPr>
-              <w:t xml:space="preserve">Write config/schema_spec.py defining </w:t>
-            </w:r>
-            <w:proofErr w:type="spellStart"/>
-            <w:r>
-              <w:rPr>
-                <w:color w:val="555555"/>
-                <w:sz w:val="19"/>
-                <w:szCs w:val="19"/>
-              </w:rPr>
-              <w:t>DataFrameSchema</w:t>
-            </w:r>
-            <w:proofErr w:type="spellEnd"/>
-            <w:r>
-              <w:rPr>
-                <w:color w:val="555555"/>
-                <w:sz w:val="19"/>
-                <w:szCs w:val="19"/>
-              </w:rPr>
-              <w:t xml:space="preserve"> with expected column types and checks</w:t>
+              <w:t>Write config/schema_spec.py defining DataFrameSchema with expected column types and checks</w:t>
             </w:r>
           </w:p>
           <w:p>
@@ -11838,25 +10702,7 @@
                 <w:sz w:val="19"/>
                 <w:szCs w:val="19"/>
               </w:rPr>
-              <w:t xml:space="preserve">On schema error: log the schema diff (added/removed columns), raise </w:t>
-            </w:r>
-            <w:proofErr w:type="spellStart"/>
-            <w:r>
-              <w:rPr>
-                <w:color w:val="555555"/>
-                <w:sz w:val="19"/>
-                <w:szCs w:val="19"/>
-              </w:rPr>
-              <w:t>SchemaError</w:t>
-            </w:r>
-            <w:proofErr w:type="spellEnd"/>
-            <w:r>
-              <w:rPr>
-                <w:color w:val="555555"/>
-                <w:sz w:val="19"/>
-                <w:szCs w:val="19"/>
-              </w:rPr>
-              <w:t xml:space="preserve"> to halt pipeline</w:t>
+              <w:t>On schema error: log the schema diff (added/removed columns), raise SchemaError to halt pipeline</w:t>
             </w:r>
           </w:p>
           <w:p>
@@ -11880,18 +10726,8 @@
                 <w:sz w:val="19"/>
                 <w:szCs w:val="19"/>
               </w:rPr>
-              <w:t xml:space="preserve">Write tests/test_transformer.py: test each cleaning step with crafted dirty </w:t>
-            </w:r>
-            <w:proofErr w:type="spellStart"/>
-            <w:r>
-              <w:rPr>
-                <w:color w:val="555555"/>
-                <w:sz w:val="19"/>
-                <w:szCs w:val="19"/>
-              </w:rPr>
-              <w:t>DataFrames</w:t>
-            </w:r>
-            <w:proofErr w:type="spellEnd"/>
+              <w:t>Write tests/test_transformer.py: test each cleaning step with crafted dirty DataFrames</w:t>
+            </w:r>
           </w:p>
         </w:tc>
       </w:tr>
@@ -11982,71 +10818,7 @@
                 <w:sz w:val="19"/>
                 <w:szCs w:val="19"/>
               </w:rPr>
-              <w:t xml:space="preserve">Create utils/rejection_logger.py with </w:t>
-            </w:r>
-            <w:proofErr w:type="spellStart"/>
-            <w:r>
-              <w:rPr>
-                <w:color w:val="555555"/>
-                <w:sz w:val="19"/>
-                <w:szCs w:val="19"/>
-              </w:rPr>
-              <w:t>append_</w:t>
-            </w:r>
-            <w:proofErr w:type="gramStart"/>
-            <w:r>
-              <w:rPr>
-                <w:color w:val="555555"/>
-                <w:sz w:val="19"/>
-                <w:szCs w:val="19"/>
-              </w:rPr>
-              <w:t>rejected</w:t>
-            </w:r>
-            <w:proofErr w:type="spellEnd"/>
-            <w:r>
-              <w:rPr>
-                <w:color w:val="555555"/>
-                <w:sz w:val="19"/>
-                <w:szCs w:val="19"/>
-              </w:rPr>
-              <w:t>(</w:t>
-            </w:r>
-            <w:proofErr w:type="spellStart"/>
-            <w:proofErr w:type="gramEnd"/>
-            <w:r>
-              <w:rPr>
-                <w:color w:val="555555"/>
-                <w:sz w:val="19"/>
-                <w:szCs w:val="19"/>
-              </w:rPr>
-              <w:t>run_id</w:t>
-            </w:r>
-            <w:proofErr w:type="spellEnd"/>
-            <w:r>
-              <w:rPr>
-                <w:color w:val="555555"/>
-                <w:sz w:val="19"/>
-                <w:szCs w:val="19"/>
-              </w:rPr>
-              <w:t xml:space="preserve">, </w:t>
-            </w:r>
-            <w:proofErr w:type="spellStart"/>
-            <w:r>
-              <w:rPr>
-                <w:color w:val="555555"/>
-                <w:sz w:val="19"/>
-                <w:szCs w:val="19"/>
-              </w:rPr>
-              <w:t>raw_row</w:t>
-            </w:r>
-            <w:proofErr w:type="spellEnd"/>
-            <w:r>
-              <w:rPr>
-                <w:color w:val="555555"/>
-                <w:sz w:val="19"/>
-                <w:szCs w:val="19"/>
-              </w:rPr>
-              <w:t>, reason) function</w:t>
+              <w:t>Create utils/rejection_logger.py with append_rejected(run_id, raw_row, reason) function</w:t>
             </w:r>
           </w:p>
           <w:p>
@@ -12094,43 +10866,7 @@
                 <w:sz w:val="19"/>
                 <w:szCs w:val="19"/>
               </w:rPr>
-              <w:t xml:space="preserve">Accumulate into a </w:t>
-            </w:r>
-            <w:proofErr w:type="spellStart"/>
-            <w:r>
-              <w:rPr>
-                <w:color w:val="555555"/>
-                <w:sz w:val="19"/>
-                <w:szCs w:val="19"/>
-              </w:rPr>
-              <w:t>rejected_df</w:t>
-            </w:r>
-            <w:proofErr w:type="spellEnd"/>
-            <w:r>
-              <w:rPr>
-                <w:color w:val="555555"/>
-                <w:sz w:val="19"/>
-                <w:szCs w:val="19"/>
-              </w:rPr>
-              <w:t xml:space="preserve"> and bulk-insert into </w:t>
-            </w:r>
-            <w:proofErr w:type="spellStart"/>
-            <w:r>
-              <w:rPr>
-                <w:color w:val="555555"/>
-                <w:sz w:val="19"/>
-                <w:szCs w:val="19"/>
-              </w:rPr>
-              <w:t>rejected_records</w:t>
-            </w:r>
-            <w:proofErr w:type="spellEnd"/>
-            <w:r>
-              <w:rPr>
-                <w:color w:val="555555"/>
-                <w:sz w:val="19"/>
-                <w:szCs w:val="19"/>
-              </w:rPr>
-              <w:t xml:space="preserve"> table at end of transform</w:t>
+              <w:t>Accumulate into a rejected_df and bulk-insert into rejected_records table at end of transform</w:t>
             </w:r>
           </w:p>
           <w:p>
@@ -12154,25 +10890,7 @@
                 <w:sz w:val="19"/>
                 <w:szCs w:val="19"/>
               </w:rPr>
-              <w:t xml:space="preserve">Log summary: 'Rejected N </w:t>
-            </w:r>
-            <w:proofErr w:type="gramStart"/>
-            <w:r>
-              <w:rPr>
-                <w:color w:val="555555"/>
-                <w:sz w:val="19"/>
-                <w:szCs w:val="19"/>
-              </w:rPr>
-              <w:t>rows: {</w:t>
-            </w:r>
-            <w:proofErr w:type="gramEnd"/>
-            <w:r>
-              <w:rPr>
-                <w:color w:val="555555"/>
-                <w:sz w:val="19"/>
-                <w:szCs w:val="19"/>
-              </w:rPr>
-              <w:t>reason: count} breakdown'</w:t>
+              <w:t>Log summary: 'Rejected N rows: {reason: count} breakdown'</w:t>
             </w:r>
           </w:p>
         </w:tc>
@@ -12361,61 +11079,7 @@
                 <w:sz w:val="19"/>
                 <w:szCs w:val="19"/>
               </w:rPr>
-              <w:t xml:space="preserve">After transformation, calculate </w:t>
-            </w:r>
-            <w:proofErr w:type="spellStart"/>
-            <w:r>
-              <w:rPr>
-                <w:color w:val="555555"/>
-                <w:sz w:val="19"/>
-                <w:szCs w:val="19"/>
-              </w:rPr>
-              <w:t>data_quality_score</w:t>
-            </w:r>
-            <w:proofErr w:type="spellEnd"/>
-            <w:r>
-              <w:rPr>
-                <w:color w:val="555555"/>
-                <w:sz w:val="19"/>
-                <w:szCs w:val="19"/>
-              </w:rPr>
-              <w:t xml:space="preserve"> = </w:t>
-            </w:r>
-            <w:proofErr w:type="spellStart"/>
-            <w:r>
-              <w:rPr>
-                <w:color w:val="555555"/>
-                <w:sz w:val="19"/>
-                <w:szCs w:val="19"/>
-              </w:rPr>
-              <w:t>rows_loaded</w:t>
-            </w:r>
-            <w:proofErr w:type="spellEnd"/>
-            <w:r>
-              <w:rPr>
-                <w:color w:val="555555"/>
-                <w:sz w:val="19"/>
-                <w:szCs w:val="19"/>
-              </w:rPr>
-              <w:t xml:space="preserve"> / </w:t>
-            </w:r>
-            <w:proofErr w:type="spellStart"/>
-            <w:r>
-              <w:rPr>
-                <w:color w:val="555555"/>
-                <w:sz w:val="19"/>
-                <w:szCs w:val="19"/>
-              </w:rPr>
-              <w:t>rows_extracted</w:t>
-            </w:r>
-            <w:proofErr w:type="spellEnd"/>
-            <w:r>
-              <w:rPr>
-                <w:color w:val="555555"/>
-                <w:sz w:val="19"/>
-                <w:szCs w:val="19"/>
-              </w:rPr>
-              <w:t xml:space="preserve"> * 100</w:t>
+              <w:t>After transformation, calculate data_quality_score = rows_loaded / rows_extracted * 100</w:t>
             </w:r>
           </w:p>
           <w:p>
@@ -12439,25 +11103,7 @@
                 <w:sz w:val="19"/>
                 <w:szCs w:val="19"/>
               </w:rPr>
-              <w:t xml:space="preserve">Store score in </w:t>
-            </w:r>
-            <w:proofErr w:type="spellStart"/>
-            <w:r>
-              <w:rPr>
-                <w:color w:val="555555"/>
-                <w:sz w:val="19"/>
-                <w:szCs w:val="19"/>
-              </w:rPr>
-              <w:t>pipeline_runs.data_quality_score</w:t>
-            </w:r>
-            <w:proofErr w:type="spellEnd"/>
-            <w:r>
-              <w:rPr>
-                <w:color w:val="555555"/>
-                <w:sz w:val="19"/>
-                <w:szCs w:val="19"/>
-              </w:rPr>
-              <w:t xml:space="preserve"> (add column to schema)</w:t>
+              <w:t>Store score in pipeline_runs.data_quality_score (add column to schema)</w:t>
             </w:r>
           </w:p>
           <w:p>
@@ -12709,53 +11355,7 @@
                 <w:sz w:val="19"/>
                 <w:szCs w:val="19"/>
               </w:rPr>
-              <w:t xml:space="preserve">Create etl/loader.py with class </w:t>
-            </w:r>
-            <w:proofErr w:type="spellStart"/>
-            <w:proofErr w:type="gramStart"/>
-            <w:r>
-              <w:rPr>
-                <w:color w:val="555555"/>
-                <w:sz w:val="19"/>
-                <w:szCs w:val="19"/>
-              </w:rPr>
-              <w:t>DataLoader</w:t>
-            </w:r>
-            <w:proofErr w:type="spellEnd"/>
-            <w:r>
-              <w:rPr>
-                <w:color w:val="555555"/>
-                <w:sz w:val="19"/>
-                <w:szCs w:val="19"/>
-              </w:rPr>
-              <w:t>(</w:t>
-            </w:r>
-            <w:proofErr w:type="gramEnd"/>
-            <w:r>
-              <w:rPr>
-                <w:color w:val="555555"/>
-                <w:sz w:val="19"/>
-                <w:szCs w:val="19"/>
-              </w:rPr>
-              <w:t xml:space="preserve">engine: </w:t>
-            </w:r>
-            <w:proofErr w:type="spellStart"/>
-            <w:r>
-              <w:rPr>
-                <w:color w:val="555555"/>
-                <w:sz w:val="19"/>
-                <w:szCs w:val="19"/>
-              </w:rPr>
-              <w:t>SQLAlchemy</w:t>
-            </w:r>
-            <w:proofErr w:type="spellEnd"/>
-            <w:r>
-              <w:rPr>
-                <w:color w:val="555555"/>
-                <w:sz w:val="19"/>
-                <w:szCs w:val="19"/>
-              </w:rPr>
-              <w:t xml:space="preserve"> engine)</w:t>
+              <w:t>Create etl/loader.py with class DataLoader(engine: SQLAlchemy engine)</w:t>
             </w:r>
           </w:p>
           <w:p>
@@ -12779,89 +11379,7 @@
                 <w:sz w:val="19"/>
                 <w:szCs w:val="19"/>
               </w:rPr>
-              <w:t xml:space="preserve">Implement </w:t>
-            </w:r>
-            <w:proofErr w:type="spellStart"/>
-            <w:r>
-              <w:rPr>
-                <w:color w:val="555555"/>
-                <w:sz w:val="19"/>
-                <w:szCs w:val="19"/>
-              </w:rPr>
-              <w:t>load_</w:t>
-            </w:r>
-            <w:proofErr w:type="gramStart"/>
-            <w:r>
-              <w:rPr>
-                <w:color w:val="555555"/>
-                <w:sz w:val="19"/>
-                <w:szCs w:val="19"/>
-              </w:rPr>
-              <w:t>products</w:t>
-            </w:r>
-            <w:proofErr w:type="spellEnd"/>
-            <w:r>
-              <w:rPr>
-                <w:color w:val="555555"/>
-                <w:sz w:val="19"/>
-                <w:szCs w:val="19"/>
-              </w:rPr>
-              <w:t>(</w:t>
-            </w:r>
-            <w:proofErr w:type="spellStart"/>
-            <w:proofErr w:type="gramEnd"/>
-            <w:r>
-              <w:rPr>
-                <w:color w:val="555555"/>
-                <w:sz w:val="19"/>
-                <w:szCs w:val="19"/>
-              </w:rPr>
-              <w:t>df</w:t>
-            </w:r>
-            <w:proofErr w:type="spellEnd"/>
-            <w:r>
-              <w:rPr>
-                <w:color w:val="555555"/>
-                <w:sz w:val="19"/>
-                <w:szCs w:val="19"/>
-              </w:rPr>
-              <w:t xml:space="preserve">, </w:t>
-            </w:r>
-            <w:proofErr w:type="spellStart"/>
-            <w:r>
-              <w:rPr>
-                <w:color w:val="555555"/>
-                <w:sz w:val="19"/>
-                <w:szCs w:val="19"/>
-              </w:rPr>
-              <w:t>run_id</w:t>
-            </w:r>
-            <w:proofErr w:type="spellEnd"/>
-            <w:r>
-              <w:rPr>
-                <w:color w:val="555555"/>
-                <w:sz w:val="19"/>
-                <w:szCs w:val="19"/>
-              </w:rPr>
-              <w:t xml:space="preserve">) using </w:t>
-            </w:r>
-            <w:proofErr w:type="spellStart"/>
-            <w:r>
-              <w:rPr>
-                <w:color w:val="555555"/>
-                <w:sz w:val="19"/>
-                <w:szCs w:val="19"/>
-              </w:rPr>
-              <w:t>SQLAlchemy</w:t>
-            </w:r>
-            <w:proofErr w:type="spellEnd"/>
-            <w:r>
-              <w:rPr>
-                <w:color w:val="555555"/>
-                <w:sz w:val="19"/>
-                <w:szCs w:val="19"/>
-              </w:rPr>
-              <w:t xml:space="preserve"> Core INSERT ... ON CONFLICT DO UPDATE</w:t>
+              <w:t>Implement load_products(df, run_id) using SQLAlchemy Core INSERT ... ON CONFLICT DO UPDATE</w:t>
             </w:r>
           </w:p>
           <w:p>
@@ -12885,43 +11403,7 @@
                 <w:sz w:val="19"/>
                 <w:szCs w:val="19"/>
               </w:rPr>
-              <w:t>CONFLICT target: (</w:t>
-            </w:r>
-            <w:proofErr w:type="spellStart"/>
-            <w:r>
-              <w:rPr>
-                <w:color w:val="555555"/>
-                <w:sz w:val="19"/>
-                <w:szCs w:val="19"/>
-              </w:rPr>
-              <w:t>product_id</w:t>
-            </w:r>
-            <w:proofErr w:type="spellEnd"/>
-            <w:r>
-              <w:rPr>
-                <w:color w:val="555555"/>
-                <w:sz w:val="19"/>
-                <w:szCs w:val="19"/>
-              </w:rPr>
-              <w:t xml:space="preserve">, source, </w:t>
-            </w:r>
-            <w:proofErr w:type="spellStart"/>
-            <w:r>
-              <w:rPr>
-                <w:color w:val="555555"/>
-                <w:sz w:val="19"/>
-                <w:szCs w:val="19"/>
-              </w:rPr>
-              <w:t>extraction_date</w:t>
-            </w:r>
-            <w:proofErr w:type="spellEnd"/>
-            <w:r>
-              <w:rPr>
-                <w:color w:val="555555"/>
-                <w:sz w:val="19"/>
-                <w:szCs w:val="19"/>
-              </w:rPr>
-              <w:t>) — the UNIQUE constraint from Day 3</w:t>
+              <w:t>CONFLICT target: (product_id, source, extraction_date) — the UNIQUE constraint from Day 3</w:t>
             </w:r>
           </w:p>
           <w:p>
@@ -12945,72 +11427,8 @@
                 <w:sz w:val="19"/>
                 <w:szCs w:val="19"/>
               </w:rPr>
-              <w:t xml:space="preserve">UPDATE SET: price, rating, </w:t>
-            </w:r>
-            <w:proofErr w:type="spellStart"/>
-            <w:r>
-              <w:rPr>
-                <w:color w:val="555555"/>
-                <w:sz w:val="19"/>
-                <w:szCs w:val="19"/>
-              </w:rPr>
-              <w:t>review_count</w:t>
-            </w:r>
-            <w:proofErr w:type="spellEnd"/>
-            <w:r>
-              <w:rPr>
-                <w:color w:val="555555"/>
-                <w:sz w:val="19"/>
-                <w:szCs w:val="19"/>
-              </w:rPr>
-              <w:t xml:space="preserve">, </w:t>
-            </w:r>
-            <w:proofErr w:type="spellStart"/>
-            <w:r>
-              <w:rPr>
-                <w:color w:val="555555"/>
-                <w:sz w:val="19"/>
-                <w:szCs w:val="19"/>
-              </w:rPr>
-              <w:t>stock_status</w:t>
-            </w:r>
-            <w:proofErr w:type="spellEnd"/>
-            <w:r>
-              <w:rPr>
-                <w:color w:val="555555"/>
-                <w:sz w:val="19"/>
-                <w:szCs w:val="19"/>
-              </w:rPr>
-              <w:t xml:space="preserve">, </w:t>
-            </w:r>
-            <w:proofErr w:type="spellStart"/>
-            <w:r>
-              <w:rPr>
-                <w:color w:val="555555"/>
-                <w:sz w:val="19"/>
-                <w:szCs w:val="19"/>
-              </w:rPr>
-              <w:t>updated_at</w:t>
-            </w:r>
-            <w:proofErr w:type="spellEnd"/>
-            <w:r>
-              <w:rPr>
-                <w:color w:val="555555"/>
-                <w:sz w:val="19"/>
-                <w:szCs w:val="19"/>
-              </w:rPr>
-              <w:t xml:space="preserve"> = </w:t>
-            </w:r>
-            <w:proofErr w:type="spellStart"/>
-            <w:r>
-              <w:rPr>
-                <w:color w:val="555555"/>
-                <w:sz w:val="19"/>
-                <w:szCs w:val="19"/>
-              </w:rPr>
-              <w:t>EXCLUDED.updated_at</w:t>
-            </w:r>
-            <w:proofErr w:type="spellEnd"/>
+              <w:t>UPDATE SET: price, rating, review_count, stock_status, updated_at = EXCLUDED.updated_at</w:t>
+            </w:r>
           </w:p>
           <w:p>
             <w:pPr>
@@ -13057,43 +11475,7 @@
                 <w:sz w:val="19"/>
                 <w:szCs w:val="19"/>
               </w:rPr>
-              <w:t xml:space="preserve">Return count of rows </w:t>
-            </w:r>
-            <w:proofErr w:type="gramStart"/>
-            <w:r>
-              <w:rPr>
-                <w:color w:val="555555"/>
-                <w:sz w:val="19"/>
-                <w:szCs w:val="19"/>
-              </w:rPr>
-              <w:t>actually inserted</w:t>
-            </w:r>
-            <w:proofErr w:type="gramEnd"/>
-            <w:r>
-              <w:rPr>
-                <w:color w:val="555555"/>
-                <w:sz w:val="19"/>
-                <w:szCs w:val="19"/>
-              </w:rPr>
-              <w:t xml:space="preserve"> vs updated for </w:t>
-            </w:r>
-            <w:proofErr w:type="spellStart"/>
-            <w:r>
-              <w:rPr>
-                <w:color w:val="555555"/>
-                <w:sz w:val="19"/>
-                <w:szCs w:val="19"/>
-              </w:rPr>
-              <w:t>pipeline_runs</w:t>
-            </w:r>
-            <w:proofErr w:type="spellEnd"/>
-            <w:r>
-              <w:rPr>
-                <w:color w:val="555555"/>
-                <w:sz w:val="19"/>
-                <w:szCs w:val="19"/>
-              </w:rPr>
-              <w:t xml:space="preserve"> log</w:t>
+              <w:t>Return count of rows actually inserted vs updated for pipeline_runs log</w:t>
             </w:r>
           </w:p>
         </w:tc>
@@ -13186,110 +11568,8 @@
                 <w:sz w:val="19"/>
                 <w:szCs w:val="19"/>
               </w:rPr>
-              <w:t xml:space="preserve">Implement </w:t>
-            </w:r>
-            <w:proofErr w:type="spellStart"/>
-            <w:r>
-              <w:rPr>
-                <w:rFonts w:ascii="Arial Unicode MS" w:eastAsia="Arial Unicode MS" w:hAnsi="Arial Unicode MS" w:cs="Arial Unicode MS"/>
-                <w:color w:val="555555"/>
-                <w:sz w:val="19"/>
-                <w:szCs w:val="19"/>
-              </w:rPr>
-              <w:t>log_run_</w:t>
-            </w:r>
-            <w:proofErr w:type="gramStart"/>
-            <w:r>
-              <w:rPr>
-                <w:rFonts w:ascii="Arial Unicode MS" w:eastAsia="Arial Unicode MS" w:hAnsi="Arial Unicode MS" w:cs="Arial Unicode MS"/>
-                <w:color w:val="555555"/>
-                <w:sz w:val="19"/>
-                <w:szCs w:val="19"/>
-              </w:rPr>
-              <w:t>start</w:t>
-            </w:r>
-            <w:proofErr w:type="spellEnd"/>
-            <w:r>
-              <w:rPr>
-                <w:rFonts w:ascii="Arial Unicode MS" w:eastAsia="Arial Unicode MS" w:hAnsi="Arial Unicode MS" w:cs="Arial Unicode MS"/>
-                <w:color w:val="555555"/>
-                <w:sz w:val="19"/>
-                <w:szCs w:val="19"/>
-              </w:rPr>
-              <w:t>(</w:t>
-            </w:r>
-            <w:proofErr w:type="spellStart"/>
-            <w:proofErr w:type="gramEnd"/>
-            <w:r>
-              <w:rPr>
-                <w:rFonts w:ascii="Arial Unicode MS" w:eastAsia="Arial Unicode MS" w:hAnsi="Arial Unicode MS" w:cs="Arial Unicode MS"/>
-                <w:color w:val="555555"/>
-                <w:sz w:val="19"/>
-                <w:szCs w:val="19"/>
-              </w:rPr>
-              <w:t>run_id</w:t>
-            </w:r>
-            <w:proofErr w:type="spellEnd"/>
-            <w:r>
-              <w:rPr>
-                <w:rFonts w:ascii="Arial Unicode MS" w:eastAsia="Arial Unicode MS" w:hAnsi="Arial Unicode MS" w:cs="Arial Unicode MS"/>
-                <w:color w:val="555555"/>
-                <w:sz w:val="19"/>
-                <w:szCs w:val="19"/>
-              </w:rPr>
-              <w:t xml:space="preserve">, </w:t>
-            </w:r>
-            <w:proofErr w:type="spellStart"/>
-            <w:r>
-              <w:rPr>
-                <w:rFonts w:ascii="Arial Unicode MS" w:eastAsia="Arial Unicode MS" w:hAnsi="Arial Unicode MS" w:cs="Arial Unicode MS"/>
-                <w:color w:val="555555"/>
-                <w:sz w:val="19"/>
-                <w:szCs w:val="19"/>
-              </w:rPr>
-              <w:t>dag_id</w:t>
-            </w:r>
-            <w:proofErr w:type="spellEnd"/>
-            <w:r>
-              <w:rPr>
-                <w:rFonts w:ascii="Arial Unicode MS" w:eastAsia="Arial Unicode MS" w:hAnsi="Arial Unicode MS" w:cs="Arial Unicode MS"/>
-                <w:color w:val="555555"/>
-                <w:sz w:val="19"/>
-                <w:szCs w:val="19"/>
-              </w:rPr>
-              <w:t xml:space="preserve">, </w:t>
-            </w:r>
-            <w:proofErr w:type="spellStart"/>
-            <w:r>
-              <w:rPr>
-                <w:rFonts w:ascii="Arial Unicode MS" w:eastAsia="Arial Unicode MS" w:hAnsi="Arial Unicode MS" w:cs="Arial Unicode MS"/>
-                <w:color w:val="555555"/>
-                <w:sz w:val="19"/>
-                <w:szCs w:val="19"/>
-              </w:rPr>
-              <w:t>execution_date</w:t>
-            </w:r>
-            <w:proofErr w:type="spellEnd"/>
-            <w:r>
-              <w:rPr>
-                <w:rFonts w:ascii="Arial Unicode MS" w:eastAsia="Arial Unicode MS" w:hAnsi="Arial Unicode MS" w:cs="Arial Unicode MS"/>
-                <w:color w:val="555555"/>
-                <w:sz w:val="19"/>
-                <w:szCs w:val="19"/>
-              </w:rPr>
-              <w:t xml:space="preserve">) → INSERT row into </w:t>
-            </w:r>
-            <w:proofErr w:type="spellStart"/>
-            <w:r>
-              <w:rPr>
-                <w:rFonts w:ascii="Arial Unicode MS" w:eastAsia="Arial Unicode MS" w:hAnsi="Arial Unicode MS" w:cs="Arial Unicode MS"/>
-                <w:color w:val="555555"/>
-                <w:sz w:val="19"/>
-                <w:szCs w:val="19"/>
-              </w:rPr>
-              <w:t>pipeline_runs</w:t>
-            </w:r>
-            <w:proofErr w:type="spellEnd"/>
+              <w:t>Implement log_run_start(run_id, dag_id, execution_date) → INSERT row into pipeline_runs</w:t>
+            </w:r>
           </w:p>
           <w:p>
             <w:pPr>
@@ -13313,98 +11593,7 @@
                 <w:sz w:val="19"/>
                 <w:szCs w:val="19"/>
               </w:rPr>
-              <w:t xml:space="preserve">Implement </w:t>
-            </w:r>
-            <w:proofErr w:type="spellStart"/>
-            <w:r>
-              <w:rPr>
-                <w:rFonts w:ascii="Arial Unicode MS" w:eastAsia="Arial Unicode MS" w:hAnsi="Arial Unicode MS" w:cs="Arial Unicode MS"/>
-                <w:color w:val="555555"/>
-                <w:sz w:val="19"/>
-                <w:szCs w:val="19"/>
-              </w:rPr>
-              <w:t>log_run_</w:t>
-            </w:r>
-            <w:proofErr w:type="gramStart"/>
-            <w:r>
-              <w:rPr>
-                <w:rFonts w:ascii="Arial Unicode MS" w:eastAsia="Arial Unicode MS" w:hAnsi="Arial Unicode MS" w:cs="Arial Unicode MS"/>
-                <w:color w:val="555555"/>
-                <w:sz w:val="19"/>
-                <w:szCs w:val="19"/>
-              </w:rPr>
-              <w:t>end</w:t>
-            </w:r>
-            <w:proofErr w:type="spellEnd"/>
-            <w:r>
-              <w:rPr>
-                <w:rFonts w:ascii="Arial Unicode MS" w:eastAsia="Arial Unicode MS" w:hAnsi="Arial Unicode MS" w:cs="Arial Unicode MS"/>
-                <w:color w:val="555555"/>
-                <w:sz w:val="19"/>
-                <w:szCs w:val="19"/>
-              </w:rPr>
-              <w:t>(</w:t>
-            </w:r>
-            <w:proofErr w:type="spellStart"/>
-            <w:proofErr w:type="gramEnd"/>
-            <w:r>
-              <w:rPr>
-                <w:rFonts w:ascii="Arial Unicode MS" w:eastAsia="Arial Unicode MS" w:hAnsi="Arial Unicode MS" w:cs="Arial Unicode MS"/>
-                <w:color w:val="555555"/>
-                <w:sz w:val="19"/>
-                <w:szCs w:val="19"/>
-              </w:rPr>
-              <w:t>run_id</w:t>
-            </w:r>
-            <w:proofErr w:type="spellEnd"/>
-            <w:r>
-              <w:rPr>
-                <w:rFonts w:ascii="Arial Unicode MS" w:eastAsia="Arial Unicode MS" w:hAnsi="Arial Unicode MS" w:cs="Arial Unicode MS"/>
-                <w:color w:val="555555"/>
-                <w:sz w:val="19"/>
-                <w:szCs w:val="19"/>
-              </w:rPr>
-              <w:t xml:space="preserve">, status, </w:t>
-            </w:r>
-            <w:proofErr w:type="spellStart"/>
-            <w:r>
-              <w:rPr>
-                <w:rFonts w:ascii="Arial Unicode MS" w:eastAsia="Arial Unicode MS" w:hAnsi="Arial Unicode MS" w:cs="Arial Unicode MS"/>
-                <w:color w:val="555555"/>
-                <w:sz w:val="19"/>
-                <w:szCs w:val="19"/>
-              </w:rPr>
-              <w:t>counts_dict</w:t>
-            </w:r>
-            <w:proofErr w:type="spellEnd"/>
-            <w:r>
-              <w:rPr>
-                <w:rFonts w:ascii="Arial Unicode MS" w:eastAsia="Arial Unicode MS" w:hAnsi="Arial Unicode MS" w:cs="Arial Unicode MS"/>
-                <w:color w:val="555555"/>
-                <w:sz w:val="19"/>
-                <w:szCs w:val="19"/>
-              </w:rPr>
-              <w:t xml:space="preserve">, </w:t>
-            </w:r>
-            <w:proofErr w:type="spellStart"/>
-            <w:r>
-              <w:rPr>
-                <w:rFonts w:ascii="Arial Unicode MS" w:eastAsia="Arial Unicode MS" w:hAnsi="Arial Unicode MS" w:cs="Arial Unicode MS"/>
-                <w:color w:val="555555"/>
-                <w:sz w:val="19"/>
-                <w:szCs w:val="19"/>
-              </w:rPr>
-              <w:t>error_msg</w:t>
-            </w:r>
-            <w:proofErr w:type="spellEnd"/>
-            <w:r>
-              <w:rPr>
-                <w:rFonts w:ascii="Arial Unicode MS" w:eastAsia="Arial Unicode MS" w:hAnsi="Arial Unicode MS" w:cs="Arial Unicode MS"/>
-                <w:color w:val="555555"/>
-                <w:sz w:val="19"/>
-                <w:szCs w:val="19"/>
-              </w:rPr>
-              <w:t>=None) → UPDATE the row</w:t>
+              <w:t>Implement log_run_end(run_id, status, counts_dict, error_msg=None) → UPDATE the row</w:t>
             </w:r>
           </w:p>
           <w:p>
@@ -13428,25 +11617,7 @@
                 <w:sz w:val="19"/>
                 <w:szCs w:val="19"/>
               </w:rPr>
-              <w:t xml:space="preserve">Use status </w:t>
-            </w:r>
-            <w:proofErr w:type="spellStart"/>
-            <w:r>
-              <w:rPr>
-                <w:color w:val="555555"/>
-                <w:sz w:val="19"/>
-                <w:szCs w:val="19"/>
-              </w:rPr>
-              <w:t>enum</w:t>
-            </w:r>
-            <w:proofErr w:type="spellEnd"/>
-            <w:r>
-              <w:rPr>
-                <w:color w:val="555555"/>
-                <w:sz w:val="19"/>
-                <w:szCs w:val="19"/>
-              </w:rPr>
-              <w:t>: 'SUCCESS', 'FAILED', 'PARTIAL'</w:t>
+              <w:t>Use status enum: 'SUCCESS', 'FAILED', 'PARTIAL'</w:t>
             </w:r>
           </w:p>
           <w:p>
@@ -13470,25 +11641,7 @@
                 <w:sz w:val="19"/>
                 <w:szCs w:val="19"/>
               </w:rPr>
-              <w:t xml:space="preserve">Ensure </w:t>
-            </w:r>
-            <w:proofErr w:type="spellStart"/>
-            <w:r>
-              <w:rPr>
-                <w:color w:val="555555"/>
-                <w:sz w:val="19"/>
-                <w:szCs w:val="19"/>
-              </w:rPr>
-              <w:t>log_run_end</w:t>
-            </w:r>
-            <w:proofErr w:type="spellEnd"/>
-            <w:r>
-              <w:rPr>
-                <w:color w:val="555555"/>
-                <w:sz w:val="19"/>
-                <w:szCs w:val="19"/>
-              </w:rPr>
-              <w:t xml:space="preserve"> is always called even if load fails (use try/finally pattern)</w:t>
+              <w:t>Ensure log_run_end is always called even if load fails (use try/finally pattern)</w:t>
             </w:r>
           </w:p>
         </w:tc>
@@ -13678,25 +11831,7 @@
                 <w:sz w:val="19"/>
                 <w:szCs w:val="19"/>
               </w:rPr>
-              <w:t xml:space="preserve">Write tests/test_integration.py spinning up a real test PostgreSQL via Docker or </w:t>
-            </w:r>
-            <w:proofErr w:type="spellStart"/>
-            <w:r>
-              <w:rPr>
-                <w:color w:val="555555"/>
-                <w:sz w:val="19"/>
-                <w:szCs w:val="19"/>
-              </w:rPr>
-              <w:t>pytest</w:t>
-            </w:r>
-            <w:proofErr w:type="spellEnd"/>
-            <w:r>
-              <w:rPr>
-                <w:color w:val="555555"/>
-                <w:sz w:val="19"/>
-                <w:szCs w:val="19"/>
-              </w:rPr>
-              <w:t xml:space="preserve"> fixtures</w:t>
+              <w:t>Write tests/test_integration.py spinning up a real test PostgreSQL via Docker or pytest fixtures</w:t>
             </w:r>
           </w:p>
           <w:p>
@@ -13721,47 +11856,7 @@
                 <w:sz w:val="19"/>
                 <w:szCs w:val="19"/>
               </w:rPr>
-              <w:t xml:space="preserve">Test scenario 1 (Happy path): run E→T→L, verify row count in </w:t>
-            </w:r>
-            <w:proofErr w:type="spellStart"/>
-            <w:r>
-              <w:rPr>
-                <w:rFonts w:ascii="Arial Unicode MS" w:eastAsia="Arial Unicode MS" w:hAnsi="Arial Unicode MS" w:cs="Arial Unicode MS"/>
-                <w:color w:val="555555"/>
-                <w:sz w:val="19"/>
-                <w:szCs w:val="19"/>
-              </w:rPr>
-              <w:t>products_market</w:t>
-            </w:r>
-            <w:proofErr w:type="spellEnd"/>
-            <w:r>
-              <w:rPr>
-                <w:rFonts w:ascii="Arial Unicode MS" w:eastAsia="Arial Unicode MS" w:hAnsi="Arial Unicode MS" w:cs="Arial Unicode MS"/>
-                <w:color w:val="555555"/>
-                <w:sz w:val="19"/>
-                <w:szCs w:val="19"/>
-              </w:rPr>
-              <w:t xml:space="preserve"> </w:t>
-            </w:r>
-            <w:proofErr w:type="gramStart"/>
-            <w:r>
-              <w:rPr>
-                <w:rFonts w:ascii="Arial Unicode MS" w:eastAsia="Arial Unicode MS" w:hAnsi="Arial Unicode MS" w:cs="Arial Unicode MS"/>
-                <w:color w:val="555555"/>
-                <w:sz w:val="19"/>
-                <w:szCs w:val="19"/>
-              </w:rPr>
-              <w:t>matches</w:t>
-            </w:r>
-            <w:proofErr w:type="gramEnd"/>
-            <w:r>
-              <w:rPr>
-                <w:rFonts w:ascii="Arial Unicode MS" w:eastAsia="Arial Unicode MS" w:hAnsi="Arial Unicode MS" w:cs="Arial Unicode MS"/>
-                <w:color w:val="555555"/>
-                <w:sz w:val="19"/>
-                <w:szCs w:val="19"/>
-              </w:rPr>
-              <w:t xml:space="preserve"> input</w:t>
+              <w:t>Test scenario 1 (Happy path): run E→T→L, verify row count in products_market matches input</w:t>
             </w:r>
           </w:p>
           <w:p>
@@ -13809,18 +11904,8 @@
                 <w:sz w:val="19"/>
                 <w:szCs w:val="19"/>
               </w:rPr>
-              <w:t xml:space="preserve">Test scenario 3 (Partial failure): corrupt 20% of rows, verify clean rows loaded, corrupt rows in </w:t>
-            </w:r>
-            <w:proofErr w:type="spellStart"/>
-            <w:r>
-              <w:rPr>
-                <w:color w:val="555555"/>
-                <w:sz w:val="19"/>
-                <w:szCs w:val="19"/>
-              </w:rPr>
-              <w:t>rejected_records</w:t>
-            </w:r>
-            <w:proofErr w:type="spellEnd"/>
+              <w:t>Test scenario 3 (Partial failure): corrupt 20% of rows, verify clean rows loaded, corrupt rows in rejected_records</w:t>
+            </w:r>
           </w:p>
           <w:p>
             <w:pPr>
@@ -13843,25 +11928,7 @@
                 <w:sz w:val="19"/>
                 <w:szCs w:val="19"/>
               </w:rPr>
-              <w:t xml:space="preserve">Test scenario 4 (DB disconnect): mock DB connection </w:t>
-            </w:r>
-            <w:proofErr w:type="gramStart"/>
-            <w:r>
-              <w:rPr>
-                <w:color w:val="555555"/>
-                <w:sz w:val="19"/>
-                <w:szCs w:val="19"/>
-              </w:rPr>
-              <w:t>drop</w:t>
-            </w:r>
-            <w:proofErr w:type="gramEnd"/>
-            <w:r>
-              <w:rPr>
-                <w:color w:val="555555"/>
-                <w:sz w:val="19"/>
-                <w:szCs w:val="19"/>
-              </w:rPr>
-              <w:t xml:space="preserve"> mid-load, verify rollback and no partial data</w:t>
+              <w:t>Test scenario 4 (DB disconnect): mock DB connection drop mid-load, verify rollback and no partial data</w:t>
             </w:r>
           </w:p>
           <w:p>
@@ -13885,25 +11952,7 @@
                 <w:sz w:val="19"/>
                 <w:szCs w:val="19"/>
               </w:rPr>
-              <w:t xml:space="preserve">Run </w:t>
-            </w:r>
-            <w:proofErr w:type="spellStart"/>
-            <w:r>
-              <w:rPr>
-                <w:color w:val="555555"/>
-                <w:sz w:val="19"/>
-                <w:szCs w:val="19"/>
-              </w:rPr>
-              <w:t>pytest</w:t>
-            </w:r>
-            <w:proofErr w:type="spellEnd"/>
-            <w:r>
-              <w:rPr>
-                <w:color w:val="555555"/>
-                <w:sz w:val="19"/>
-                <w:szCs w:val="19"/>
-              </w:rPr>
-              <w:t xml:space="preserve"> tests/ -v --tb=short — 0 failures required before Sprint 2 closes</w:t>
+              <w:t>Run pytest tests/ -v --tb=short — 0 failures required before Sprint 2 closes</w:t>
             </w:r>
           </w:p>
         </w:tc>
@@ -14093,25 +12142,7 @@
                 <w:sz w:val="19"/>
                 <w:szCs w:val="19"/>
               </w:rPr>
-              <w:t xml:space="preserve">After successful load, move raw JSON from staging/ to </w:t>
-            </w:r>
-            <w:proofErr w:type="gramStart"/>
-            <w:r>
-              <w:rPr>
-                <w:color w:val="555555"/>
-                <w:sz w:val="19"/>
-                <w:szCs w:val="19"/>
-              </w:rPr>
-              <w:t>archive/{year}/{month}/{date}/</w:t>
-            </w:r>
-            <w:proofErr w:type="gramEnd"/>
-            <w:r>
-              <w:rPr>
-                <w:color w:val="555555"/>
-                <w:sz w:val="19"/>
-                <w:szCs w:val="19"/>
-              </w:rPr>
-              <w:t xml:space="preserve"> directory</w:t>
+              <w:t>After successful load, move raw JSON from staging/ to archive/{year}/{month}/{date}/ directory</w:t>
             </w:r>
           </w:p>
           <w:p>
@@ -14275,25 +12306,7 @@
                 <w:sz w:val="19"/>
                 <w:szCs w:val="19"/>
               </w:rPr>
-              <w:t xml:space="preserve">Run flake8 </w:t>
-            </w:r>
-            <w:proofErr w:type="spellStart"/>
-            <w:r>
-              <w:rPr>
-                <w:color w:val="555555"/>
-                <w:sz w:val="19"/>
-                <w:szCs w:val="19"/>
-              </w:rPr>
-              <w:t>etl</w:t>
-            </w:r>
-            <w:proofErr w:type="spellEnd"/>
-            <w:r>
-              <w:rPr>
-                <w:color w:val="555555"/>
-                <w:sz w:val="19"/>
-                <w:szCs w:val="19"/>
-              </w:rPr>
-              <w:t>/ and fix all PEP8 warnings</w:t>
+              <w:t>Run flake8 etl/ and fix all PEP8 warnings</w:t>
             </w:r>
           </w:p>
           <w:p>
@@ -14341,79 +12354,7 @@
                 <w:sz w:val="19"/>
                 <w:szCs w:val="19"/>
               </w:rPr>
-              <w:t xml:space="preserve">Review test coverage: run </w:t>
-            </w:r>
-            <w:proofErr w:type="spellStart"/>
-            <w:r>
-              <w:rPr>
-                <w:color w:val="555555"/>
-                <w:sz w:val="19"/>
-                <w:szCs w:val="19"/>
-              </w:rPr>
-              <w:t>pytest</w:t>
-            </w:r>
-            <w:proofErr w:type="spellEnd"/>
-            <w:r>
-              <w:rPr>
-                <w:color w:val="555555"/>
-                <w:sz w:val="19"/>
-                <w:szCs w:val="19"/>
-              </w:rPr>
-              <w:t xml:space="preserve"> --</w:t>
-            </w:r>
-            <w:proofErr w:type="spellStart"/>
-            <w:r>
-              <w:rPr>
-                <w:color w:val="555555"/>
-                <w:sz w:val="19"/>
-                <w:szCs w:val="19"/>
-              </w:rPr>
-              <w:t>cov</w:t>
-            </w:r>
-            <w:proofErr w:type="spellEnd"/>
-            <w:r>
-              <w:rPr>
-                <w:color w:val="555555"/>
-                <w:sz w:val="19"/>
-                <w:szCs w:val="19"/>
-              </w:rPr>
-              <w:t>=</w:t>
-            </w:r>
-            <w:proofErr w:type="spellStart"/>
-            <w:r>
-              <w:rPr>
-                <w:color w:val="555555"/>
-                <w:sz w:val="19"/>
-                <w:szCs w:val="19"/>
-              </w:rPr>
-              <w:t>etl</w:t>
-            </w:r>
-            <w:proofErr w:type="spellEnd"/>
-            <w:r>
-              <w:rPr>
-                <w:color w:val="555555"/>
-                <w:sz w:val="19"/>
-                <w:szCs w:val="19"/>
-              </w:rPr>
-              <w:t xml:space="preserve"> </w:t>
-            </w:r>
-            <w:proofErr w:type="gramStart"/>
-            <w:r>
-              <w:rPr>
-                <w:color w:val="555555"/>
-                <w:sz w:val="19"/>
-                <w:szCs w:val="19"/>
-              </w:rPr>
-              <w:t>tests/ —</w:t>
-            </w:r>
-            <w:proofErr w:type="gramEnd"/>
-            <w:r>
-              <w:rPr>
-                <w:color w:val="555555"/>
-                <w:sz w:val="19"/>
-                <w:szCs w:val="19"/>
-              </w:rPr>
-              <w:t xml:space="preserve"> target &gt;= 80%</w:t>
+              <w:t>Review test coverage: run pytest --cov=etl tests/ — target &gt;= 80%</w:t>
             </w:r>
           </w:p>
           <w:p>
@@ -14660,25 +12601,7 @@
                 <w:sz w:val="19"/>
                 <w:szCs w:val="19"/>
               </w:rPr>
-              <w:t xml:space="preserve">Running raw JSON through transformer.py produces a clean </w:t>
-            </w:r>
-            <w:proofErr w:type="spellStart"/>
-            <w:r>
-              <w:rPr>
-                <w:color w:val="404040"/>
-                <w:sz w:val="19"/>
-                <w:szCs w:val="19"/>
-              </w:rPr>
-              <w:t>DataFrame</w:t>
-            </w:r>
-            <w:proofErr w:type="spellEnd"/>
-            <w:r>
-              <w:rPr>
-                <w:color w:val="404040"/>
-                <w:sz w:val="19"/>
-                <w:szCs w:val="19"/>
-              </w:rPr>
-              <w:t xml:space="preserve"> with 0 invalid rows remaining</w:t>
+              <w:t>Running raw JSON through transformer.py produces a clean DataFrame with 0 invalid rows remaining</w:t>
             </w:r>
           </w:p>
         </w:tc>
@@ -14772,43 +12695,7 @@
                 <w:sz w:val="19"/>
                 <w:szCs w:val="19"/>
               </w:rPr>
-              <w:t xml:space="preserve">Re-running </w:t>
-            </w:r>
-            <w:proofErr w:type="spellStart"/>
-            <w:r>
-              <w:rPr>
-                <w:color w:val="404040"/>
-                <w:sz w:val="19"/>
-                <w:szCs w:val="19"/>
-              </w:rPr>
-              <w:t>load_</w:t>
-            </w:r>
-            <w:proofErr w:type="gramStart"/>
-            <w:r>
-              <w:rPr>
-                <w:color w:val="404040"/>
-                <w:sz w:val="19"/>
-                <w:szCs w:val="19"/>
-              </w:rPr>
-              <w:t>products</w:t>
-            </w:r>
-            <w:proofErr w:type="spellEnd"/>
-            <w:r>
-              <w:rPr>
-                <w:color w:val="404040"/>
-                <w:sz w:val="19"/>
-                <w:szCs w:val="19"/>
-              </w:rPr>
-              <w:t>(</w:t>
-            </w:r>
-            <w:proofErr w:type="gramEnd"/>
-            <w:r>
-              <w:rPr>
-                <w:color w:val="404040"/>
-                <w:sz w:val="19"/>
-                <w:szCs w:val="19"/>
-              </w:rPr>
-              <w:t>) with identical data produces exactly 0 new rows (idempotency verified)</w:t>
+              <w:t>Re-running load_products() with identical data produces exactly 0 new rows (idempotency verified)</w:t>
             </w:r>
           </w:p>
         </w:tc>
@@ -14902,36 +12789,8 @@
                 <w:sz w:val="19"/>
                 <w:szCs w:val="19"/>
               </w:rPr>
-              <w:t xml:space="preserve">Rejected rows appear in </w:t>
-            </w:r>
-            <w:proofErr w:type="spellStart"/>
-            <w:r>
-              <w:rPr>
-                <w:color w:val="404040"/>
-                <w:sz w:val="19"/>
-                <w:szCs w:val="19"/>
-              </w:rPr>
-              <w:t>rejected_records</w:t>
-            </w:r>
-            <w:proofErr w:type="spellEnd"/>
-            <w:r>
-              <w:rPr>
-                <w:color w:val="404040"/>
-                <w:sz w:val="19"/>
-                <w:szCs w:val="19"/>
-              </w:rPr>
-              <w:t xml:space="preserve"> table with correct </w:t>
-            </w:r>
-            <w:proofErr w:type="spellStart"/>
-            <w:r>
-              <w:rPr>
-                <w:color w:val="404040"/>
-                <w:sz w:val="19"/>
-                <w:szCs w:val="19"/>
-              </w:rPr>
-              <w:t>rejection_reason</w:t>
-            </w:r>
-            <w:proofErr w:type="spellEnd"/>
+              <w:t>Rejected rows appear in rejected_records table with correct rejection_reason</w:t>
+            </w:r>
           </w:p>
         </w:tc>
         <w:tc>
@@ -15024,43 +12883,7 @@
                 <w:sz w:val="19"/>
                 <w:szCs w:val="19"/>
               </w:rPr>
-              <w:t xml:space="preserve">Every pipeline run creates a row in </w:t>
-            </w:r>
-            <w:proofErr w:type="spellStart"/>
-            <w:r>
-              <w:rPr>
-                <w:color w:val="404040"/>
-                <w:sz w:val="19"/>
-                <w:szCs w:val="19"/>
-              </w:rPr>
-              <w:t>pipeline_runs</w:t>
-            </w:r>
-            <w:proofErr w:type="spellEnd"/>
-            <w:r>
-              <w:rPr>
-                <w:color w:val="404040"/>
-                <w:sz w:val="19"/>
-                <w:szCs w:val="19"/>
-              </w:rPr>
-              <w:t xml:space="preserve"> with accurate </w:t>
-            </w:r>
-            <w:proofErr w:type="spellStart"/>
-            <w:r>
-              <w:rPr>
-                <w:color w:val="404040"/>
-                <w:sz w:val="19"/>
-                <w:szCs w:val="19"/>
-              </w:rPr>
-              <w:t>rows_extracted</w:t>
-            </w:r>
-            <w:proofErr w:type="spellEnd"/>
-            <w:r>
-              <w:rPr>
-                <w:color w:val="404040"/>
-                <w:sz w:val="19"/>
-                <w:szCs w:val="19"/>
-              </w:rPr>
-              <w:t>, loaded, rejected counts</w:t>
+              <w:t>Every pipeline run creates a row in pipeline_runs with accurate rows_extracted, loaded, rejected counts</w:t>
             </w:r>
           </w:p>
         </w:tc>
@@ -15154,18 +12977,8 @@
                 <w:sz w:val="19"/>
                 <w:szCs w:val="19"/>
               </w:rPr>
-              <w:t xml:space="preserve">DB connection failure triggers full rollback — no partial data in </w:t>
-            </w:r>
-            <w:proofErr w:type="spellStart"/>
-            <w:r>
-              <w:rPr>
-                <w:color w:val="404040"/>
-                <w:sz w:val="19"/>
-                <w:szCs w:val="19"/>
-              </w:rPr>
-              <w:t>products_market</w:t>
-            </w:r>
-            <w:proofErr w:type="spellEnd"/>
+              <w:t>DB connection failure triggers full rollback — no partial data in products_market</w:t>
+            </w:r>
           </w:p>
         </w:tc>
         <w:tc>
@@ -15346,77 +13159,13 @@
             </w:tcMar>
           </w:tcPr>
           <w:p>
-            <w:proofErr w:type="spellStart"/>
             <w:r>
               <w:rPr>
                 <w:color w:val="404040"/>
                 <w:sz w:val="19"/>
                 <w:szCs w:val="19"/>
               </w:rPr>
-              <w:t>pytest</w:t>
-            </w:r>
-            <w:proofErr w:type="spellEnd"/>
-            <w:r>
-              <w:rPr>
-                <w:color w:val="404040"/>
-                <w:sz w:val="19"/>
-                <w:szCs w:val="19"/>
-              </w:rPr>
-              <w:t xml:space="preserve"> --</w:t>
-            </w:r>
-            <w:proofErr w:type="spellStart"/>
-            <w:r>
-              <w:rPr>
-                <w:color w:val="404040"/>
-                <w:sz w:val="19"/>
-                <w:szCs w:val="19"/>
-              </w:rPr>
-              <w:t>cov</w:t>
-            </w:r>
-            <w:proofErr w:type="spellEnd"/>
-            <w:r>
-              <w:rPr>
-                <w:color w:val="404040"/>
-                <w:sz w:val="19"/>
-                <w:szCs w:val="19"/>
-              </w:rPr>
-              <w:t>=</w:t>
-            </w:r>
-            <w:proofErr w:type="spellStart"/>
-            <w:r>
-              <w:rPr>
-                <w:color w:val="404040"/>
-                <w:sz w:val="19"/>
-                <w:szCs w:val="19"/>
-              </w:rPr>
-              <w:t>etl</w:t>
-            </w:r>
-            <w:proofErr w:type="spellEnd"/>
-            <w:r>
-              <w:rPr>
-                <w:color w:val="404040"/>
-                <w:sz w:val="19"/>
-                <w:szCs w:val="19"/>
-              </w:rPr>
-              <w:t xml:space="preserve"> reports &gt;= 80% coverage across </w:t>
-            </w:r>
-            <w:proofErr w:type="spellStart"/>
-            <w:r>
-              <w:rPr>
-                <w:color w:val="404040"/>
-                <w:sz w:val="19"/>
-                <w:szCs w:val="19"/>
-              </w:rPr>
-              <w:t>etl</w:t>
-            </w:r>
-            <w:proofErr w:type="spellEnd"/>
-            <w:r>
-              <w:rPr>
-                <w:color w:val="404040"/>
-                <w:sz w:val="19"/>
-                <w:szCs w:val="19"/>
-              </w:rPr>
-              <w:t>/ modules</w:t>
+              <w:t>pytest --cov=etl reports &gt;= 80% coverage across etl/ modules</w:t>
             </w:r>
           </w:p>
         </w:tc>
@@ -15510,25 +13259,7 @@
                 <w:sz w:val="19"/>
                 <w:szCs w:val="19"/>
               </w:rPr>
-              <w:t xml:space="preserve">flake8 </w:t>
-            </w:r>
-            <w:proofErr w:type="spellStart"/>
-            <w:r>
-              <w:rPr>
-                <w:color w:val="404040"/>
-                <w:sz w:val="19"/>
-                <w:szCs w:val="19"/>
-              </w:rPr>
-              <w:t>etl</w:t>
-            </w:r>
-            <w:proofErr w:type="spellEnd"/>
-            <w:r>
-              <w:rPr>
-                <w:color w:val="404040"/>
-                <w:sz w:val="19"/>
-                <w:szCs w:val="19"/>
-              </w:rPr>
-              <w:t>/ returns 0 warnings</w:t>
+              <w:t>flake8 etl/ returns 0 warnings</w:t>
             </w:r>
           </w:p>
         </w:tc>
@@ -15641,21 +13372,7 @@
               <w:rPr>
                 <w:color w:val="FFFFFF"/>
               </w:rPr>
-              <w:t xml:space="preserve">SPRINT </w:t>
-            </w:r>
-            <w:proofErr w:type="gramStart"/>
-            <w:r>
-              <w:rPr>
-                <w:color w:val="FFFFFF"/>
-              </w:rPr>
-              <w:t>3  —</w:t>
-            </w:r>
-            <w:proofErr w:type="gramEnd"/>
-            <w:r>
-              <w:rPr>
-                <w:color w:val="FFFFFF"/>
-              </w:rPr>
-              <w:t xml:space="preserve">  ORCHESTRATION &amp; ERROR HANDLING</w:t>
+              <w:t>SPRINT 3  —  ORCHESTRATION &amp; ERROR HANDLING</w:t>
             </w:r>
           </w:p>
           <w:p>
@@ -16073,20 +13790,8 @@
                 <w:sz w:val="21"/>
                 <w:szCs w:val="21"/>
               </w:rPr>
-              <w:t xml:space="preserve">Main DAG Definition — </w:t>
-            </w:r>
-            <w:proofErr w:type="spellStart"/>
-            <w:r>
-              <w:rPr>
-                <w:b/>
-                <w:bCs/>
-                <w:color w:val="404040"/>
-                <w:sz w:val="21"/>
-                <w:szCs w:val="21"/>
-              </w:rPr>
-              <w:t>ecommerce_market_etl</w:t>
-            </w:r>
-            <w:proofErr w:type="spellEnd"/>
+              <w:t>Main DAG Definition — ecommerce_market_etl</w:t>
+            </w:r>
           </w:p>
           <w:p>
             <w:pPr>
@@ -16133,79 +13838,7 @@
                 <w:sz w:val="19"/>
                 <w:szCs w:val="19"/>
               </w:rPr>
-              <w:t xml:space="preserve">Configure DAG: </w:t>
-            </w:r>
-            <w:proofErr w:type="spellStart"/>
-            <w:r>
-              <w:rPr>
-                <w:color w:val="555555"/>
-                <w:sz w:val="19"/>
-                <w:szCs w:val="19"/>
-              </w:rPr>
-              <w:t>schedule_interval</w:t>
-            </w:r>
-            <w:proofErr w:type="spellEnd"/>
-            <w:r>
-              <w:rPr>
-                <w:color w:val="555555"/>
-                <w:sz w:val="19"/>
-                <w:szCs w:val="19"/>
-              </w:rPr>
-              <w:t xml:space="preserve">='0 </w:t>
-            </w:r>
-            <w:proofErr w:type="gramStart"/>
-            <w:r>
-              <w:rPr>
-                <w:color w:val="555555"/>
-                <w:sz w:val="19"/>
-                <w:szCs w:val="19"/>
-              </w:rPr>
-              <w:t>0 * *</w:t>
-            </w:r>
-            <w:proofErr w:type="gramEnd"/>
-            <w:r>
-              <w:rPr>
-                <w:color w:val="555555"/>
-                <w:sz w:val="19"/>
-                <w:szCs w:val="19"/>
-              </w:rPr>
-              <w:t xml:space="preserve"> *', </w:t>
-            </w:r>
-            <w:proofErr w:type="spellStart"/>
-            <w:r>
-              <w:rPr>
-                <w:color w:val="555555"/>
-                <w:sz w:val="19"/>
-                <w:szCs w:val="19"/>
-              </w:rPr>
-              <w:t>start_date</w:t>
-            </w:r>
-            <w:proofErr w:type="spellEnd"/>
-            <w:r>
-              <w:rPr>
-                <w:color w:val="555555"/>
-                <w:sz w:val="19"/>
-                <w:szCs w:val="19"/>
-              </w:rPr>
-              <w:t xml:space="preserve">, catchup=False (change to True for backfill demo), </w:t>
-            </w:r>
-            <w:proofErr w:type="spellStart"/>
-            <w:r>
-              <w:rPr>
-                <w:color w:val="555555"/>
-                <w:sz w:val="19"/>
-                <w:szCs w:val="19"/>
-              </w:rPr>
-              <w:t>max_active_runs</w:t>
-            </w:r>
-            <w:proofErr w:type="spellEnd"/>
-            <w:r>
-              <w:rPr>
-                <w:color w:val="555555"/>
-                <w:sz w:val="19"/>
-                <w:szCs w:val="19"/>
-              </w:rPr>
-              <w:t>=1</w:t>
+              <w:t>Configure DAG: schedule_interval='0 0 * * *', start_date, catchup=False (change to True for backfill demo), max_active_runs=1</w:t>
             </w:r>
           </w:p>
           <w:p>
@@ -16229,97 +13862,7 @@
                 <w:sz w:val="19"/>
                 <w:szCs w:val="19"/>
               </w:rPr>
-              <w:t xml:space="preserve">Define </w:t>
-            </w:r>
-            <w:proofErr w:type="spellStart"/>
-            <w:r>
-              <w:rPr>
-                <w:color w:val="555555"/>
-                <w:sz w:val="19"/>
-                <w:szCs w:val="19"/>
-              </w:rPr>
-              <w:t>default_args</w:t>
-            </w:r>
-            <w:proofErr w:type="spellEnd"/>
-            <w:r>
-              <w:rPr>
-                <w:color w:val="555555"/>
-                <w:sz w:val="19"/>
-                <w:szCs w:val="19"/>
-              </w:rPr>
-              <w:t xml:space="preserve">: owner, </w:t>
-            </w:r>
-            <w:proofErr w:type="gramStart"/>
-            <w:r>
-              <w:rPr>
-                <w:color w:val="555555"/>
-                <w:sz w:val="19"/>
-                <w:szCs w:val="19"/>
-              </w:rPr>
-              <w:t>retries</w:t>
-            </w:r>
-            <w:proofErr w:type="gramEnd"/>
-            <w:r>
-              <w:rPr>
-                <w:color w:val="555555"/>
-                <w:sz w:val="19"/>
-                <w:szCs w:val="19"/>
-              </w:rPr>
-              <w:t xml:space="preserve">=3, </w:t>
-            </w:r>
-            <w:proofErr w:type="spellStart"/>
-            <w:r>
-              <w:rPr>
-                <w:color w:val="555555"/>
-                <w:sz w:val="19"/>
-                <w:szCs w:val="19"/>
-              </w:rPr>
-              <w:t>retry_delay</w:t>
-            </w:r>
-            <w:proofErr w:type="spellEnd"/>
-            <w:r>
-              <w:rPr>
-                <w:color w:val="555555"/>
-                <w:sz w:val="19"/>
-                <w:szCs w:val="19"/>
-              </w:rPr>
-              <w:t>=</w:t>
-            </w:r>
-            <w:proofErr w:type="spellStart"/>
-            <w:r>
-              <w:rPr>
-                <w:color w:val="555555"/>
-                <w:sz w:val="19"/>
-                <w:szCs w:val="19"/>
-              </w:rPr>
-              <w:t>timedelta</w:t>
-            </w:r>
-            <w:proofErr w:type="spellEnd"/>
-            <w:r>
-              <w:rPr>
-                <w:color w:val="555555"/>
-                <w:sz w:val="19"/>
-                <w:szCs w:val="19"/>
-              </w:rPr>
-              <w:t xml:space="preserve">(minutes=5), </w:t>
-            </w:r>
-            <w:proofErr w:type="spellStart"/>
-            <w:r>
-              <w:rPr>
-                <w:color w:val="555555"/>
-                <w:sz w:val="19"/>
-                <w:szCs w:val="19"/>
-              </w:rPr>
-              <w:t>retry_exponential_backoff</w:t>
-            </w:r>
-            <w:proofErr w:type="spellEnd"/>
-            <w:r>
-              <w:rPr>
-                <w:color w:val="555555"/>
-                <w:sz w:val="19"/>
-                <w:szCs w:val="19"/>
-              </w:rPr>
-              <w:t>=True</w:t>
+              <w:t>Define default_args: owner, retries=3, retry_delay=timedelta(minutes=5), retry_exponential_backoff=True</w:t>
             </w:r>
           </w:p>
           <w:p>
@@ -16343,108 +13886,8 @@
                 <w:sz w:val="19"/>
                 <w:szCs w:val="19"/>
               </w:rPr>
-              <w:t xml:space="preserve">Create 5 tasks using </w:t>
-            </w:r>
-            <w:proofErr w:type="spellStart"/>
-            <w:r>
-              <w:rPr>
-                <w:color w:val="555555"/>
-                <w:sz w:val="19"/>
-                <w:szCs w:val="19"/>
-              </w:rPr>
-              <w:t>PythonOperator</w:t>
-            </w:r>
-            <w:proofErr w:type="spellEnd"/>
-            <w:r>
-              <w:rPr>
-                <w:color w:val="555555"/>
-                <w:sz w:val="19"/>
-                <w:szCs w:val="19"/>
-              </w:rPr>
-              <w:t xml:space="preserve">: </w:t>
-            </w:r>
-            <w:proofErr w:type="spellStart"/>
-            <w:r>
-              <w:rPr>
-                <w:color w:val="555555"/>
-                <w:sz w:val="19"/>
-                <w:szCs w:val="19"/>
-              </w:rPr>
-              <w:t>extract_data</w:t>
-            </w:r>
-            <w:proofErr w:type="spellEnd"/>
-            <w:r>
-              <w:rPr>
-                <w:color w:val="555555"/>
-                <w:sz w:val="19"/>
-                <w:szCs w:val="19"/>
-              </w:rPr>
-              <w:t xml:space="preserve">, </w:t>
-            </w:r>
-            <w:proofErr w:type="spellStart"/>
-            <w:r>
-              <w:rPr>
-                <w:color w:val="555555"/>
-                <w:sz w:val="19"/>
-                <w:szCs w:val="19"/>
-              </w:rPr>
-              <w:t>validate_schema</w:t>
-            </w:r>
-            <w:proofErr w:type="spellEnd"/>
-            <w:r>
-              <w:rPr>
-                <w:color w:val="555555"/>
-                <w:sz w:val="19"/>
-                <w:szCs w:val="19"/>
-              </w:rPr>
-              <w:t xml:space="preserve">, </w:t>
-            </w:r>
-            <w:proofErr w:type="spellStart"/>
-            <w:r>
-              <w:rPr>
-                <w:color w:val="555555"/>
-                <w:sz w:val="19"/>
-                <w:szCs w:val="19"/>
-              </w:rPr>
-              <w:t>transform_data</w:t>
-            </w:r>
-            <w:proofErr w:type="spellEnd"/>
-            <w:r>
-              <w:rPr>
-                <w:color w:val="555555"/>
-                <w:sz w:val="19"/>
-                <w:szCs w:val="19"/>
-              </w:rPr>
-              <w:t xml:space="preserve">, </w:t>
-            </w:r>
-            <w:proofErr w:type="spellStart"/>
-            <w:r>
-              <w:rPr>
-                <w:color w:val="555555"/>
-                <w:sz w:val="19"/>
-                <w:szCs w:val="19"/>
-              </w:rPr>
-              <w:t>load_to_db</w:t>
-            </w:r>
-            <w:proofErr w:type="spellEnd"/>
-            <w:r>
-              <w:rPr>
-                <w:color w:val="555555"/>
-                <w:sz w:val="19"/>
-                <w:szCs w:val="19"/>
-              </w:rPr>
-              <w:t xml:space="preserve">, </w:t>
-            </w:r>
-            <w:proofErr w:type="spellStart"/>
-            <w:r>
-              <w:rPr>
-                <w:color w:val="555555"/>
-                <w:sz w:val="19"/>
-                <w:szCs w:val="19"/>
-              </w:rPr>
-              <w:t>notify_status</w:t>
-            </w:r>
-            <w:proofErr w:type="spellEnd"/>
+              <w:t>Create 5 tasks using PythonOperator: extract_data, validate_schema, transform_data, load_to_db, notify_status</w:t>
+            </w:r>
           </w:p>
           <w:p>
             <w:pPr>
@@ -16674,70 +14117,14 @@
               </w:pBdr>
               <w:spacing w:before="40" w:after="40"/>
             </w:pPr>
-            <w:proofErr w:type="spellStart"/>
             <w:r>
               <w:rPr>
                 <w:color w:val="555555"/>
                 <w:sz w:val="19"/>
                 <w:szCs w:val="19"/>
               </w:rPr>
-              <w:t>extract_data</w:t>
-            </w:r>
-            <w:proofErr w:type="spellEnd"/>
-            <w:r>
-              <w:rPr>
-                <w:color w:val="555555"/>
-                <w:sz w:val="19"/>
-                <w:szCs w:val="19"/>
-              </w:rPr>
-              <w:t xml:space="preserve"> task: call </w:t>
-            </w:r>
-            <w:proofErr w:type="spellStart"/>
-            <w:r>
-              <w:rPr>
-                <w:color w:val="555555"/>
-                <w:sz w:val="19"/>
-                <w:szCs w:val="19"/>
-              </w:rPr>
-              <w:t>FakeStoreExtractor.extract</w:t>
-            </w:r>
-            <w:proofErr w:type="spellEnd"/>
-            <w:r>
-              <w:rPr>
-                <w:color w:val="555555"/>
-                <w:sz w:val="19"/>
-                <w:szCs w:val="19"/>
-              </w:rPr>
-              <w:t xml:space="preserve">(ds=context['ds']), pass </w:t>
-            </w:r>
-            <w:proofErr w:type="spellStart"/>
-            <w:r>
-              <w:rPr>
-                <w:color w:val="555555"/>
-                <w:sz w:val="19"/>
-                <w:szCs w:val="19"/>
-              </w:rPr>
-              <w:t>run_id</w:t>
-            </w:r>
-            <w:proofErr w:type="spellEnd"/>
-            <w:r>
-              <w:rPr>
-                <w:color w:val="555555"/>
-                <w:sz w:val="19"/>
-                <w:szCs w:val="19"/>
-              </w:rPr>
-              <w:t xml:space="preserve"> via </w:t>
-            </w:r>
-            <w:proofErr w:type="spellStart"/>
-            <w:r>
-              <w:rPr>
-                <w:color w:val="555555"/>
-                <w:sz w:val="19"/>
-                <w:szCs w:val="19"/>
-              </w:rPr>
-              <w:t>XCom</w:t>
-            </w:r>
-            <w:proofErr w:type="spellEnd"/>
+              <w:t>extract_data task: call FakeStoreExtractor.extract(ds=context['ds']), pass run_id via XCom</w:t>
+            </w:r>
           </w:p>
           <w:p>
             <w:pPr>
@@ -16754,41 +14141,13 @@
               </w:pBdr>
               <w:spacing w:before="40" w:after="40"/>
             </w:pPr>
-            <w:proofErr w:type="spellStart"/>
             <w:r>
               <w:rPr>
                 <w:color w:val="555555"/>
                 <w:sz w:val="19"/>
                 <w:szCs w:val="19"/>
               </w:rPr>
-              <w:t>validate_schema</w:t>
-            </w:r>
-            <w:proofErr w:type="spellEnd"/>
-            <w:r>
-              <w:rPr>
-                <w:color w:val="555555"/>
-                <w:sz w:val="19"/>
-                <w:szCs w:val="19"/>
-              </w:rPr>
-              <w:t xml:space="preserve"> task: load staging file, run </w:t>
-            </w:r>
-            <w:proofErr w:type="spellStart"/>
-            <w:r>
-              <w:rPr>
-                <w:color w:val="555555"/>
-                <w:sz w:val="19"/>
-                <w:szCs w:val="19"/>
-              </w:rPr>
-              <w:t>pandera</w:t>
-            </w:r>
-            <w:proofErr w:type="spellEnd"/>
-            <w:r>
-              <w:rPr>
-                <w:color w:val="555555"/>
-                <w:sz w:val="19"/>
-                <w:szCs w:val="19"/>
-              </w:rPr>
-              <w:t xml:space="preserve"> schema check — mark FAILED if schema drift</w:t>
+              <w:t>validate_schema task: load staging file, run pandera schema check — mark FAILED if schema drift</w:t>
             </w:r>
           </w:p>
           <w:p>
@@ -16806,41 +14165,13 @@
               </w:pBdr>
               <w:spacing w:before="40" w:after="40"/>
             </w:pPr>
-            <w:proofErr w:type="spellStart"/>
             <w:r>
               <w:rPr>
                 <w:color w:val="555555"/>
                 <w:sz w:val="19"/>
                 <w:szCs w:val="19"/>
               </w:rPr>
-              <w:t>transform_data</w:t>
-            </w:r>
-            <w:proofErr w:type="spellEnd"/>
-            <w:r>
-              <w:rPr>
-                <w:color w:val="555555"/>
-                <w:sz w:val="19"/>
-                <w:szCs w:val="19"/>
-              </w:rPr>
-              <w:t xml:space="preserve"> task: call </w:t>
-            </w:r>
-            <w:proofErr w:type="spellStart"/>
-            <w:r>
-              <w:rPr>
-                <w:color w:val="555555"/>
-                <w:sz w:val="19"/>
-                <w:szCs w:val="19"/>
-              </w:rPr>
-              <w:t>DataTransformer.transform</w:t>
-            </w:r>
-            <w:proofErr w:type="spellEnd"/>
-            <w:r>
-              <w:rPr>
-                <w:color w:val="555555"/>
-                <w:sz w:val="19"/>
-                <w:szCs w:val="19"/>
-              </w:rPr>
-              <w:t>(), save clean parquet/CSV to staging</w:t>
+              <w:t>transform_data task: call DataTransformer.transform(), save clean parquet/CSV to staging</w:t>
             </w:r>
           </w:p>
           <w:p>
@@ -16858,106 +14189,14 @@
               </w:pBdr>
               <w:spacing w:before="40" w:after="40"/>
             </w:pPr>
-            <w:proofErr w:type="spellStart"/>
             <w:r>
               <w:rPr>
                 <w:color w:val="555555"/>
                 <w:sz w:val="19"/>
                 <w:szCs w:val="19"/>
               </w:rPr>
-              <w:t>load_to_db</w:t>
-            </w:r>
-            <w:proofErr w:type="spellEnd"/>
-            <w:r>
-              <w:rPr>
-                <w:color w:val="555555"/>
-                <w:sz w:val="19"/>
-                <w:szCs w:val="19"/>
-              </w:rPr>
-              <w:t xml:space="preserve"> task: call </w:t>
-            </w:r>
-            <w:proofErr w:type="spellStart"/>
-            <w:r>
-              <w:rPr>
-                <w:color w:val="555555"/>
-                <w:sz w:val="19"/>
-                <w:szCs w:val="19"/>
-              </w:rPr>
-              <w:t>DataLoader.load_</w:t>
-            </w:r>
-            <w:proofErr w:type="gramStart"/>
-            <w:r>
-              <w:rPr>
-                <w:color w:val="555555"/>
-                <w:sz w:val="19"/>
-                <w:szCs w:val="19"/>
-              </w:rPr>
-              <w:t>products</w:t>
-            </w:r>
-            <w:proofErr w:type="spellEnd"/>
-            <w:r>
-              <w:rPr>
-                <w:color w:val="555555"/>
-                <w:sz w:val="19"/>
-                <w:szCs w:val="19"/>
-              </w:rPr>
-              <w:t>(</w:t>
-            </w:r>
-            <w:proofErr w:type="gramEnd"/>
-            <w:r>
-              <w:rPr>
-                <w:color w:val="555555"/>
-                <w:sz w:val="19"/>
-                <w:szCs w:val="19"/>
-              </w:rPr>
-              <w:t xml:space="preserve">), log </w:t>
-            </w:r>
-            <w:proofErr w:type="spellStart"/>
-            <w:r>
-              <w:rPr>
-                <w:color w:val="555555"/>
-                <w:sz w:val="19"/>
-                <w:szCs w:val="19"/>
-              </w:rPr>
-              <w:t>pipeline_runs</w:t>
-            </w:r>
-            <w:proofErr w:type="spellEnd"/>
-            <w:r>
-              <w:rPr>
-                <w:color w:val="555555"/>
-                <w:sz w:val="19"/>
-                <w:szCs w:val="19"/>
-              </w:rPr>
-              <w:t xml:space="preserve"> row via </w:t>
-            </w:r>
-            <w:proofErr w:type="spellStart"/>
-            <w:r>
-              <w:rPr>
-                <w:color w:val="555555"/>
-                <w:sz w:val="19"/>
-                <w:szCs w:val="19"/>
-              </w:rPr>
-              <w:t>XCom</w:t>
-            </w:r>
-            <w:proofErr w:type="spellEnd"/>
-            <w:r>
-              <w:rPr>
-                <w:color w:val="555555"/>
-                <w:sz w:val="19"/>
-                <w:szCs w:val="19"/>
-              </w:rPr>
-              <w:t xml:space="preserve">-passed </w:t>
-            </w:r>
-            <w:proofErr w:type="spellStart"/>
-            <w:r>
-              <w:rPr>
-                <w:color w:val="555555"/>
-                <w:sz w:val="19"/>
-                <w:szCs w:val="19"/>
-              </w:rPr>
-              <w:t>run_id</w:t>
-            </w:r>
-            <w:proofErr w:type="spellEnd"/>
+              <w:t>load_to_db task: call DataLoader.load_products(), log pipeline_runs row via XCom-passed run_id</w:t>
+            </w:r>
           </w:p>
           <w:p>
             <w:pPr>
@@ -16974,95 +14213,13 @@
               </w:pBdr>
               <w:spacing w:before="40" w:after="40"/>
             </w:pPr>
-            <w:proofErr w:type="spellStart"/>
             <w:r>
               <w:rPr>
                 <w:color w:val="555555"/>
                 <w:sz w:val="19"/>
                 <w:szCs w:val="19"/>
               </w:rPr>
-              <w:t>notify_status</w:t>
-            </w:r>
-            <w:proofErr w:type="spellEnd"/>
-            <w:r>
-              <w:rPr>
-                <w:color w:val="555555"/>
-                <w:sz w:val="19"/>
-                <w:szCs w:val="19"/>
-              </w:rPr>
-              <w:t xml:space="preserve"> </w:t>
-            </w:r>
-            <w:proofErr w:type="gramStart"/>
-            <w:r>
-              <w:rPr>
-                <w:color w:val="555555"/>
-                <w:sz w:val="19"/>
-                <w:szCs w:val="19"/>
-              </w:rPr>
-              <w:t>task:</w:t>
-            </w:r>
-            <w:proofErr w:type="gramEnd"/>
-            <w:r>
-              <w:rPr>
-                <w:color w:val="555555"/>
-                <w:sz w:val="19"/>
-                <w:szCs w:val="19"/>
-              </w:rPr>
-              <w:t xml:space="preserve"> always runs (</w:t>
-            </w:r>
-            <w:proofErr w:type="spellStart"/>
-            <w:r>
-              <w:rPr>
-                <w:color w:val="555555"/>
-                <w:sz w:val="19"/>
-                <w:szCs w:val="19"/>
-              </w:rPr>
-              <w:t>trigger_rule</w:t>
-            </w:r>
-            <w:proofErr w:type="spellEnd"/>
-            <w:r>
-              <w:rPr>
-                <w:color w:val="555555"/>
-                <w:sz w:val="19"/>
-                <w:szCs w:val="19"/>
-              </w:rPr>
-              <w:t>=</w:t>
-            </w:r>
-            <w:proofErr w:type="spellStart"/>
-            <w:r>
-              <w:rPr>
-                <w:color w:val="555555"/>
-                <w:sz w:val="19"/>
-                <w:szCs w:val="19"/>
-              </w:rPr>
-              <w:t>TriggerRule.ALL_</w:t>
-            </w:r>
-            <w:proofErr w:type="gramStart"/>
-            <w:r>
-              <w:rPr>
-                <w:color w:val="555555"/>
-                <w:sz w:val="19"/>
-                <w:szCs w:val="19"/>
-              </w:rPr>
-              <w:t>DONE</w:t>
-            </w:r>
-            <w:proofErr w:type="spellEnd"/>
-            <w:r>
-              <w:rPr>
-                <w:color w:val="555555"/>
-                <w:sz w:val="19"/>
-                <w:szCs w:val="19"/>
-              </w:rPr>
-              <w:t>) —</w:t>
-            </w:r>
-            <w:proofErr w:type="gramEnd"/>
-            <w:r>
-              <w:rPr>
-                <w:color w:val="555555"/>
-                <w:sz w:val="19"/>
-                <w:szCs w:val="19"/>
-              </w:rPr>
-              <w:t xml:space="preserve"> sends success or failure summary</w:t>
+              <w:t>notify_status task: always runs (trigger_rule=TriggerRule.ALL_DONE) — sends success or failure summary</w:t>
             </w:r>
           </w:p>
         </w:tc>
@@ -17122,7 +14279,6 @@
             <w:pPr>
               <w:spacing w:after="40"/>
             </w:pPr>
-            <w:proofErr w:type="spellStart"/>
             <w:r>
               <w:rPr>
                 <w:b/>
@@ -17131,18 +14287,7 @@
                 <w:sz w:val="21"/>
                 <w:szCs w:val="21"/>
               </w:rPr>
-              <w:t>XCom</w:t>
-            </w:r>
-            <w:proofErr w:type="spellEnd"/>
-            <w:r>
-              <w:rPr>
-                <w:b/>
-                <w:bCs/>
-                <w:color w:val="404040"/>
-                <w:sz w:val="21"/>
-                <w:szCs w:val="21"/>
-              </w:rPr>
-              <w:t xml:space="preserve"> Data Passing Between Tasks</w:t>
+              <w:t>XCom Data Passing Between Tasks</w:t>
             </w:r>
           </w:p>
           <w:p>
@@ -17166,125 +14311,7 @@
                 <w:sz w:val="19"/>
                 <w:szCs w:val="19"/>
               </w:rPr>
-              <w:t xml:space="preserve">Push </w:t>
-            </w:r>
-            <w:proofErr w:type="spellStart"/>
-            <w:r>
-              <w:rPr>
-                <w:color w:val="555555"/>
-                <w:sz w:val="19"/>
-                <w:szCs w:val="19"/>
-              </w:rPr>
-              <w:t>run_id</w:t>
-            </w:r>
-            <w:proofErr w:type="spellEnd"/>
-            <w:r>
-              <w:rPr>
-                <w:color w:val="555555"/>
-                <w:sz w:val="19"/>
-                <w:szCs w:val="19"/>
-              </w:rPr>
-              <w:t xml:space="preserve"> UUID from </w:t>
-            </w:r>
-            <w:proofErr w:type="spellStart"/>
-            <w:r>
-              <w:rPr>
-                <w:color w:val="555555"/>
-                <w:sz w:val="19"/>
-                <w:szCs w:val="19"/>
-              </w:rPr>
-              <w:t>extract_data</w:t>
-            </w:r>
-            <w:proofErr w:type="spellEnd"/>
-            <w:r>
-              <w:rPr>
-                <w:color w:val="555555"/>
-                <w:sz w:val="19"/>
-                <w:szCs w:val="19"/>
-              </w:rPr>
-              <w:t xml:space="preserve"> task via </w:t>
-            </w:r>
-            <w:proofErr w:type="spellStart"/>
-            <w:proofErr w:type="gramStart"/>
-            <w:r>
-              <w:rPr>
-                <w:color w:val="555555"/>
-                <w:sz w:val="19"/>
-                <w:szCs w:val="19"/>
-              </w:rPr>
-              <w:t>ti.xcom</w:t>
-            </w:r>
-            <w:proofErr w:type="gramEnd"/>
-            <w:r>
-              <w:rPr>
-                <w:color w:val="555555"/>
-                <w:sz w:val="19"/>
-                <w:szCs w:val="19"/>
-              </w:rPr>
-              <w:t>_</w:t>
-            </w:r>
-            <w:proofErr w:type="gramStart"/>
-            <w:r>
-              <w:rPr>
-                <w:color w:val="555555"/>
-                <w:sz w:val="19"/>
-                <w:szCs w:val="19"/>
-              </w:rPr>
-              <w:t>push</w:t>
-            </w:r>
-            <w:proofErr w:type="spellEnd"/>
-            <w:r>
-              <w:rPr>
-                <w:color w:val="555555"/>
-                <w:sz w:val="19"/>
-                <w:szCs w:val="19"/>
-              </w:rPr>
-              <w:t>(</w:t>
-            </w:r>
-            <w:proofErr w:type="gramEnd"/>
-            <w:r>
-              <w:rPr>
-                <w:color w:val="555555"/>
-                <w:sz w:val="19"/>
-                <w:szCs w:val="19"/>
-              </w:rPr>
-              <w:t>key='</w:t>
-            </w:r>
-            <w:proofErr w:type="spellStart"/>
-            <w:r>
-              <w:rPr>
-                <w:color w:val="555555"/>
-                <w:sz w:val="19"/>
-                <w:szCs w:val="19"/>
-              </w:rPr>
-              <w:t>run_id</w:t>
-            </w:r>
-            <w:proofErr w:type="spellEnd"/>
-            <w:r>
-              <w:rPr>
-                <w:color w:val="555555"/>
-                <w:sz w:val="19"/>
-                <w:szCs w:val="19"/>
-              </w:rPr>
-              <w:t>', value=</w:t>
-            </w:r>
-            <w:proofErr w:type="spellStart"/>
-            <w:r>
-              <w:rPr>
-                <w:color w:val="555555"/>
-                <w:sz w:val="19"/>
-                <w:szCs w:val="19"/>
-              </w:rPr>
-              <w:t>run_id</w:t>
-            </w:r>
-            <w:proofErr w:type="spellEnd"/>
-            <w:r>
-              <w:rPr>
-                <w:color w:val="555555"/>
-                <w:sz w:val="19"/>
-                <w:szCs w:val="19"/>
-              </w:rPr>
-              <w:t>)</w:t>
+              <w:t>Push run_id UUID from extract_data task via ti.xcom_push(key='run_id', value=run_id)</w:t>
             </w:r>
           </w:p>
           <w:p>
@@ -17308,153 +14335,7 @@
                 <w:sz w:val="19"/>
                 <w:szCs w:val="19"/>
               </w:rPr>
-              <w:t xml:space="preserve">Pull </w:t>
-            </w:r>
-            <w:proofErr w:type="spellStart"/>
-            <w:r>
-              <w:rPr>
-                <w:color w:val="555555"/>
-                <w:sz w:val="19"/>
-                <w:szCs w:val="19"/>
-              </w:rPr>
-              <w:t>run_id</w:t>
-            </w:r>
-            <w:proofErr w:type="spellEnd"/>
-            <w:r>
-              <w:rPr>
-                <w:color w:val="555555"/>
-                <w:sz w:val="19"/>
-                <w:szCs w:val="19"/>
-              </w:rPr>
-              <w:t xml:space="preserve"> in </w:t>
-            </w:r>
-            <w:proofErr w:type="spellStart"/>
-            <w:r>
-              <w:rPr>
-                <w:color w:val="555555"/>
-                <w:sz w:val="19"/>
-                <w:szCs w:val="19"/>
-              </w:rPr>
-              <w:t>load_to_db</w:t>
-            </w:r>
-            <w:proofErr w:type="spellEnd"/>
-            <w:r>
-              <w:rPr>
-                <w:color w:val="555555"/>
-                <w:sz w:val="19"/>
-                <w:szCs w:val="19"/>
-              </w:rPr>
-              <w:t xml:space="preserve"> and </w:t>
-            </w:r>
-            <w:proofErr w:type="spellStart"/>
-            <w:r>
-              <w:rPr>
-                <w:color w:val="555555"/>
-                <w:sz w:val="19"/>
-                <w:szCs w:val="19"/>
-              </w:rPr>
-              <w:t>notify_status</w:t>
-            </w:r>
-            <w:proofErr w:type="spellEnd"/>
-            <w:r>
-              <w:rPr>
-                <w:color w:val="555555"/>
-                <w:sz w:val="19"/>
-                <w:szCs w:val="19"/>
-              </w:rPr>
-              <w:t xml:space="preserve"> via </w:t>
-            </w:r>
-            <w:proofErr w:type="spellStart"/>
-            <w:proofErr w:type="gramStart"/>
-            <w:r>
-              <w:rPr>
-                <w:color w:val="555555"/>
-                <w:sz w:val="19"/>
-                <w:szCs w:val="19"/>
-              </w:rPr>
-              <w:t>ti.xcom</w:t>
-            </w:r>
-            <w:proofErr w:type="gramEnd"/>
-            <w:r>
-              <w:rPr>
-                <w:color w:val="555555"/>
-                <w:sz w:val="19"/>
-                <w:szCs w:val="19"/>
-              </w:rPr>
-              <w:t>_</w:t>
-            </w:r>
-            <w:proofErr w:type="gramStart"/>
-            <w:r>
-              <w:rPr>
-                <w:color w:val="555555"/>
-                <w:sz w:val="19"/>
-                <w:szCs w:val="19"/>
-              </w:rPr>
-              <w:t>pull</w:t>
-            </w:r>
-            <w:proofErr w:type="spellEnd"/>
-            <w:r>
-              <w:rPr>
-                <w:color w:val="555555"/>
-                <w:sz w:val="19"/>
-                <w:szCs w:val="19"/>
-              </w:rPr>
-              <w:t>(</w:t>
-            </w:r>
-            <w:proofErr w:type="spellStart"/>
-            <w:proofErr w:type="gramEnd"/>
-            <w:r>
-              <w:rPr>
-                <w:color w:val="555555"/>
-                <w:sz w:val="19"/>
-                <w:szCs w:val="19"/>
-              </w:rPr>
-              <w:t>task_ids</w:t>
-            </w:r>
-            <w:proofErr w:type="spellEnd"/>
-            <w:r>
-              <w:rPr>
-                <w:color w:val="555555"/>
-                <w:sz w:val="19"/>
-                <w:szCs w:val="19"/>
-              </w:rPr>
-              <w:t>='</w:t>
-            </w:r>
-            <w:proofErr w:type="spellStart"/>
-            <w:r>
-              <w:rPr>
-                <w:color w:val="555555"/>
-                <w:sz w:val="19"/>
-                <w:szCs w:val="19"/>
-              </w:rPr>
-              <w:t>extract_data</w:t>
-            </w:r>
-            <w:proofErr w:type="spellEnd"/>
-            <w:r>
-              <w:rPr>
-                <w:color w:val="555555"/>
-                <w:sz w:val="19"/>
-                <w:szCs w:val="19"/>
-              </w:rPr>
-              <w:t>', key='</w:t>
-            </w:r>
-            <w:proofErr w:type="spellStart"/>
-            <w:r>
-              <w:rPr>
-                <w:color w:val="555555"/>
-                <w:sz w:val="19"/>
-                <w:szCs w:val="19"/>
-              </w:rPr>
-              <w:t>run_id</w:t>
-            </w:r>
-            <w:proofErr w:type="spellEnd"/>
-            <w:r>
-              <w:rPr>
-                <w:color w:val="555555"/>
-                <w:sz w:val="19"/>
-                <w:szCs w:val="19"/>
-              </w:rPr>
-              <w:t>')</w:t>
+              <w:t>Pull run_id in load_to_db and notify_status via ti.xcom_pull(task_ids='extract_data', key='run_id')</w:t>
             </w:r>
           </w:p>
           <w:p>
@@ -17479,61 +14360,7 @@
                 <w:szCs w:val="19"/>
               </w:rPr>
               <w:lastRenderedPageBreak/>
-              <w:t xml:space="preserve">Push row counts </w:t>
-            </w:r>
-            <w:proofErr w:type="spellStart"/>
-            <w:r>
-              <w:rPr>
-                <w:color w:val="555555"/>
-                <w:sz w:val="19"/>
-                <w:szCs w:val="19"/>
-              </w:rPr>
-              <w:t>dict</w:t>
-            </w:r>
-            <w:proofErr w:type="spellEnd"/>
-            <w:r>
-              <w:rPr>
-                <w:color w:val="555555"/>
-                <w:sz w:val="19"/>
-                <w:szCs w:val="19"/>
-              </w:rPr>
-              <w:t xml:space="preserve"> from </w:t>
-            </w:r>
-            <w:proofErr w:type="spellStart"/>
-            <w:r>
-              <w:rPr>
-                <w:color w:val="555555"/>
-                <w:sz w:val="19"/>
-                <w:szCs w:val="19"/>
-              </w:rPr>
-              <w:t>transform_data</w:t>
-            </w:r>
-            <w:proofErr w:type="spellEnd"/>
-            <w:r>
-              <w:rPr>
-                <w:color w:val="555555"/>
-                <w:sz w:val="19"/>
-                <w:szCs w:val="19"/>
-              </w:rPr>
-              <w:t xml:space="preserve"> to </w:t>
-            </w:r>
-            <w:proofErr w:type="spellStart"/>
-            <w:r>
-              <w:rPr>
-                <w:color w:val="555555"/>
-                <w:sz w:val="19"/>
-                <w:szCs w:val="19"/>
-              </w:rPr>
-              <w:t>notify_status</w:t>
-            </w:r>
-            <w:proofErr w:type="spellEnd"/>
-            <w:r>
-              <w:rPr>
-                <w:color w:val="555555"/>
-                <w:sz w:val="19"/>
-                <w:szCs w:val="19"/>
-              </w:rPr>
-              <w:t xml:space="preserve"> for inclusion in alert message</w:t>
+              <w:t>Push row counts dict from transform_data to notify_status for inclusion in alert message</w:t>
             </w:r>
           </w:p>
         </w:tc>
@@ -17722,43 +14549,7 @@
                 <w:sz w:val="19"/>
                 <w:szCs w:val="19"/>
               </w:rPr>
-              <w:t xml:space="preserve">Network timeout: requests timeout=30 + Airflow </w:t>
-            </w:r>
-            <w:proofErr w:type="spellStart"/>
-            <w:r>
-              <w:rPr>
-                <w:color w:val="555555"/>
-                <w:sz w:val="19"/>
-                <w:szCs w:val="19"/>
-              </w:rPr>
-              <w:t>retry_delay</w:t>
-            </w:r>
-            <w:proofErr w:type="spellEnd"/>
-            <w:r>
-              <w:rPr>
-                <w:color w:val="555555"/>
-                <w:sz w:val="19"/>
-                <w:szCs w:val="19"/>
-              </w:rPr>
-              <w:t xml:space="preserve"> with </w:t>
-            </w:r>
-            <w:proofErr w:type="spellStart"/>
-            <w:r>
-              <w:rPr>
-                <w:color w:val="555555"/>
-                <w:sz w:val="19"/>
-                <w:szCs w:val="19"/>
-              </w:rPr>
-              <w:t>retry_exponential_backoff</w:t>
-            </w:r>
-            <w:proofErr w:type="spellEnd"/>
-            <w:r>
-              <w:rPr>
-                <w:color w:val="555555"/>
-                <w:sz w:val="19"/>
-                <w:szCs w:val="19"/>
-              </w:rPr>
-              <w:t>=True</w:t>
+              <w:t>Network timeout: requests timeout=30 + Airflow retry_delay with retry_exponential_backoff=True</w:t>
             </w:r>
           </w:p>
           <w:p>
@@ -17782,25 +14573,7 @@
                 <w:sz w:val="19"/>
                 <w:szCs w:val="19"/>
               </w:rPr>
-              <w:t xml:space="preserve">HTTP 429: detect in extractor, raise </w:t>
-            </w:r>
-            <w:proofErr w:type="spellStart"/>
-            <w:r>
-              <w:rPr>
-                <w:color w:val="555555"/>
-                <w:sz w:val="19"/>
-                <w:szCs w:val="19"/>
-              </w:rPr>
-              <w:t>RateLimitError</w:t>
-            </w:r>
-            <w:proofErr w:type="spellEnd"/>
-            <w:r>
-              <w:rPr>
-                <w:color w:val="555555"/>
-                <w:sz w:val="19"/>
-                <w:szCs w:val="19"/>
-              </w:rPr>
-              <w:t>, Airflow catches and retries after 60s</w:t>
+              <w:t>HTTP 429: detect in extractor, raise RateLimitError, Airflow catches and retries after 60s</w:t>
             </w:r>
           </w:p>
           <w:p>
@@ -17896,43 +14669,7 @@
                 <w:sz w:val="19"/>
                 <w:szCs w:val="19"/>
               </w:rPr>
-              <w:t xml:space="preserve">DB disconnect mid-load: </w:t>
-            </w:r>
-            <w:proofErr w:type="spellStart"/>
-            <w:r>
-              <w:rPr>
-                <w:color w:val="555555"/>
-                <w:sz w:val="19"/>
-                <w:szCs w:val="19"/>
-              </w:rPr>
-              <w:t>SQLAlchemy</w:t>
-            </w:r>
-            <w:proofErr w:type="spellEnd"/>
-            <w:r>
-              <w:rPr>
-                <w:color w:val="555555"/>
-                <w:sz w:val="19"/>
-                <w:szCs w:val="19"/>
-              </w:rPr>
-              <w:t xml:space="preserve"> transaction rollback — verify </w:t>
-            </w:r>
-            <w:proofErr w:type="spellStart"/>
-            <w:r>
-              <w:rPr>
-                <w:color w:val="555555"/>
-                <w:sz w:val="19"/>
-                <w:szCs w:val="19"/>
-              </w:rPr>
-              <w:t>pipeline_runs</w:t>
-            </w:r>
-            <w:proofErr w:type="spellEnd"/>
-            <w:r>
-              <w:rPr>
-                <w:color w:val="555555"/>
-                <w:sz w:val="19"/>
-                <w:szCs w:val="19"/>
-              </w:rPr>
-              <w:t xml:space="preserve"> shows FAILED</w:t>
+              <w:t>DB disconnect mid-load: SQLAlchemy transaction rollback — verify pipeline_runs shows FAILED</w:t>
             </w:r>
           </w:p>
           <w:p>
@@ -17956,43 +14693,7 @@
                 <w:sz w:val="19"/>
                 <w:szCs w:val="19"/>
               </w:rPr>
-              <w:t xml:space="preserve">Schema mismatch: </w:t>
-            </w:r>
-            <w:proofErr w:type="spellStart"/>
-            <w:r>
-              <w:rPr>
-                <w:color w:val="555555"/>
-                <w:sz w:val="19"/>
-                <w:szCs w:val="19"/>
-              </w:rPr>
-              <w:t>pandera</w:t>
-            </w:r>
-            <w:proofErr w:type="spellEnd"/>
-            <w:r>
-              <w:rPr>
-                <w:color w:val="555555"/>
-                <w:sz w:val="19"/>
-                <w:szCs w:val="19"/>
-              </w:rPr>
-              <w:t xml:space="preserve"> in </w:t>
-            </w:r>
-            <w:proofErr w:type="spellStart"/>
-            <w:r>
-              <w:rPr>
-                <w:color w:val="555555"/>
-                <w:sz w:val="19"/>
-                <w:szCs w:val="19"/>
-              </w:rPr>
-              <w:t>validate_schema</w:t>
-            </w:r>
-            <w:proofErr w:type="spellEnd"/>
-            <w:r>
-              <w:rPr>
-                <w:color w:val="555555"/>
-                <w:sz w:val="19"/>
-                <w:szCs w:val="19"/>
-              </w:rPr>
-              <w:t xml:space="preserve"> task catches this, halts pipeline before transform</w:t>
+              <w:t>Schema mismatch: pandera in validate_schema task catches this, halts pipeline before transform</w:t>
             </w:r>
           </w:p>
           <w:p>
@@ -18016,43 +14717,7 @@
                 <w:sz w:val="19"/>
                 <w:szCs w:val="19"/>
               </w:rPr>
-              <w:t xml:space="preserve">Airflow worker timeout: set </w:t>
-            </w:r>
-            <w:proofErr w:type="spellStart"/>
-            <w:r>
-              <w:rPr>
-                <w:color w:val="555555"/>
-                <w:sz w:val="19"/>
-                <w:szCs w:val="19"/>
-              </w:rPr>
-              <w:t>execution_timeout</w:t>
-            </w:r>
-            <w:proofErr w:type="spellEnd"/>
-            <w:r>
-              <w:rPr>
-                <w:color w:val="555555"/>
-                <w:sz w:val="19"/>
-                <w:szCs w:val="19"/>
-              </w:rPr>
-              <w:t>=</w:t>
-            </w:r>
-            <w:proofErr w:type="spellStart"/>
-            <w:r>
-              <w:rPr>
-                <w:color w:val="555555"/>
-                <w:sz w:val="19"/>
-                <w:szCs w:val="19"/>
-              </w:rPr>
-              <w:t>timedelta</w:t>
-            </w:r>
-            <w:proofErr w:type="spellEnd"/>
-            <w:r>
-              <w:rPr>
-                <w:color w:val="555555"/>
-                <w:sz w:val="19"/>
-                <w:szCs w:val="19"/>
-              </w:rPr>
-              <w:t>(minutes=30) per task</w:t>
+              <w:t>Airflow worker timeout: set execution_timeout=timedelta(minutes=30) per task</w:t>
             </w:r>
           </w:p>
         </w:tc>
@@ -18241,53 +14906,7 @@
                 <w:sz w:val="19"/>
                 <w:szCs w:val="19"/>
               </w:rPr>
-              <w:t xml:space="preserve">Create etl/notifier.py with </w:t>
-            </w:r>
-            <w:proofErr w:type="spellStart"/>
-            <w:r>
-              <w:rPr>
-                <w:color w:val="555555"/>
-                <w:sz w:val="19"/>
-                <w:szCs w:val="19"/>
-              </w:rPr>
-              <w:t>send_slack_</w:t>
-            </w:r>
-            <w:proofErr w:type="gramStart"/>
-            <w:r>
-              <w:rPr>
-                <w:color w:val="555555"/>
-                <w:sz w:val="19"/>
-                <w:szCs w:val="19"/>
-              </w:rPr>
-              <w:t>alert</w:t>
-            </w:r>
-            <w:proofErr w:type="spellEnd"/>
-            <w:r>
-              <w:rPr>
-                <w:color w:val="555555"/>
-                <w:sz w:val="19"/>
-                <w:szCs w:val="19"/>
-              </w:rPr>
-              <w:t>(</w:t>
-            </w:r>
-            <w:proofErr w:type="spellStart"/>
-            <w:proofErr w:type="gramEnd"/>
-            <w:r>
-              <w:rPr>
-                <w:color w:val="555555"/>
-                <w:sz w:val="19"/>
-                <w:szCs w:val="19"/>
-              </w:rPr>
-              <w:t>webhook_url</w:t>
-            </w:r>
-            <w:proofErr w:type="spellEnd"/>
-            <w:r>
-              <w:rPr>
-                <w:color w:val="555555"/>
-                <w:sz w:val="19"/>
-                <w:szCs w:val="19"/>
-              </w:rPr>
-              <w:t>, message, status) function</w:t>
+              <w:t>Create etl/notifier.py with send_slack_alert(webhook_url, message, status) function</w:t>
             </w:r>
           </w:p>
           <w:p>
@@ -18311,25 +14930,7 @@
                 <w:sz w:val="19"/>
                 <w:szCs w:val="19"/>
               </w:rPr>
-              <w:t xml:space="preserve">On DAG SUCCESS: send green message with </w:t>
-            </w:r>
-            <w:proofErr w:type="spellStart"/>
-            <w:r>
-              <w:rPr>
-                <w:color w:val="555555"/>
-                <w:sz w:val="19"/>
-                <w:szCs w:val="19"/>
-              </w:rPr>
-              <w:t>run_id</w:t>
-            </w:r>
-            <w:proofErr w:type="spellEnd"/>
-            <w:r>
-              <w:rPr>
-                <w:color w:val="555555"/>
-                <w:sz w:val="19"/>
-                <w:szCs w:val="19"/>
-              </w:rPr>
-              <w:t>, rows loaded, data quality score, duration</w:t>
+              <w:t>On DAG SUCCESS: send green message with run_id, rows loaded, data quality score, duration</w:t>
             </w:r>
           </w:p>
           <w:p>
@@ -18377,61 +14978,7 @@
                 <w:sz w:val="19"/>
                 <w:szCs w:val="19"/>
               </w:rPr>
-              <w:t xml:space="preserve">Set </w:t>
-            </w:r>
-            <w:proofErr w:type="spellStart"/>
-            <w:r>
-              <w:rPr>
-                <w:color w:val="555555"/>
-                <w:sz w:val="19"/>
-                <w:szCs w:val="19"/>
-              </w:rPr>
-              <w:t>on_failure_callback</w:t>
-            </w:r>
-            <w:proofErr w:type="spellEnd"/>
-            <w:r>
-              <w:rPr>
-                <w:color w:val="555555"/>
-                <w:sz w:val="19"/>
-                <w:szCs w:val="19"/>
-              </w:rPr>
-              <w:t>=</w:t>
-            </w:r>
-            <w:proofErr w:type="spellStart"/>
-            <w:r>
-              <w:rPr>
-                <w:color w:val="555555"/>
-                <w:sz w:val="19"/>
-                <w:szCs w:val="19"/>
-              </w:rPr>
-              <w:t>notify_failure</w:t>
-            </w:r>
-            <w:proofErr w:type="spellEnd"/>
-            <w:r>
-              <w:rPr>
-                <w:color w:val="555555"/>
-                <w:sz w:val="19"/>
-                <w:szCs w:val="19"/>
-              </w:rPr>
-              <w:t xml:space="preserve"> on </w:t>
-            </w:r>
-            <w:proofErr w:type="spellStart"/>
-            <w:r>
-              <w:rPr>
-                <w:color w:val="555555"/>
-                <w:sz w:val="19"/>
-                <w:szCs w:val="19"/>
-              </w:rPr>
-              <w:t>default_args</w:t>
-            </w:r>
-            <w:proofErr w:type="spellEnd"/>
-            <w:r>
-              <w:rPr>
-                <w:color w:val="555555"/>
-                <w:sz w:val="19"/>
-                <w:szCs w:val="19"/>
-              </w:rPr>
-              <w:t xml:space="preserve"> for automatic failure alerts</w:t>
+              <w:t>Set on_failure_callback=notify_failure on default_args for automatic failure alerts</w:t>
             </w:r>
           </w:p>
           <w:p>
@@ -18644,25 +15191,7 @@
                 <w:sz w:val="19"/>
                 <w:szCs w:val="19"/>
               </w:rPr>
-              <w:t xml:space="preserve">Enable catchup=True temporarily, set </w:t>
-            </w:r>
-            <w:proofErr w:type="spellStart"/>
-            <w:r>
-              <w:rPr>
-                <w:color w:val="555555"/>
-                <w:sz w:val="19"/>
-                <w:szCs w:val="19"/>
-              </w:rPr>
-              <w:t>start_date</w:t>
-            </w:r>
-            <w:proofErr w:type="spellEnd"/>
-            <w:r>
-              <w:rPr>
-                <w:color w:val="555555"/>
-                <w:sz w:val="19"/>
-                <w:szCs w:val="19"/>
-              </w:rPr>
-              <w:t xml:space="preserve"> 7 days ago — trigger backfill via Airflow CLI</w:t>
+              <w:t>Enable catchup=True temporarily, set start_date 7 days ago — trigger backfill via Airflow CLI</w:t>
             </w:r>
           </w:p>
           <w:p>
@@ -18686,43 +15215,7 @@
                 <w:sz w:val="19"/>
                 <w:szCs w:val="19"/>
               </w:rPr>
-              <w:t xml:space="preserve">Verify 7 separate </w:t>
-            </w:r>
-            <w:proofErr w:type="spellStart"/>
-            <w:r>
-              <w:rPr>
-                <w:color w:val="555555"/>
-                <w:sz w:val="19"/>
-                <w:szCs w:val="19"/>
-              </w:rPr>
-              <w:t>pipeline_runs</w:t>
-            </w:r>
-            <w:proofErr w:type="spellEnd"/>
-            <w:r>
-              <w:rPr>
-                <w:color w:val="555555"/>
-                <w:sz w:val="19"/>
-                <w:szCs w:val="19"/>
-              </w:rPr>
-              <w:t xml:space="preserve"> rows created with correct </w:t>
-            </w:r>
-            <w:proofErr w:type="spellStart"/>
-            <w:r>
-              <w:rPr>
-                <w:color w:val="555555"/>
-                <w:sz w:val="19"/>
-                <w:szCs w:val="19"/>
-              </w:rPr>
-              <w:t>execution_date</w:t>
-            </w:r>
-            <w:proofErr w:type="spellEnd"/>
-            <w:r>
-              <w:rPr>
-                <w:color w:val="555555"/>
-                <w:sz w:val="19"/>
-                <w:szCs w:val="19"/>
-              </w:rPr>
-              <w:t xml:space="preserve"> per day</w:t>
+              <w:t>Verify 7 separate pipeline_runs rows created with correct execution_date per day</w:t>
             </w:r>
           </w:p>
           <w:p>
@@ -18746,25 +15239,7 @@
                 <w:sz w:val="19"/>
                 <w:szCs w:val="19"/>
               </w:rPr>
-              <w:t xml:space="preserve">Verify </w:t>
-            </w:r>
-            <w:proofErr w:type="spellStart"/>
-            <w:r>
-              <w:rPr>
-                <w:color w:val="555555"/>
-                <w:sz w:val="19"/>
-                <w:szCs w:val="19"/>
-              </w:rPr>
-              <w:t>products_market</w:t>
-            </w:r>
-            <w:proofErr w:type="spellEnd"/>
-            <w:r>
-              <w:rPr>
-                <w:color w:val="555555"/>
-                <w:sz w:val="19"/>
-                <w:szCs w:val="19"/>
-              </w:rPr>
-              <w:t xml:space="preserve"> has data for each of the 7 backfilled dates</w:t>
+              <w:t>Verify products_market has data for each of the 7 backfilled dates</w:t>
             </w:r>
           </w:p>
           <w:p>
@@ -18831,54 +15306,14 @@
               </w:pBdr>
               <w:spacing w:before="40" w:after="40"/>
             </w:pPr>
-            <w:proofErr w:type="gramStart"/>
             <w:r>
               <w:rPr>
                 <w:color w:val="555555"/>
                 <w:sz w:val="19"/>
                 <w:szCs w:val="19"/>
               </w:rPr>
-              <w:t>Document</w:t>
-            </w:r>
-            <w:proofErr w:type="gramEnd"/>
-            <w:r>
-              <w:rPr>
-                <w:color w:val="555555"/>
-                <w:sz w:val="19"/>
-                <w:szCs w:val="19"/>
-              </w:rPr>
-              <w:t xml:space="preserve"> backfill command in README: airflow </w:t>
-            </w:r>
-            <w:proofErr w:type="spellStart"/>
-            <w:proofErr w:type="gramStart"/>
-            <w:r>
-              <w:rPr>
-                <w:color w:val="555555"/>
-                <w:sz w:val="19"/>
-                <w:szCs w:val="19"/>
-              </w:rPr>
-              <w:t>dags</w:t>
-            </w:r>
-            <w:proofErr w:type="spellEnd"/>
-            <w:proofErr w:type="gramEnd"/>
-            <w:r>
-              <w:rPr>
-                <w:color w:val="555555"/>
-                <w:sz w:val="19"/>
-                <w:szCs w:val="19"/>
-              </w:rPr>
-              <w:t xml:space="preserve"> backfill -s START -e END </w:t>
-            </w:r>
-            <w:proofErr w:type="spellStart"/>
-            <w:r>
-              <w:rPr>
-                <w:color w:val="555555"/>
-                <w:sz w:val="19"/>
-                <w:szCs w:val="19"/>
-              </w:rPr>
-              <w:t>ecommerce_market_etl</w:t>
-            </w:r>
-            <w:proofErr w:type="spellEnd"/>
+              <w:t>Document backfill command in README: airflow dags backfill -s START -e END ecommerce_market_etl</w:t>
+            </w:r>
           </w:p>
         </w:tc>
       </w:tr>
@@ -18970,27 +15405,7 @@
                 <w:sz w:val="19"/>
                 <w:szCs w:val="19"/>
               </w:rPr>
-              <w:t xml:space="preserve">Test 1 — Kill DB during load: docker pause </w:t>
-            </w:r>
-            <w:proofErr w:type="spellStart"/>
-            <w:r>
-              <w:rPr>
-                <w:rFonts w:ascii="Arial Unicode MS" w:eastAsia="Arial Unicode MS" w:hAnsi="Arial Unicode MS" w:cs="Arial Unicode MS"/>
-                <w:color w:val="555555"/>
-                <w:sz w:val="19"/>
-                <w:szCs w:val="19"/>
-              </w:rPr>
-              <w:t>postgres</w:t>
-            </w:r>
-            <w:proofErr w:type="spellEnd"/>
-            <w:r>
-              <w:rPr>
-                <w:rFonts w:ascii="Arial Unicode MS" w:eastAsia="Arial Unicode MS" w:hAnsi="Arial Unicode MS" w:cs="Arial Unicode MS"/>
-                <w:color w:val="555555"/>
-                <w:sz w:val="19"/>
-                <w:szCs w:val="19"/>
-              </w:rPr>
-              <w:t xml:space="preserve"> mid-run → verify rollback + FAILED status + alert</w:t>
+              <w:t>Test 1 — Kill DB during load: docker pause postgres mid-run → verify rollback + FAILED status + alert</w:t>
             </w:r>
           </w:p>
           <w:p>
@@ -19041,27 +15456,7 @@
                 <w:sz w:val="19"/>
                 <w:szCs w:val="19"/>
               </w:rPr>
-              <w:t xml:space="preserve">Test 3 — Duplicate DAG run: trigger same </w:t>
-            </w:r>
-            <w:proofErr w:type="spellStart"/>
-            <w:r>
-              <w:rPr>
-                <w:rFonts w:ascii="Arial Unicode MS" w:eastAsia="Arial Unicode MS" w:hAnsi="Arial Unicode MS" w:cs="Arial Unicode MS"/>
-                <w:color w:val="555555"/>
-                <w:sz w:val="19"/>
-                <w:szCs w:val="19"/>
-              </w:rPr>
-              <w:t>execution_date</w:t>
-            </w:r>
-            <w:proofErr w:type="spellEnd"/>
-            <w:r>
-              <w:rPr>
-                <w:rFonts w:ascii="Arial Unicode MS" w:eastAsia="Arial Unicode MS" w:hAnsi="Arial Unicode MS" w:cs="Arial Unicode MS"/>
-                <w:color w:val="555555"/>
-                <w:sz w:val="19"/>
-                <w:szCs w:val="19"/>
-              </w:rPr>
-              <w:t xml:space="preserve"> twice → verify idempotency holds</w:t>
+              <w:t>Test 3 — Duplicate DAG run: trigger same execution_date twice → verify idempotency holds</w:t>
             </w:r>
           </w:p>
           <w:p>
@@ -19323,25 +15718,7 @@
                 <w:sz w:val="19"/>
                 <w:szCs w:val="19"/>
               </w:rPr>
-              <w:t xml:space="preserve">Verify all secrets are in Airflow Variables/Connections — none in </w:t>
-            </w:r>
-            <w:proofErr w:type="spellStart"/>
-            <w:r>
-              <w:rPr>
-                <w:color w:val="555555"/>
-                <w:sz w:val="19"/>
-                <w:szCs w:val="19"/>
-              </w:rPr>
-              <w:t>dags</w:t>
-            </w:r>
-            <w:proofErr w:type="spellEnd"/>
-            <w:r>
-              <w:rPr>
-                <w:color w:val="555555"/>
-                <w:sz w:val="19"/>
-                <w:szCs w:val="19"/>
-              </w:rPr>
-              <w:t>/ source files</w:t>
+              <w:t>Verify all secrets are in Airflow Variables/Connections — none in dags/ source files</w:t>
             </w:r>
           </w:p>
           <w:p>
@@ -19564,25 +15941,7 @@
                 <w:sz w:val="19"/>
                 <w:szCs w:val="19"/>
               </w:rPr>
-              <w:t xml:space="preserve">DAG </w:t>
-            </w:r>
-            <w:proofErr w:type="spellStart"/>
-            <w:r>
-              <w:rPr>
-                <w:color w:val="404040"/>
-                <w:sz w:val="19"/>
-                <w:szCs w:val="19"/>
-              </w:rPr>
-              <w:t>ecommerce_market_etl</w:t>
-            </w:r>
-            <w:proofErr w:type="spellEnd"/>
-            <w:r>
-              <w:rPr>
-                <w:color w:val="404040"/>
-                <w:sz w:val="19"/>
-                <w:szCs w:val="19"/>
-              </w:rPr>
-              <w:t xml:space="preserve"> is visible in Airflow UI and runs successfully end-to-end (all 5 tasks green)</w:t>
+              <w:t>DAG ecommerce_market_etl is visible in Airflow UI and runs successfully end-to-end (all 5 tasks green)</w:t>
             </w:r>
           </w:p>
         </w:tc>
@@ -19958,36 +16317,8 @@
                 <w:sz w:val="19"/>
                 <w:szCs w:val="19"/>
               </w:rPr>
-              <w:t xml:space="preserve">Backfill for 7 past days creates 7 </w:t>
-            </w:r>
-            <w:proofErr w:type="spellStart"/>
-            <w:r>
-              <w:rPr>
-                <w:color w:val="404040"/>
-                <w:sz w:val="19"/>
-                <w:szCs w:val="19"/>
-              </w:rPr>
-              <w:t>pipeline_run</w:t>
-            </w:r>
-            <w:proofErr w:type="spellEnd"/>
-            <w:r>
-              <w:rPr>
-                <w:color w:val="404040"/>
-                <w:sz w:val="19"/>
-                <w:szCs w:val="19"/>
-              </w:rPr>
-              <w:t xml:space="preserve"> rows with correct </w:t>
-            </w:r>
-            <w:proofErr w:type="spellStart"/>
-            <w:r>
-              <w:rPr>
-                <w:color w:val="404040"/>
-                <w:sz w:val="19"/>
-                <w:szCs w:val="19"/>
-              </w:rPr>
-              <w:t>execution_dates</w:t>
-            </w:r>
-            <w:proofErr w:type="spellEnd"/>
+              <w:t>Backfill for 7 past days creates 7 pipeline_run rows with correct execution_dates</w:t>
+            </w:r>
           </w:p>
         </w:tc>
         <w:tc>
@@ -20074,23 +16405,13 @@
             </w:tcMar>
           </w:tcPr>
           <w:p>
-            <w:proofErr w:type="spellStart"/>
             <w:r>
               <w:rPr>
                 <w:color w:val="404040"/>
                 <w:sz w:val="19"/>
                 <w:szCs w:val="19"/>
               </w:rPr>
-              <w:t>max_active_runs</w:t>
-            </w:r>
-            <w:proofErr w:type="spellEnd"/>
-            <w:r>
-              <w:rPr>
-                <w:color w:val="404040"/>
-                <w:sz w:val="19"/>
-                <w:szCs w:val="19"/>
-              </w:rPr>
-              <w:t>=1 prevents concurrent DAG runs — verified by triggering manually twice</w:t>
+              <w:t>max_active_runs=1 prevents concurrent DAG runs — verified by triggering manually twice</w:t>
             </w:r>
           </w:p>
         </w:tc>
@@ -20278,43 +16599,7 @@
                 <w:sz w:val="19"/>
                 <w:szCs w:val="19"/>
               </w:rPr>
-              <w:t xml:space="preserve">No hardcoded credentials in any DAG or ETL file (grep -r 'password\|secret' </w:t>
-            </w:r>
-            <w:proofErr w:type="spellStart"/>
-            <w:r>
-              <w:rPr>
-                <w:color w:val="404040"/>
-                <w:sz w:val="19"/>
-                <w:szCs w:val="19"/>
-              </w:rPr>
-              <w:t>dags</w:t>
-            </w:r>
-            <w:proofErr w:type="spellEnd"/>
-            <w:r>
-              <w:rPr>
-                <w:color w:val="404040"/>
-                <w:sz w:val="19"/>
-                <w:szCs w:val="19"/>
-              </w:rPr>
-              <w:t xml:space="preserve">/ </w:t>
-            </w:r>
-            <w:proofErr w:type="spellStart"/>
-            <w:r>
-              <w:rPr>
-                <w:color w:val="404040"/>
-                <w:sz w:val="19"/>
-                <w:szCs w:val="19"/>
-              </w:rPr>
-              <w:t>etl</w:t>
-            </w:r>
-            <w:proofErr w:type="spellEnd"/>
-            <w:r>
-              <w:rPr>
-                <w:color w:val="404040"/>
-                <w:sz w:val="19"/>
-                <w:szCs w:val="19"/>
-              </w:rPr>
-              <w:t>/ = 0 results)</w:t>
+              <w:t>No hardcoded credentials in any DAG or ETL file (grep -r 'password\|secret' dags/ etl/ = 0 results)</w:t>
             </w:r>
           </w:p>
         </w:tc>
@@ -20427,21 +16712,7 @@
               <w:rPr>
                 <w:color w:val="FFFFFF"/>
               </w:rPr>
-              <w:t xml:space="preserve">SPRINT </w:t>
-            </w:r>
-            <w:proofErr w:type="gramStart"/>
-            <w:r>
-              <w:rPr>
-                <w:color w:val="FFFFFF"/>
-              </w:rPr>
-              <w:t>4  —</w:t>
-            </w:r>
-            <w:proofErr w:type="gramEnd"/>
-            <w:r>
-              <w:rPr>
-                <w:color w:val="FFFFFF"/>
-              </w:rPr>
-              <w:t xml:space="preserve">  VISUALIZATION &amp; HARDENING</w:t>
+              <w:t>SPRINT 4  —  VISUALIZATION &amp; HARDENING</w:t>
             </w:r>
           </w:p>
           <w:p>
@@ -20590,21 +16861,7 @@
               <w:rPr>
                 <w:color w:val="404040"/>
               </w:rPr>
-              <w:t xml:space="preserve">Open </w:t>
-            </w:r>
-            <w:proofErr w:type="spellStart"/>
-            <w:r>
-              <w:rPr>
-                <w:color w:val="404040"/>
-              </w:rPr>
-              <w:t>Metabase</w:t>
-            </w:r>
-            <w:proofErr w:type="spellEnd"/>
-            <w:r>
-              <w:rPr>
-                <w:color w:val="404040"/>
-              </w:rPr>
-              <w:t xml:space="preserve"> and see 4+ interactive charts with real data from PostgreSQL</w:t>
+              <w:t>Open Metabase and see 4+ interactive charts with real data from PostgreSQL</w:t>
             </w:r>
           </w:p>
           <w:p>
@@ -20842,7 +17099,6 @@
             <w:pPr>
               <w:spacing w:after="40"/>
             </w:pPr>
-            <w:proofErr w:type="spellStart"/>
             <w:r>
               <w:rPr>
                 <w:b/>
@@ -20851,18 +17107,7 @@
                 <w:sz w:val="21"/>
                 <w:szCs w:val="21"/>
               </w:rPr>
-              <w:t>Metabase</w:t>
-            </w:r>
-            <w:proofErr w:type="spellEnd"/>
-            <w:r>
-              <w:rPr>
-                <w:b/>
-                <w:bCs/>
-                <w:color w:val="404040"/>
-                <w:sz w:val="21"/>
-                <w:szCs w:val="21"/>
-              </w:rPr>
-              <w:t xml:space="preserve"> Setup &amp; Database Connection</w:t>
+              <w:t>Metabase Setup &amp; Database Connection</w:t>
             </w:r>
           </w:p>
           <w:p>
@@ -20886,25 +17131,7 @@
                 <w:sz w:val="19"/>
                 <w:szCs w:val="19"/>
               </w:rPr>
-              <w:t xml:space="preserve">Access </w:t>
-            </w:r>
-            <w:proofErr w:type="spellStart"/>
-            <w:r>
-              <w:rPr>
-                <w:color w:val="555555"/>
-                <w:sz w:val="19"/>
-                <w:szCs w:val="19"/>
-              </w:rPr>
-              <w:t>Metabase</w:t>
-            </w:r>
-            <w:proofErr w:type="spellEnd"/>
-            <w:r>
-              <w:rPr>
-                <w:color w:val="555555"/>
-                <w:sz w:val="19"/>
-                <w:szCs w:val="19"/>
-              </w:rPr>
-              <w:t xml:space="preserve"> at localhost:3000 — complete initial setup wizard</w:t>
+              <w:t>Access Metabase at localhost:3000 — complete initial setup wizard</w:t>
             </w:r>
           </w:p>
           <w:p>
@@ -20928,72 +17155,8 @@
                 <w:sz w:val="19"/>
                 <w:szCs w:val="19"/>
               </w:rPr>
-              <w:t>Add PostgreSQL connection: host=</w:t>
-            </w:r>
-            <w:proofErr w:type="spellStart"/>
-            <w:r>
-              <w:rPr>
-                <w:color w:val="555555"/>
-                <w:sz w:val="19"/>
-                <w:szCs w:val="19"/>
-              </w:rPr>
-              <w:t>postgres</w:t>
-            </w:r>
-            <w:proofErr w:type="spellEnd"/>
-            <w:r>
-              <w:rPr>
-                <w:color w:val="555555"/>
-                <w:sz w:val="19"/>
-                <w:szCs w:val="19"/>
-              </w:rPr>
-              <w:t xml:space="preserve">, port=5432, </w:t>
-            </w:r>
-            <w:proofErr w:type="spellStart"/>
-            <w:r>
-              <w:rPr>
-                <w:color w:val="555555"/>
-                <w:sz w:val="19"/>
-                <w:szCs w:val="19"/>
-              </w:rPr>
-              <w:t>db</w:t>
-            </w:r>
-            <w:proofErr w:type="spellEnd"/>
-            <w:r>
-              <w:rPr>
-                <w:color w:val="555555"/>
-                <w:sz w:val="19"/>
-                <w:szCs w:val="19"/>
-              </w:rPr>
-              <w:t>=</w:t>
-            </w:r>
-            <w:proofErr w:type="spellStart"/>
-            <w:r>
-              <w:rPr>
-                <w:color w:val="555555"/>
-                <w:sz w:val="19"/>
-                <w:szCs w:val="19"/>
-              </w:rPr>
-              <w:t>ecommerce_db</w:t>
-            </w:r>
-            <w:proofErr w:type="spellEnd"/>
-            <w:r>
-              <w:rPr>
-                <w:color w:val="555555"/>
-                <w:sz w:val="19"/>
-                <w:szCs w:val="19"/>
-              </w:rPr>
-              <w:t xml:space="preserve">, user/pass </w:t>
-            </w:r>
-            <w:proofErr w:type="gramStart"/>
-            <w:r>
-              <w:rPr>
-                <w:color w:val="555555"/>
-                <w:sz w:val="19"/>
-                <w:szCs w:val="19"/>
-              </w:rPr>
-              <w:t>from .env</w:t>
-            </w:r>
-            <w:proofErr w:type="gramEnd"/>
+              <w:t>Add PostgreSQL connection: host=postgres, port=5432, db=ecommerce_db, user/pass from .env</w:t>
+            </w:r>
           </w:p>
           <w:p>
             <w:pPr>
@@ -21016,43 +17179,7 @@
                 <w:sz w:val="19"/>
                 <w:szCs w:val="19"/>
               </w:rPr>
-              <w:t xml:space="preserve">Verify </w:t>
-            </w:r>
-            <w:proofErr w:type="spellStart"/>
-            <w:r>
-              <w:rPr>
-                <w:color w:val="555555"/>
-                <w:sz w:val="19"/>
-                <w:szCs w:val="19"/>
-              </w:rPr>
-              <w:t>Metabase</w:t>
-            </w:r>
-            <w:proofErr w:type="spellEnd"/>
-            <w:r>
-              <w:rPr>
-                <w:color w:val="555555"/>
-                <w:sz w:val="19"/>
-                <w:szCs w:val="19"/>
-              </w:rPr>
-              <w:t xml:space="preserve"> can query </w:t>
-            </w:r>
-            <w:proofErr w:type="spellStart"/>
-            <w:r>
-              <w:rPr>
-                <w:color w:val="555555"/>
-                <w:sz w:val="19"/>
-                <w:szCs w:val="19"/>
-              </w:rPr>
-              <w:t>products_market</w:t>
-            </w:r>
-            <w:proofErr w:type="spellEnd"/>
-            <w:r>
-              <w:rPr>
-                <w:color w:val="555555"/>
-                <w:sz w:val="19"/>
-                <w:szCs w:val="19"/>
-              </w:rPr>
-              <w:t xml:space="preserve"> with a native SQL question</w:t>
+              <w:t>Verify Metabase can query products_market with a native SQL question</w:t>
             </w:r>
           </w:p>
           <w:p>
@@ -21076,25 +17203,7 @@
                 <w:sz w:val="19"/>
                 <w:szCs w:val="19"/>
               </w:rPr>
-              <w:t xml:space="preserve">Create a </w:t>
-            </w:r>
-            <w:proofErr w:type="spellStart"/>
-            <w:r>
-              <w:rPr>
-                <w:color w:val="555555"/>
-                <w:sz w:val="19"/>
-                <w:szCs w:val="19"/>
-              </w:rPr>
-              <w:t>Metabase</w:t>
-            </w:r>
-            <w:proofErr w:type="spellEnd"/>
-            <w:r>
-              <w:rPr>
-                <w:color w:val="555555"/>
-                <w:sz w:val="19"/>
-                <w:szCs w:val="19"/>
-              </w:rPr>
-              <w:t xml:space="preserve"> Collection: 'E-Commerce Market Analysis'</w:t>
+              <w:t>Create a Metabase Collection: 'E-Commerce Market Analysis'</w:t>
             </w:r>
           </w:p>
           <w:p>
@@ -21307,25 +17416,7 @@
                 <w:sz w:val="19"/>
                 <w:szCs w:val="19"/>
               </w:rPr>
-              <w:t xml:space="preserve">Chart 1 (Bar): Average price by category — GROUP BY category, </w:t>
-            </w:r>
-            <w:proofErr w:type="gramStart"/>
-            <w:r>
-              <w:rPr>
-                <w:color w:val="555555"/>
-                <w:sz w:val="19"/>
-                <w:szCs w:val="19"/>
-              </w:rPr>
-              <w:t>AVG(</w:t>
-            </w:r>
-            <w:proofErr w:type="gramEnd"/>
-            <w:r>
-              <w:rPr>
-                <w:color w:val="555555"/>
-                <w:sz w:val="19"/>
-                <w:szCs w:val="19"/>
-              </w:rPr>
-              <w:t>price). Add filter: date range</w:t>
+              <w:t>Chart 1 (Bar): Average price by category — GROUP BY category, AVG(price). Add filter: date range</w:t>
             </w:r>
           </w:p>
           <w:p>
@@ -21349,18 +17440,8 @@
                 <w:sz w:val="19"/>
                 <w:szCs w:val="19"/>
               </w:rPr>
-              <w:t xml:space="preserve">Chart 2 (Table): Top 10 products by rating — ORDER BY rating DESC, show: name, category, price, rating, </w:t>
-            </w:r>
-            <w:proofErr w:type="spellStart"/>
-            <w:r>
-              <w:rPr>
-                <w:color w:val="555555"/>
-                <w:sz w:val="19"/>
-                <w:szCs w:val="19"/>
-              </w:rPr>
-              <w:t>review_count</w:t>
-            </w:r>
-            <w:proofErr w:type="spellEnd"/>
+              <w:t>Chart 2 (Table): Top 10 products by rating — ORDER BY rating DESC, show: name, category, price, rating, review_count</w:t>
+            </w:r>
           </w:p>
           <w:p>
             <w:pPr>
@@ -21383,43 +17464,7 @@
                 <w:sz w:val="19"/>
                 <w:szCs w:val="19"/>
               </w:rPr>
-              <w:t xml:space="preserve">Chart 3 (Line): Daily product count trend — GROUP BY </w:t>
-            </w:r>
-            <w:proofErr w:type="spellStart"/>
-            <w:r>
-              <w:rPr>
-                <w:color w:val="555555"/>
-                <w:sz w:val="19"/>
-                <w:szCs w:val="19"/>
-              </w:rPr>
-              <w:t>extraction_date</w:t>
-            </w:r>
-            <w:proofErr w:type="spellEnd"/>
-            <w:r>
-              <w:rPr>
-                <w:color w:val="555555"/>
-                <w:sz w:val="19"/>
-                <w:szCs w:val="19"/>
-              </w:rPr>
-              <w:t xml:space="preserve">, </w:t>
-            </w:r>
-            <w:proofErr w:type="gramStart"/>
-            <w:r>
-              <w:rPr>
-                <w:color w:val="555555"/>
-                <w:sz w:val="19"/>
-                <w:szCs w:val="19"/>
-              </w:rPr>
-              <w:t>COUNT(</w:t>
-            </w:r>
-            <w:proofErr w:type="gramEnd"/>
-            <w:r>
-              <w:rPr>
-                <w:color w:val="555555"/>
-                <w:sz w:val="19"/>
-                <w:szCs w:val="19"/>
-              </w:rPr>
-              <w:t>*). Shows data freshness</w:t>
+              <w:t>Chart 3 (Line): Daily product count trend — GROUP BY extraction_date, COUNT(*). Shows data freshness</w:t>
             </w:r>
           </w:p>
           <w:p>
@@ -21443,25 +17488,7 @@
                 <w:sz w:val="19"/>
                 <w:szCs w:val="19"/>
               </w:rPr>
-              <w:t xml:space="preserve">Chart 4 (Table/Bar): Pipeline run history — from </w:t>
-            </w:r>
-            <w:proofErr w:type="spellStart"/>
-            <w:r>
-              <w:rPr>
-                <w:color w:val="555555"/>
-                <w:sz w:val="19"/>
-                <w:szCs w:val="19"/>
-              </w:rPr>
-              <w:t>pipeline_runs</w:t>
-            </w:r>
-            <w:proofErr w:type="spellEnd"/>
-            <w:r>
-              <w:rPr>
-                <w:color w:val="555555"/>
-                <w:sz w:val="19"/>
-                <w:szCs w:val="19"/>
-              </w:rPr>
-              <w:t xml:space="preserve"> table, show status per day (green/red)</w:t>
+              <w:t>Chart 4 (Table/Bar): Pipeline run history — from pipeline_runs table, show status per day (green/red)</w:t>
             </w:r>
           </w:p>
           <w:p>
@@ -21485,25 +17512,7 @@
                 <w:sz w:val="19"/>
                 <w:szCs w:val="19"/>
               </w:rPr>
-              <w:t xml:space="preserve">Chart 5 (Scorecard): Today's data quality score from latest </w:t>
-            </w:r>
-            <w:proofErr w:type="spellStart"/>
-            <w:r>
-              <w:rPr>
-                <w:color w:val="555555"/>
-                <w:sz w:val="19"/>
-                <w:szCs w:val="19"/>
-              </w:rPr>
-              <w:t>pipeline_runs</w:t>
-            </w:r>
-            <w:proofErr w:type="spellEnd"/>
-            <w:r>
-              <w:rPr>
-                <w:color w:val="555555"/>
-                <w:sz w:val="19"/>
-                <w:szCs w:val="19"/>
-              </w:rPr>
-              <w:t xml:space="preserve"> row</w:t>
+              <w:t>Chart 5 (Scorecard): Today's data quality score from latest pipeline_runs row</w:t>
             </w:r>
           </w:p>
           <w:p>
@@ -21527,25 +17536,7 @@
                 <w:sz w:val="19"/>
                 <w:szCs w:val="19"/>
               </w:rPr>
-              <w:t xml:space="preserve">Add global filters to dashboard: </w:t>
-            </w:r>
-            <w:proofErr w:type="spellStart"/>
-            <w:r>
-              <w:rPr>
-                <w:color w:val="555555"/>
-                <w:sz w:val="19"/>
-                <w:szCs w:val="19"/>
-              </w:rPr>
-              <w:t>date_range</w:t>
-            </w:r>
-            <w:proofErr w:type="spellEnd"/>
-            <w:r>
-              <w:rPr>
-                <w:color w:val="555555"/>
-                <w:sz w:val="19"/>
-                <w:szCs w:val="19"/>
-              </w:rPr>
-              <w:t>, category. Set auto-refresh to 24h</w:t>
+              <w:t>Add global filters to dashboard: date_range, category. Set auto-refresh to 24h</w:t>
             </w:r>
           </w:p>
         </w:tc>
@@ -21661,25 +17652,7 @@
                 <w:sz w:val="19"/>
                 <w:szCs w:val="19"/>
               </w:rPr>
-              <w:t xml:space="preserve">Chart 7 (Scatter): Rating vs </w:t>
-            </w:r>
-            <w:proofErr w:type="spellStart"/>
-            <w:r>
-              <w:rPr>
-                <w:color w:val="555555"/>
-                <w:sz w:val="19"/>
-                <w:szCs w:val="19"/>
-              </w:rPr>
-              <w:t>review_count</w:t>
-            </w:r>
-            <w:proofErr w:type="spellEnd"/>
-            <w:r>
-              <w:rPr>
-                <w:color w:val="555555"/>
-                <w:sz w:val="19"/>
-                <w:szCs w:val="19"/>
-              </w:rPr>
-              <w:t xml:space="preserve"> — spot highly-reviewed vs highly-rated products</w:t>
+              <w:t>Chart 7 (Scatter): Rating vs review_count — spot highly-reviewed vs highly-rated products</w:t>
             </w:r>
           </w:p>
           <w:p>
@@ -21704,43 +17677,7 @@
                 <w:szCs w:val="19"/>
               </w:rPr>
               <w:lastRenderedPageBreak/>
-              <w:t xml:space="preserve">Chart 8 (Table): Rejected records </w:t>
-            </w:r>
-            <w:proofErr w:type="gramStart"/>
-            <w:r>
-              <w:rPr>
-                <w:color w:val="555555"/>
-                <w:sz w:val="19"/>
-                <w:szCs w:val="19"/>
-              </w:rPr>
-              <w:t>log —</w:t>
-            </w:r>
-            <w:proofErr w:type="gramEnd"/>
-            <w:r>
-              <w:rPr>
-                <w:color w:val="555555"/>
-                <w:sz w:val="19"/>
-                <w:szCs w:val="19"/>
-              </w:rPr>
-              <w:t xml:space="preserve"> last 7 days of </w:t>
-            </w:r>
-            <w:proofErr w:type="spellStart"/>
-            <w:r>
-              <w:rPr>
-                <w:color w:val="555555"/>
-                <w:sz w:val="19"/>
-                <w:szCs w:val="19"/>
-              </w:rPr>
-              <w:t>rejected_records</w:t>
-            </w:r>
-            <w:proofErr w:type="spellEnd"/>
-            <w:r>
-              <w:rPr>
-                <w:color w:val="555555"/>
-                <w:sz w:val="19"/>
-                <w:szCs w:val="19"/>
-              </w:rPr>
-              <w:t xml:space="preserve"> with reason breakdown</w:t>
+              <w:t>Chart 8 (Table): Rejected records log — last 7 days of rejected_records with reason breakdown</w:t>
             </w:r>
           </w:p>
         </w:tc>
@@ -21929,43 +17866,7 @@
                 <w:sz w:val="19"/>
                 <w:szCs w:val="19"/>
               </w:rPr>
-              <w:t xml:space="preserve">Write </w:t>
-            </w:r>
-            <w:proofErr w:type="spellStart"/>
-            <w:r>
-              <w:rPr>
-                <w:color w:val="555555"/>
-                <w:sz w:val="19"/>
-                <w:szCs w:val="19"/>
-              </w:rPr>
-              <w:t>sql</w:t>
-            </w:r>
-            <w:proofErr w:type="spellEnd"/>
-            <w:r>
-              <w:rPr>
-                <w:color w:val="555555"/>
-                <w:sz w:val="19"/>
-                <w:szCs w:val="19"/>
-              </w:rPr>
-              <w:t>/queries/</w:t>
-            </w:r>
-            <w:proofErr w:type="spellStart"/>
-            <w:r>
-              <w:rPr>
-                <w:color w:val="555555"/>
-                <w:sz w:val="19"/>
-                <w:szCs w:val="19"/>
-              </w:rPr>
-              <w:t>avg_price_by_category.sql</w:t>
-            </w:r>
-            <w:proofErr w:type="spellEnd"/>
-            <w:r>
-              <w:rPr>
-                <w:color w:val="555555"/>
-                <w:sz w:val="19"/>
-                <w:szCs w:val="19"/>
-              </w:rPr>
-              <w:t xml:space="preserve"> — parameterized by date range</w:t>
+              <w:t>Write sql/queries/avg_price_by_category.sql — parameterized by date range</w:t>
             </w:r>
           </w:p>
           <w:p>
@@ -21989,43 +17890,7 @@
                 <w:sz w:val="19"/>
                 <w:szCs w:val="19"/>
               </w:rPr>
-              <w:t xml:space="preserve">Write </w:t>
-            </w:r>
-            <w:proofErr w:type="spellStart"/>
-            <w:r>
-              <w:rPr>
-                <w:color w:val="555555"/>
-                <w:sz w:val="19"/>
-                <w:szCs w:val="19"/>
-              </w:rPr>
-              <w:t>sql</w:t>
-            </w:r>
-            <w:proofErr w:type="spellEnd"/>
-            <w:r>
-              <w:rPr>
-                <w:color w:val="555555"/>
-                <w:sz w:val="19"/>
-                <w:szCs w:val="19"/>
-              </w:rPr>
-              <w:t>/queries/</w:t>
-            </w:r>
-            <w:proofErr w:type="spellStart"/>
-            <w:r>
-              <w:rPr>
-                <w:color w:val="555555"/>
-                <w:sz w:val="19"/>
-                <w:szCs w:val="19"/>
-              </w:rPr>
-              <w:t>top_rated_products.sql</w:t>
-            </w:r>
-            <w:proofErr w:type="spellEnd"/>
-            <w:r>
-              <w:rPr>
-                <w:color w:val="555555"/>
-                <w:sz w:val="19"/>
-                <w:szCs w:val="19"/>
-              </w:rPr>
-              <w:t xml:space="preserve"> — parameterized by category and limit</w:t>
+              <w:t>Write sql/queries/top_rated_products.sql — parameterized by category and limit</w:t>
             </w:r>
           </w:p>
           <w:p>
@@ -22049,79 +17914,7 @@
                 <w:sz w:val="19"/>
                 <w:szCs w:val="19"/>
               </w:rPr>
-              <w:t xml:space="preserve">Write </w:t>
-            </w:r>
-            <w:proofErr w:type="spellStart"/>
-            <w:r>
-              <w:rPr>
-                <w:color w:val="555555"/>
-                <w:sz w:val="19"/>
-                <w:szCs w:val="19"/>
-              </w:rPr>
-              <w:t>sql</w:t>
-            </w:r>
-            <w:proofErr w:type="spellEnd"/>
-            <w:r>
-              <w:rPr>
-                <w:color w:val="555555"/>
-                <w:sz w:val="19"/>
-                <w:szCs w:val="19"/>
-              </w:rPr>
-              <w:t>/queries/</w:t>
-            </w:r>
-            <w:proofErr w:type="spellStart"/>
-            <w:r>
-              <w:rPr>
-                <w:color w:val="555555"/>
-                <w:sz w:val="19"/>
-                <w:szCs w:val="19"/>
-              </w:rPr>
-              <w:t>daily_pipeline_health.sql</w:t>
-            </w:r>
-            <w:proofErr w:type="spellEnd"/>
-            <w:r>
-              <w:rPr>
-                <w:color w:val="555555"/>
-                <w:sz w:val="19"/>
-                <w:szCs w:val="19"/>
-              </w:rPr>
-              <w:t xml:space="preserve"> — join </w:t>
-            </w:r>
-            <w:proofErr w:type="spellStart"/>
-            <w:r>
-              <w:rPr>
-                <w:color w:val="555555"/>
-                <w:sz w:val="19"/>
-                <w:szCs w:val="19"/>
-              </w:rPr>
-              <w:t>pipeline_runs</w:t>
-            </w:r>
-            <w:proofErr w:type="spellEnd"/>
-            <w:r>
-              <w:rPr>
-                <w:color w:val="555555"/>
-                <w:sz w:val="19"/>
-                <w:szCs w:val="19"/>
-              </w:rPr>
-              <w:t xml:space="preserve"> with </w:t>
-            </w:r>
-            <w:proofErr w:type="spellStart"/>
-            <w:r>
-              <w:rPr>
-                <w:color w:val="555555"/>
-                <w:sz w:val="19"/>
-                <w:szCs w:val="19"/>
-              </w:rPr>
-              <w:t>products_market</w:t>
-            </w:r>
-            <w:proofErr w:type="spellEnd"/>
-            <w:r>
-              <w:rPr>
-                <w:color w:val="555555"/>
-                <w:sz w:val="19"/>
-                <w:szCs w:val="19"/>
-              </w:rPr>
-              <w:t xml:space="preserve"> counts</w:t>
+              <w:t>Write sql/queries/daily_pipeline_health.sql — join pipeline_runs with products_market counts</w:t>
             </w:r>
           </w:p>
           <w:p>
@@ -22145,43 +17938,7 @@
                 <w:sz w:val="19"/>
                 <w:szCs w:val="19"/>
               </w:rPr>
-              <w:t xml:space="preserve">Write </w:t>
-            </w:r>
-            <w:proofErr w:type="spellStart"/>
-            <w:r>
-              <w:rPr>
-                <w:color w:val="555555"/>
-                <w:sz w:val="19"/>
-                <w:szCs w:val="19"/>
-              </w:rPr>
-              <w:t>sql</w:t>
-            </w:r>
-            <w:proofErr w:type="spellEnd"/>
-            <w:r>
-              <w:rPr>
-                <w:color w:val="555555"/>
-                <w:sz w:val="19"/>
-                <w:szCs w:val="19"/>
-              </w:rPr>
-              <w:t>/queries/</w:t>
-            </w:r>
-            <w:proofErr w:type="spellStart"/>
-            <w:r>
-              <w:rPr>
-                <w:color w:val="555555"/>
-                <w:sz w:val="19"/>
-                <w:szCs w:val="19"/>
-              </w:rPr>
-              <w:t>price_trend_over_time.sql</w:t>
-            </w:r>
-            <w:proofErr w:type="spellEnd"/>
-            <w:r>
-              <w:rPr>
-                <w:color w:val="555555"/>
-                <w:sz w:val="19"/>
-                <w:szCs w:val="19"/>
-              </w:rPr>
-              <w:t xml:space="preserve"> — rolling 7-day average price per category</w:t>
+              <w:t>Write sql/queries/price_trend_over_time.sql — rolling 7-day average price per category</w:t>
             </w:r>
           </w:p>
           <w:p>
@@ -22409,97 +18166,7 @@
                 <w:sz w:val="19"/>
                 <w:szCs w:val="19"/>
               </w:rPr>
-              <w:t xml:space="preserve">Run full </w:t>
-            </w:r>
-            <w:proofErr w:type="spellStart"/>
-            <w:r>
-              <w:rPr>
-                <w:color w:val="555555"/>
-                <w:sz w:val="19"/>
-                <w:szCs w:val="19"/>
-              </w:rPr>
-              <w:t>pytest</w:t>
-            </w:r>
-            <w:proofErr w:type="spellEnd"/>
-            <w:r>
-              <w:rPr>
-                <w:color w:val="555555"/>
-                <w:sz w:val="19"/>
-                <w:szCs w:val="19"/>
-              </w:rPr>
-              <w:t xml:space="preserve"> suite: </w:t>
-            </w:r>
-            <w:proofErr w:type="spellStart"/>
-            <w:r>
-              <w:rPr>
-                <w:color w:val="555555"/>
-                <w:sz w:val="19"/>
-                <w:szCs w:val="19"/>
-              </w:rPr>
-              <w:t>pytest</w:t>
-            </w:r>
-            <w:proofErr w:type="spellEnd"/>
-            <w:r>
-              <w:rPr>
-                <w:color w:val="555555"/>
-                <w:sz w:val="19"/>
-                <w:szCs w:val="19"/>
-              </w:rPr>
-              <w:t xml:space="preserve"> tests/ -v --</w:t>
-            </w:r>
-            <w:proofErr w:type="spellStart"/>
-            <w:r>
-              <w:rPr>
-                <w:color w:val="555555"/>
-                <w:sz w:val="19"/>
-                <w:szCs w:val="19"/>
-              </w:rPr>
-              <w:t>cov</w:t>
-            </w:r>
-            <w:proofErr w:type="spellEnd"/>
-            <w:r>
-              <w:rPr>
-                <w:color w:val="555555"/>
-                <w:sz w:val="19"/>
-                <w:szCs w:val="19"/>
-              </w:rPr>
-              <w:t>=</w:t>
-            </w:r>
-            <w:proofErr w:type="spellStart"/>
-            <w:r>
-              <w:rPr>
-                <w:color w:val="555555"/>
-                <w:sz w:val="19"/>
-                <w:szCs w:val="19"/>
-              </w:rPr>
-              <w:t>etl</w:t>
-            </w:r>
-            <w:proofErr w:type="spellEnd"/>
-            <w:r>
-              <w:rPr>
-                <w:color w:val="555555"/>
-                <w:sz w:val="19"/>
-                <w:szCs w:val="19"/>
-              </w:rPr>
-              <w:t xml:space="preserve"> --</w:t>
-            </w:r>
-            <w:proofErr w:type="spellStart"/>
-            <w:r>
-              <w:rPr>
-                <w:color w:val="555555"/>
-                <w:sz w:val="19"/>
-                <w:szCs w:val="19"/>
-              </w:rPr>
-              <w:t>cov</w:t>
-            </w:r>
-            <w:proofErr w:type="spellEnd"/>
-            <w:r>
-              <w:rPr>
-                <w:color w:val="555555"/>
-                <w:sz w:val="19"/>
-                <w:szCs w:val="19"/>
-              </w:rPr>
-              <w:t>-report=html — screenshot coverage report</w:t>
+              <w:t>Run full pytest suite: pytest tests/ -v --cov=etl --cov-report=html — screenshot coverage report</w:t>
             </w:r>
           </w:p>
           <w:p>
@@ -22523,25 +18190,7 @@
                 <w:sz w:val="19"/>
                 <w:szCs w:val="19"/>
               </w:rPr>
-              <w:t xml:space="preserve">Verify coverage &gt;= 80% on all </w:t>
-            </w:r>
-            <w:proofErr w:type="spellStart"/>
-            <w:r>
-              <w:rPr>
-                <w:color w:val="555555"/>
-                <w:sz w:val="19"/>
-                <w:szCs w:val="19"/>
-              </w:rPr>
-              <w:t>etl</w:t>
-            </w:r>
-            <w:proofErr w:type="spellEnd"/>
-            <w:r>
-              <w:rPr>
-                <w:color w:val="555555"/>
-                <w:sz w:val="19"/>
-                <w:szCs w:val="19"/>
-              </w:rPr>
-              <w:t>/ modules</w:t>
+              <w:t>Verify coverage &gt;= 80% on all etl/ modules</w:t>
             </w:r>
           </w:p>
           <w:p>
@@ -22565,61 +18214,7 @@
                 <w:sz w:val="19"/>
                 <w:szCs w:val="19"/>
               </w:rPr>
-              <w:t xml:space="preserve">Perform 'fresh machine test': git clone, </w:t>
-            </w:r>
-            <w:proofErr w:type="gramStart"/>
-            <w:r>
-              <w:rPr>
-                <w:color w:val="555555"/>
-                <w:sz w:val="19"/>
-                <w:szCs w:val="19"/>
-              </w:rPr>
-              <w:t>copy .</w:t>
-            </w:r>
-            <w:proofErr w:type="spellStart"/>
-            <w:r>
-              <w:rPr>
-                <w:color w:val="555555"/>
-                <w:sz w:val="19"/>
-                <w:szCs w:val="19"/>
-              </w:rPr>
-              <w:t>env</w:t>
-            </w:r>
-            <w:proofErr w:type="gramEnd"/>
-            <w:r>
-              <w:rPr>
-                <w:color w:val="555555"/>
-                <w:sz w:val="19"/>
-                <w:szCs w:val="19"/>
-              </w:rPr>
-              <w:t>.example</w:t>
-            </w:r>
-            <w:proofErr w:type="spellEnd"/>
-            <w:r>
-              <w:rPr>
-                <w:color w:val="555555"/>
-                <w:sz w:val="19"/>
-                <w:szCs w:val="19"/>
-              </w:rPr>
-              <w:t xml:space="preserve"> </w:t>
-            </w:r>
-            <w:proofErr w:type="gramStart"/>
-            <w:r>
-              <w:rPr>
-                <w:color w:val="555555"/>
-                <w:sz w:val="19"/>
-                <w:szCs w:val="19"/>
-              </w:rPr>
-              <w:t>to .env</w:t>
-            </w:r>
-            <w:proofErr w:type="gramEnd"/>
-            <w:r>
-              <w:rPr>
-                <w:color w:val="555555"/>
-                <w:sz w:val="19"/>
-                <w:szCs w:val="19"/>
-              </w:rPr>
-              <w:t>, docker compose up — time it</w:t>
+              <w:t>Perform 'fresh machine test': git clone, copy .env.example to .env, docker compose up — time it</w:t>
             </w:r>
           </w:p>
           <w:p>
@@ -22880,25 +18475,7 @@
                 <w:sz w:val="19"/>
                 <w:szCs w:val="19"/>
               </w:rPr>
-              <w:t xml:space="preserve">Add sections: Quick Start (docker compose commands), Configuration </w:t>
-            </w:r>
-            <w:proofErr w:type="gramStart"/>
-            <w:r>
-              <w:rPr>
-                <w:color w:val="555555"/>
-                <w:sz w:val="19"/>
-                <w:szCs w:val="19"/>
-              </w:rPr>
-              <w:t>(.env</w:t>
-            </w:r>
-            <w:proofErr w:type="gramEnd"/>
-            <w:r>
-              <w:rPr>
-                <w:color w:val="555555"/>
-                <w:sz w:val="19"/>
-                <w:szCs w:val="19"/>
-              </w:rPr>
-              <w:t xml:space="preserve"> variables explained)</w:t>
+              <w:t>Add sections: Quick Start (docker compose commands), Configuration (.env variables explained)</w:t>
             </w:r>
           </w:p>
           <w:p>
@@ -22946,25 +18523,7 @@
                 <w:sz w:val="19"/>
                 <w:szCs w:val="19"/>
               </w:rPr>
-              <w:t>Add section: Dashboard Access, Testing (</w:t>
-            </w:r>
-            <w:proofErr w:type="spellStart"/>
-            <w:r>
-              <w:rPr>
-                <w:color w:val="555555"/>
-                <w:sz w:val="19"/>
-                <w:szCs w:val="19"/>
-              </w:rPr>
-              <w:t>pytest</w:t>
-            </w:r>
-            <w:proofErr w:type="spellEnd"/>
-            <w:r>
-              <w:rPr>
-                <w:color w:val="555555"/>
-                <w:sz w:val="19"/>
-                <w:szCs w:val="19"/>
-              </w:rPr>
-              <w:t xml:space="preserve"> commands), Troubleshooting FAQ</w:t>
+              <w:t>Add section: Dashboard Access, Testing (pytest commands), Troubleshooting FAQ</w:t>
             </w:r>
           </w:p>
           <w:p>
@@ -23201,25 +18760,7 @@
                 <w:sz w:val="19"/>
                 <w:szCs w:val="19"/>
               </w:rPr>
-              <w:t>Run flake</w:t>
-            </w:r>
-            <w:proofErr w:type="gramStart"/>
-            <w:r>
-              <w:rPr>
-                <w:color w:val="555555"/>
-                <w:sz w:val="19"/>
-                <w:szCs w:val="19"/>
-              </w:rPr>
-              <w:t>8 .</w:t>
-            </w:r>
-            <w:proofErr w:type="gramEnd"/>
-            <w:r>
-              <w:rPr>
-                <w:color w:val="555555"/>
-                <w:sz w:val="19"/>
-                <w:szCs w:val="19"/>
-              </w:rPr>
-              <w:t xml:space="preserve"> --max-line-length=120 — fix all issues</w:t>
+              <w:t>Run flake8 . --max-line-length=120 — fix all issues</w:t>
             </w:r>
           </w:p>
           <w:p>
@@ -23243,25 +18784,7 @@
                 <w:sz w:val="19"/>
                 <w:szCs w:val="19"/>
               </w:rPr>
-              <w:t xml:space="preserve">Run </w:t>
-            </w:r>
-            <w:proofErr w:type="gramStart"/>
-            <w:r>
-              <w:rPr>
-                <w:color w:val="555555"/>
-                <w:sz w:val="19"/>
-                <w:szCs w:val="19"/>
-              </w:rPr>
-              <w:t>black .</w:t>
-            </w:r>
-            <w:proofErr w:type="gramEnd"/>
-            <w:r>
-              <w:rPr>
-                <w:color w:val="555555"/>
-                <w:sz w:val="19"/>
-                <w:szCs w:val="19"/>
-              </w:rPr>
-              <w:t xml:space="preserve"> for consistent formatting</w:t>
+              <w:t>Run black . for consistent formatting</w:t>
             </w:r>
           </w:p>
           <w:p>
@@ -23333,61 +18856,7 @@
                 <w:sz w:val="19"/>
                 <w:szCs w:val="19"/>
               </w:rPr>
-              <w:t xml:space="preserve">Review all </w:t>
-            </w:r>
-            <w:proofErr w:type="gramStart"/>
-            <w:r>
-              <w:rPr>
-                <w:color w:val="555555"/>
-                <w:sz w:val="19"/>
-                <w:szCs w:val="19"/>
-              </w:rPr>
-              <w:t>print(</w:t>
-            </w:r>
-            <w:proofErr w:type="gramEnd"/>
-            <w:r>
-              <w:rPr>
-                <w:color w:val="555555"/>
-                <w:sz w:val="19"/>
-                <w:szCs w:val="19"/>
-              </w:rPr>
-              <w:t>) statements — replace with proper logging (</w:t>
-            </w:r>
-            <w:proofErr w:type="spellStart"/>
-            <w:r>
-              <w:rPr>
-                <w:color w:val="555555"/>
-                <w:sz w:val="19"/>
-                <w:szCs w:val="19"/>
-              </w:rPr>
-              <w:t>loguru</w:t>
-            </w:r>
-            <w:proofErr w:type="spellEnd"/>
-            <w:r>
-              <w:rPr>
-                <w:color w:val="555555"/>
-                <w:sz w:val="19"/>
-                <w:szCs w:val="19"/>
-              </w:rPr>
-              <w:t xml:space="preserve"> or </w:t>
-            </w:r>
-            <w:proofErr w:type="spellStart"/>
-            <w:r>
-              <w:rPr>
-                <w:color w:val="555555"/>
-                <w:sz w:val="19"/>
-                <w:szCs w:val="19"/>
-              </w:rPr>
-              <w:t>stdlib</w:t>
-            </w:r>
-            <w:proofErr w:type="spellEnd"/>
-            <w:r>
-              <w:rPr>
-                <w:color w:val="555555"/>
-                <w:sz w:val="19"/>
-                <w:szCs w:val="19"/>
-              </w:rPr>
-              <w:t xml:space="preserve"> logging)</w:t>
+              <w:t>Review all print() statements — replace with proper logging (loguru or stdlib logging)</w:t>
             </w:r>
           </w:p>
           <w:p>
@@ -23506,27 +18975,7 @@
                 <w:sz w:val="19"/>
                 <w:szCs w:val="19"/>
               </w:rPr>
-              <w:t xml:space="preserve">Prepare 5-minute demo script: run DAG → show logs → open </w:t>
-            </w:r>
-            <w:proofErr w:type="spellStart"/>
-            <w:r>
-              <w:rPr>
-                <w:rFonts w:ascii="Arial Unicode MS" w:eastAsia="Arial Unicode MS" w:hAnsi="Arial Unicode MS" w:cs="Arial Unicode MS"/>
-                <w:color w:val="555555"/>
-                <w:sz w:val="19"/>
-                <w:szCs w:val="19"/>
-              </w:rPr>
-              <w:t>Metabase</w:t>
-            </w:r>
-            <w:proofErr w:type="spellEnd"/>
-            <w:r>
-              <w:rPr>
-                <w:rFonts w:ascii="Arial Unicode MS" w:eastAsia="Arial Unicode MS" w:hAnsi="Arial Unicode MS" w:cs="Arial Unicode MS"/>
-                <w:color w:val="555555"/>
-                <w:sz w:val="19"/>
-                <w:szCs w:val="19"/>
-              </w:rPr>
-              <w:t xml:space="preserve"> → show dashboard</w:t>
+              <w:t>Prepare 5-minute demo script: run DAG → show logs → open Metabase → show dashboard</w:t>
             </w:r>
           </w:p>
           <w:p>
@@ -23550,25 +18999,7 @@
                 <w:sz w:val="19"/>
                 <w:szCs w:val="19"/>
               </w:rPr>
-              <w:t xml:space="preserve">Screenshot or screen-record: Airflow DAG Graph View, successful run log, </w:t>
-            </w:r>
-            <w:proofErr w:type="spellStart"/>
-            <w:r>
-              <w:rPr>
-                <w:color w:val="555555"/>
-                <w:sz w:val="19"/>
-                <w:szCs w:val="19"/>
-              </w:rPr>
-              <w:t>Metabase</w:t>
-            </w:r>
-            <w:proofErr w:type="spellEnd"/>
-            <w:r>
-              <w:rPr>
-                <w:color w:val="555555"/>
-                <w:sz w:val="19"/>
-                <w:szCs w:val="19"/>
-              </w:rPr>
-              <w:t xml:space="preserve"> dashboard</w:t>
+              <w:t>Screenshot or screen-record: Airflow DAG Graph View, successful run log, Metabase dashboard</w:t>
             </w:r>
           </w:p>
           <w:p>
@@ -23806,27 +19237,7 @@
                 <w:sz w:val="19"/>
                 <w:szCs w:val="19"/>
               </w:rPr>
-              <w:t xml:space="preserve">Complete final acceptance criteria checklist (see </w:t>
-            </w:r>
-            <w:proofErr w:type="gramStart"/>
-            <w:r>
-              <w:rPr>
-                <w:rFonts w:ascii="Arial Unicode MS" w:eastAsia="Arial Unicode MS" w:hAnsi="Arial Unicode MS" w:cs="Arial Unicode MS"/>
-                <w:color w:val="555555"/>
-                <w:sz w:val="19"/>
-                <w:szCs w:val="19"/>
-              </w:rPr>
-              <w:t>below) —</w:t>
-            </w:r>
-            <w:proofErr w:type="gramEnd"/>
-            <w:r>
-              <w:rPr>
-                <w:rFonts w:ascii="Arial Unicode MS" w:eastAsia="Arial Unicode MS" w:hAnsi="Arial Unicode MS" w:cs="Arial Unicode MS"/>
-                <w:color w:val="555555"/>
-                <w:sz w:val="19"/>
-                <w:szCs w:val="19"/>
-              </w:rPr>
-              <w:t xml:space="preserve"> all items must be ✅</w:t>
+              <w:t>Complete final acceptance criteria checklist (see below) — all items must be ✅</w:t>
             </w:r>
           </w:p>
           <w:p>
@@ -23850,25 +19261,7 @@
                 <w:sz w:val="19"/>
                 <w:szCs w:val="19"/>
               </w:rPr>
-              <w:t xml:space="preserve">Verify </w:t>
-            </w:r>
-            <w:proofErr w:type="spellStart"/>
-            <w:r>
-              <w:rPr>
-                <w:color w:val="555555"/>
-                <w:sz w:val="19"/>
-                <w:szCs w:val="19"/>
-              </w:rPr>
-              <w:t>Metabase</w:t>
-            </w:r>
-            <w:proofErr w:type="spellEnd"/>
-            <w:r>
-              <w:rPr>
-                <w:color w:val="555555"/>
-                <w:sz w:val="19"/>
-                <w:szCs w:val="19"/>
-              </w:rPr>
-              <w:t xml:space="preserve"> dashboard is accessible and showing data from last 7 days</w:t>
+              <w:t>Verify Metabase dashboard is accessible and showing data from last 7 days</w:t>
             </w:r>
           </w:p>
           <w:p>
@@ -23892,25 +19285,7 @@
                 <w:sz w:val="19"/>
                 <w:szCs w:val="19"/>
               </w:rPr>
-              <w:t xml:space="preserve">Verify docker </w:t>
-            </w:r>
-            <w:proofErr w:type="gramStart"/>
-            <w:r>
-              <w:rPr>
-                <w:color w:val="555555"/>
-                <w:sz w:val="19"/>
-                <w:szCs w:val="19"/>
-              </w:rPr>
-              <w:t>compose</w:t>
-            </w:r>
-            <w:proofErr w:type="gramEnd"/>
-            <w:r>
-              <w:rPr>
-                <w:color w:val="555555"/>
-                <w:sz w:val="19"/>
-                <w:szCs w:val="19"/>
-              </w:rPr>
-              <w:t xml:space="preserve"> up works on a freshly pulled repository</w:t>
+              <w:t>Verify docker compose up works on a freshly pulled repository</w:t>
             </w:r>
           </w:p>
           <w:p>
@@ -23958,25 +19333,7 @@
                 <w:sz w:val="19"/>
                 <w:szCs w:val="19"/>
               </w:rPr>
-              <w:t xml:space="preserve">Submit project with: GitHub URL, </w:t>
-            </w:r>
-            <w:proofErr w:type="spellStart"/>
-            <w:r>
-              <w:rPr>
-                <w:color w:val="555555"/>
-                <w:sz w:val="19"/>
-                <w:szCs w:val="19"/>
-              </w:rPr>
-              <w:t>Metabase</w:t>
-            </w:r>
-            <w:proofErr w:type="spellEnd"/>
-            <w:r>
-              <w:rPr>
-                <w:color w:val="555555"/>
-                <w:sz w:val="19"/>
-                <w:szCs w:val="19"/>
-              </w:rPr>
-              <w:t xml:space="preserve"> dashboard screenshot, Airflow DAG screenshot</w:t>
+              <w:t>Submit project with: GitHub URL, Metabase dashboard screenshot, Airflow DAG screenshot</w:t>
             </w:r>
           </w:p>
         </w:tc>
@@ -24169,23 +19526,13 @@
             </w:tcMar>
           </w:tcPr>
           <w:p>
-            <w:proofErr w:type="spellStart"/>
             <w:r>
               <w:rPr>
                 <w:color w:val="404040"/>
                 <w:sz w:val="19"/>
                 <w:szCs w:val="19"/>
               </w:rPr>
-              <w:t>Metabase</w:t>
-            </w:r>
-            <w:proofErr w:type="spellEnd"/>
-            <w:r>
-              <w:rPr>
-                <w:color w:val="404040"/>
-                <w:sz w:val="19"/>
-                <w:szCs w:val="19"/>
-              </w:rPr>
-              <w:t xml:space="preserve"> dashboard shows all 5 required charts (FR-V01 to FR-V05) with real data</w:t>
+              <w:t>Metabase dashboard shows all 5 required charts (FR-V01 to FR-V05) with real data</w:t>
             </w:r>
           </w:p>
         </w:tc>
@@ -24467,25 +19814,7 @@
                 <w:sz w:val="19"/>
                 <w:szCs w:val="19"/>
               </w:rPr>
-              <w:t xml:space="preserve">Full </w:t>
-            </w:r>
-            <w:proofErr w:type="spellStart"/>
-            <w:r>
-              <w:rPr>
-                <w:color w:val="404040"/>
-                <w:sz w:val="19"/>
-                <w:szCs w:val="19"/>
-              </w:rPr>
-              <w:t>pytest</w:t>
-            </w:r>
-            <w:proofErr w:type="spellEnd"/>
-            <w:r>
-              <w:rPr>
-                <w:color w:val="404040"/>
-                <w:sz w:val="19"/>
-                <w:szCs w:val="19"/>
-              </w:rPr>
-              <w:t xml:space="preserve"> suite: 0 failures, &gt;= 80% coverage (evidence: coverage HTML report committed)</w:t>
+              <w:t>Full pytest suite: 0 failures, &gt;= 80% coverage (evidence: coverage HTML report committed)</w:t>
             </w:r>
           </w:p>
         </w:tc>
@@ -24579,25 +19908,7 @@
                 <w:sz w:val="19"/>
                 <w:szCs w:val="19"/>
               </w:rPr>
-              <w:t>flake</w:t>
-            </w:r>
-            <w:proofErr w:type="gramStart"/>
-            <w:r>
-              <w:rPr>
-                <w:color w:val="404040"/>
-                <w:sz w:val="19"/>
-                <w:szCs w:val="19"/>
-              </w:rPr>
-              <w:t>8 .</w:t>
-            </w:r>
-            <w:proofErr w:type="gramEnd"/>
-            <w:r>
-              <w:rPr>
-                <w:color w:val="404040"/>
-                <w:sz w:val="19"/>
-                <w:szCs w:val="19"/>
-              </w:rPr>
-              <w:t xml:space="preserve"> returns 0 warnings across all source files</w:t>
+              <w:t>flake8 . returns 0 warnings across all source files</w:t>
             </w:r>
           </w:p>
         </w:tc>
@@ -24691,25 +20002,7 @@
                 <w:sz w:val="19"/>
                 <w:szCs w:val="19"/>
               </w:rPr>
-              <w:t xml:space="preserve">Fresh docker </w:t>
-            </w:r>
-            <w:proofErr w:type="gramStart"/>
-            <w:r>
-              <w:rPr>
-                <w:color w:val="404040"/>
-                <w:sz w:val="19"/>
-                <w:szCs w:val="19"/>
-              </w:rPr>
-              <w:t>compose</w:t>
-            </w:r>
-            <w:proofErr w:type="gramEnd"/>
-            <w:r>
-              <w:rPr>
-                <w:color w:val="404040"/>
-                <w:sz w:val="19"/>
-                <w:szCs w:val="19"/>
-              </w:rPr>
-              <w:t xml:space="preserve"> up completes system setup in under 5 minutes</w:t>
+              <w:t>Fresh docker compose up completes system setup in under 5 minutes</w:t>
             </w:r>
           </w:p>
         </w:tc>
@@ -24804,27 +20097,7 @@
                 <w:sz w:val="19"/>
                 <w:szCs w:val="19"/>
               </w:rPr>
-              <w:t xml:space="preserve">Project demo (5 min): DAG run → logs → </w:t>
-            </w:r>
-            <w:proofErr w:type="spellStart"/>
-            <w:r>
-              <w:rPr>
-                <w:rFonts w:ascii="Arial Unicode MS" w:eastAsia="Arial Unicode MS" w:hAnsi="Arial Unicode MS" w:cs="Arial Unicode MS"/>
-                <w:color w:val="404040"/>
-                <w:sz w:val="19"/>
-                <w:szCs w:val="19"/>
-              </w:rPr>
-              <w:t>Metabase</w:t>
-            </w:r>
-            <w:proofErr w:type="spellEnd"/>
-            <w:r>
-              <w:rPr>
-                <w:rFonts w:ascii="Arial Unicode MS" w:eastAsia="Arial Unicode MS" w:hAnsi="Arial Unicode MS" w:cs="Arial Unicode MS"/>
-                <w:color w:val="404040"/>
-                <w:sz w:val="19"/>
-                <w:szCs w:val="19"/>
-              </w:rPr>
-              <w:t xml:space="preserve"> dashboard flow works without errors</w:t>
+              <w:t>Project demo (5 min): DAG run → logs → Metabase dashboard flow works without errors</w:t>
             </w:r>
           </w:p>
         </w:tc>
@@ -25578,25 +20851,7 @@
                 <w:sz w:val="19"/>
                 <w:szCs w:val="19"/>
               </w:rPr>
-              <w:t xml:space="preserve">Clean </w:t>
-            </w:r>
-            <w:proofErr w:type="spellStart"/>
-            <w:r>
-              <w:rPr>
-                <w:color w:val="404040"/>
-                <w:sz w:val="19"/>
-                <w:szCs w:val="19"/>
-              </w:rPr>
-              <w:t>DataFrame</w:t>
-            </w:r>
-            <w:proofErr w:type="spellEnd"/>
-            <w:r>
-              <w:rPr>
-                <w:color w:val="404040"/>
-                <w:sz w:val="19"/>
-                <w:szCs w:val="19"/>
-              </w:rPr>
-              <w:t xml:space="preserve"> produced from raw JSON — no invalid rows remain</w:t>
+              <w:t>Clean DataFrame produced from raw JSON — no invalid rows remain</w:t>
             </w:r>
           </w:p>
         </w:tc>
@@ -25868,25 +21123,7 @@
                 <w:sz w:val="19"/>
                 <w:szCs w:val="19"/>
               </w:rPr>
-              <w:t xml:space="preserve">Rejected rows logged in </w:t>
-            </w:r>
-            <w:proofErr w:type="spellStart"/>
-            <w:r>
-              <w:rPr>
-                <w:color w:val="404040"/>
-                <w:sz w:val="19"/>
-                <w:szCs w:val="19"/>
-              </w:rPr>
-              <w:t>rejected_records</w:t>
-            </w:r>
-            <w:proofErr w:type="spellEnd"/>
-            <w:r>
-              <w:rPr>
-                <w:color w:val="404040"/>
-                <w:sz w:val="19"/>
-                <w:szCs w:val="19"/>
-              </w:rPr>
-              <w:t xml:space="preserve"> with reason code</w:t>
+              <w:t>Rejected rows logged in rejected_records with reason code</w:t>
             </w:r>
           </w:p>
         </w:tc>
@@ -26560,23 +21797,13 @@
             </w:tcMar>
           </w:tcPr>
           <w:p>
-            <w:proofErr w:type="spellStart"/>
             <w:r>
               <w:rPr>
                 <w:color w:val="404040"/>
                 <w:sz w:val="19"/>
                 <w:szCs w:val="19"/>
               </w:rPr>
-              <w:t>Metabase</w:t>
-            </w:r>
-            <w:proofErr w:type="spellEnd"/>
-            <w:r>
-              <w:rPr>
-                <w:color w:val="404040"/>
-                <w:sz w:val="19"/>
-                <w:szCs w:val="19"/>
-              </w:rPr>
-              <w:t xml:space="preserve"> dashboard shows 4+ charts with filters</w:t>
+              <w:t>Metabase dashboard shows 4+ charts with filters</w:t>
             </w:r>
           </w:p>
         </w:tc>
@@ -26706,23 +21933,13 @@
             </w:tcMar>
           </w:tcPr>
           <w:p>
-            <w:proofErr w:type="spellStart"/>
             <w:r>
               <w:rPr>
                 <w:color w:val="404040"/>
                 <w:sz w:val="19"/>
                 <w:szCs w:val="19"/>
               </w:rPr>
-              <w:t>pytest</w:t>
-            </w:r>
-            <w:proofErr w:type="spellEnd"/>
-            <w:r>
-              <w:rPr>
-                <w:color w:val="404040"/>
-                <w:sz w:val="19"/>
-                <w:szCs w:val="19"/>
-              </w:rPr>
-              <w:t>: 0 failures, &gt;= 80% coverage</w:t>
+              <w:t>pytest: 0 failures, &gt;= 80% coverage</w:t>
             </w:r>
           </w:p>
         </w:tc>
@@ -27118,7 +22335,6 @@
             <w:pPr>
               <w:spacing w:after="80"/>
             </w:pPr>
-            <w:proofErr w:type="gramStart"/>
             <w:r>
               <w:rPr>
                 <w:rFonts w:ascii="Fira Mono" w:eastAsia="Fira Mono" w:hAnsi="Fira Mono" w:cs="Fira Mono"/>
@@ -27126,17 +22342,7 @@
                 <w:bCs/>
                 <w:color w:val="7F6000"/>
               </w:rPr>
-              <w:t>⭐  BONUS</w:t>
-            </w:r>
-            <w:proofErr w:type="gramEnd"/>
-            <w:r>
-              <w:rPr>
-                <w:rFonts w:ascii="Fira Mono" w:eastAsia="Fira Mono" w:hAnsi="Fira Mono" w:cs="Fira Mono"/>
-                <w:b/>
-                <w:bCs/>
-                <w:color w:val="7F6000"/>
-              </w:rPr>
-              <w:t xml:space="preserve"> POINT OPPORTUNITIES (Complete any 3+ for top marks)</w:t>
+              <w:t>⭐  BONUS POINT OPPORTUNITIES (Complete any 3+ for top marks)</w:t>
             </w:r>
           </w:p>
           <w:p>
@@ -27154,41 +22360,13 @@
               </w:pBdr>
               <w:spacing w:before="40" w:after="40"/>
             </w:pPr>
-            <w:proofErr w:type="spellStart"/>
             <w:r>
               <w:rPr>
                 <w:color w:val="404040"/>
                 <w:sz w:val="19"/>
                 <w:szCs w:val="19"/>
               </w:rPr>
-              <w:t>PySpark</w:t>
-            </w:r>
-            <w:proofErr w:type="spellEnd"/>
-            <w:r>
-              <w:rPr>
-                <w:color w:val="404040"/>
-                <w:sz w:val="19"/>
-                <w:szCs w:val="19"/>
-              </w:rPr>
-              <w:t xml:space="preserve"> branch: replicate transformer.py logic in </w:t>
-            </w:r>
-            <w:proofErr w:type="spellStart"/>
-            <w:r>
-              <w:rPr>
-                <w:color w:val="404040"/>
-                <w:sz w:val="19"/>
-                <w:szCs w:val="19"/>
-              </w:rPr>
-              <w:t>PySpark</w:t>
-            </w:r>
-            <w:proofErr w:type="spellEnd"/>
-            <w:r>
-              <w:rPr>
-                <w:color w:val="404040"/>
-                <w:sz w:val="19"/>
-                <w:szCs w:val="19"/>
-              </w:rPr>
-              <w:t>, compare performance</w:t>
+              <w:t>PySpark branch: replicate transformer.py logic in PySpark, compare performance</w:t>
             </w:r>
           </w:p>
           <w:p>
@@ -27212,18 +22390,8 @@
                 <w:sz w:val="19"/>
                 <w:szCs w:val="19"/>
               </w:rPr>
-              <w:t xml:space="preserve">Data quality score metric (% rows passing validation) stored in </w:t>
-            </w:r>
-            <w:proofErr w:type="spellStart"/>
-            <w:r>
-              <w:rPr>
-                <w:color w:val="404040"/>
-                <w:sz w:val="19"/>
-                <w:szCs w:val="19"/>
-              </w:rPr>
-              <w:t>pipeline_runs</w:t>
-            </w:r>
-            <w:proofErr w:type="spellEnd"/>
+              <w:t>Data quality score metric (% rows passing validation) stored in pipeline_runs</w:t>
+            </w:r>
           </w:p>
           <w:p>
             <w:pPr>
@@ -27246,25 +22414,7 @@
                 <w:sz w:val="19"/>
                 <w:szCs w:val="19"/>
               </w:rPr>
-              <w:t xml:space="preserve">Schema drift detection: </w:t>
-            </w:r>
-            <w:proofErr w:type="spellStart"/>
-            <w:r>
-              <w:rPr>
-                <w:color w:val="404040"/>
-                <w:sz w:val="19"/>
-                <w:szCs w:val="19"/>
-              </w:rPr>
-              <w:t>pandera</w:t>
-            </w:r>
-            <w:proofErr w:type="spellEnd"/>
-            <w:r>
-              <w:rPr>
-                <w:color w:val="404040"/>
-                <w:sz w:val="19"/>
-                <w:szCs w:val="19"/>
-              </w:rPr>
-              <w:t xml:space="preserve"> alerts on unexpected column changes</w:t>
+              <w:t>Schema drift detection: pandera alerts on unexpected column changes</w:t>
             </w:r>
           </w:p>
           <w:p>
@@ -27288,25 +22438,7 @@
                 <w:sz w:val="19"/>
                 <w:szCs w:val="19"/>
               </w:rPr>
-              <w:t xml:space="preserve">CI/CD pipeline: GitHub Actions running </w:t>
-            </w:r>
-            <w:proofErr w:type="spellStart"/>
-            <w:r>
-              <w:rPr>
-                <w:color w:val="404040"/>
-                <w:sz w:val="19"/>
-                <w:szCs w:val="19"/>
-              </w:rPr>
-              <w:t>pytest</w:t>
-            </w:r>
-            <w:proofErr w:type="spellEnd"/>
-            <w:r>
-              <w:rPr>
-                <w:color w:val="404040"/>
-                <w:sz w:val="19"/>
-                <w:szCs w:val="19"/>
-              </w:rPr>
-              <w:t xml:space="preserve"> on every push</w:t>
+              <w:t>CI/CD pipeline: GitHub Actions running pytest on every push</w:t>
             </w:r>
           </w:p>
           <w:p>
@@ -27692,43 +22824,7 @@
         <w:sz w:val="17"/>
         <w:szCs w:val="17"/>
       </w:rPr>
-      <w:t xml:space="preserve">Sprint Development </w:t>
-    </w:r>
-    <w:proofErr w:type="gramStart"/>
-    <w:r>
-      <w:rPr>
-        <w:color w:val="888888"/>
-        <w:sz w:val="17"/>
-        <w:szCs w:val="17"/>
-      </w:rPr>
-      <w:t>Plan  |</w:t>
-    </w:r>
-    <w:proofErr w:type="gramEnd"/>
-    <w:r>
-      <w:rPr>
-        <w:color w:val="888888"/>
-        <w:sz w:val="17"/>
-        <w:szCs w:val="17"/>
-      </w:rPr>
-      <w:t xml:space="preserve">  Batch ETL </w:t>
-    </w:r>
-    <w:proofErr w:type="gramStart"/>
-    <w:r>
-      <w:rPr>
-        <w:color w:val="888888"/>
-        <w:sz w:val="17"/>
-        <w:szCs w:val="17"/>
-      </w:rPr>
-      <w:t>Pipeline  |</w:t>
-    </w:r>
-    <w:proofErr w:type="gramEnd"/>
-    <w:r>
-      <w:rPr>
-        <w:color w:val="888888"/>
-        <w:sz w:val="17"/>
-        <w:szCs w:val="17"/>
-      </w:rPr>
-      <w:t xml:space="preserve">  E-Commerce Market Analysis</w:t>
+      <w:t>Sprint Development Plan  |  Batch ETL Pipeline  |  E-Commerce Market Analysis</w:t>
     </w:r>
   </w:p>
 </w:hdr>
@@ -27749,43 +22845,7 @@
         <w:sz w:val="17"/>
         <w:szCs w:val="17"/>
       </w:rPr>
-      <w:t xml:space="preserve">Sprint Development </w:t>
-    </w:r>
-    <w:proofErr w:type="gramStart"/>
-    <w:r>
-      <w:rPr>
-        <w:color w:val="888888"/>
-        <w:sz w:val="17"/>
-        <w:szCs w:val="17"/>
-      </w:rPr>
-      <w:t>Plan  |</w:t>
-    </w:r>
-    <w:proofErr w:type="gramEnd"/>
-    <w:r>
-      <w:rPr>
-        <w:color w:val="888888"/>
-        <w:sz w:val="17"/>
-        <w:szCs w:val="17"/>
-      </w:rPr>
-      <w:t xml:space="preserve">  Batch ETL </w:t>
-    </w:r>
-    <w:proofErr w:type="gramStart"/>
-    <w:r>
-      <w:rPr>
-        <w:color w:val="888888"/>
-        <w:sz w:val="17"/>
-        <w:szCs w:val="17"/>
-      </w:rPr>
-      <w:t>Pipeline  |</w:t>
-    </w:r>
-    <w:proofErr w:type="gramEnd"/>
-    <w:r>
-      <w:rPr>
-        <w:color w:val="888888"/>
-        <w:sz w:val="17"/>
-        <w:szCs w:val="17"/>
-      </w:rPr>
-      <w:t xml:space="preserve">  E-Commerce Market Analysis</w:t>
+      <w:t>Sprint Development Plan  |  Batch ETL Pipeline  |  E-Commerce Market Analysis</w:t>
     </w:r>
   </w:p>
 </w:hdr>
@@ -27806,43 +22866,7 @@
         <w:sz w:val="17"/>
         <w:szCs w:val="17"/>
       </w:rPr>
-      <w:t xml:space="preserve">Sprint Development </w:t>
-    </w:r>
-    <w:proofErr w:type="gramStart"/>
-    <w:r>
-      <w:rPr>
-        <w:color w:val="888888"/>
-        <w:sz w:val="17"/>
-        <w:szCs w:val="17"/>
-      </w:rPr>
-      <w:t>Plan  |</w:t>
-    </w:r>
-    <w:proofErr w:type="gramEnd"/>
-    <w:r>
-      <w:rPr>
-        <w:color w:val="888888"/>
-        <w:sz w:val="17"/>
-        <w:szCs w:val="17"/>
-      </w:rPr>
-      <w:t xml:space="preserve">  Batch ETL </w:t>
-    </w:r>
-    <w:proofErr w:type="gramStart"/>
-    <w:r>
-      <w:rPr>
-        <w:color w:val="888888"/>
-        <w:sz w:val="17"/>
-        <w:szCs w:val="17"/>
-      </w:rPr>
-      <w:t>Pipeline  |</w:t>
-    </w:r>
-    <w:proofErr w:type="gramEnd"/>
-    <w:r>
-      <w:rPr>
-        <w:color w:val="888888"/>
-        <w:sz w:val="17"/>
-        <w:szCs w:val="17"/>
-      </w:rPr>
-      <w:t xml:space="preserve">  E-Commerce Market Analysis</w:t>
+      <w:t>Sprint Development Plan  |  Batch ETL Pipeline  |  E-Commerce Market Analysis</w:t>
     </w:r>
   </w:p>
 </w:hdr>
@@ -27863,43 +22887,7 @@
         <w:sz w:val="17"/>
         <w:szCs w:val="17"/>
       </w:rPr>
-      <w:t xml:space="preserve">Sprint Development </w:t>
-    </w:r>
-    <w:proofErr w:type="gramStart"/>
-    <w:r>
-      <w:rPr>
-        <w:color w:val="888888"/>
-        <w:sz w:val="17"/>
-        <w:szCs w:val="17"/>
-      </w:rPr>
-      <w:t>Plan  |</w:t>
-    </w:r>
-    <w:proofErr w:type="gramEnd"/>
-    <w:r>
-      <w:rPr>
-        <w:color w:val="888888"/>
-        <w:sz w:val="17"/>
-        <w:szCs w:val="17"/>
-      </w:rPr>
-      <w:t xml:space="preserve">  Batch ETL </w:t>
-    </w:r>
-    <w:proofErr w:type="gramStart"/>
-    <w:r>
-      <w:rPr>
-        <w:color w:val="888888"/>
-        <w:sz w:val="17"/>
-        <w:szCs w:val="17"/>
-      </w:rPr>
-      <w:t>Pipeline  |</w:t>
-    </w:r>
-    <w:proofErr w:type="gramEnd"/>
-    <w:r>
-      <w:rPr>
-        <w:color w:val="888888"/>
-        <w:sz w:val="17"/>
-        <w:szCs w:val="17"/>
-      </w:rPr>
-      <w:t xml:space="preserve">  E-Commerce Market Analysis</w:t>
+      <w:t>Sprint Development Plan  |  Batch ETL Pipeline  |  E-Commerce Market Analysis</w:t>
     </w:r>
   </w:p>
 </w:hdr>
@@ -27908,6 +22896,267 @@
 <file path=word/numbering.xml><?xml version="1.0" encoding="utf-8"?>
 <w:numbering xmlns:wpc="http://schemas.microsoft.com/office/word/2010/wordprocessingCanvas" xmlns:cx="http://schemas.microsoft.com/office/drawing/2014/chartex" xmlns:cx1="http://schemas.microsoft.com/office/drawing/2015/9/8/chartex" xmlns:cx2="http://schemas.microsoft.com/office/drawing/2015/10/21/chartex" xmlns:cx3="http://schemas.microsoft.com/office/drawing/2016/5/9/chartex" xmlns:cx4="http://schemas.microsoft.com/office/drawing/2016/5/10/chartex" xmlns:cx5="http://schemas.microsoft.com/office/drawing/2016/5/11/chartex" xmlns:cx6="http://schemas.microsoft.com/office/drawing/2016/5/12/chartex" xmlns:cx7="http://schemas.microsoft.com/office/drawing/2016/5/13/chartex" xmlns:cx8="http://schemas.microsoft.com/office/drawing/2016/5/14/chartex" xmlns:mc="http://schemas.openxmlformats.org/markup-compatibility/2006" xmlns:aink="http://schemas.microsoft.com/office/drawing/2016/ink" xmlns:am3d="http://schemas.microsoft.com/office/drawing/2017/model3d" xmlns:o="urn:schemas-microsoft-com:office:office" xmlns:oel="http://schemas.microsoft.com/office/2019/extlst" xmlns:r="http://schemas.openxmlformats.org/officeDocument/2006/relationships" xmlns:m="http://schemas.openxmlformats.org/officeDocument/2006/math" xmlns:v="urn:schemas-microsoft-com:vml" xmlns:wp14="http://schemas.microsoft.com/office/word/2010/wordprocessingDrawing" xmlns:wp="http://schemas.openxmlformats.org/drawingml/2006/wordprocessingDrawing" xmlns:w10="urn:schemas-microsoft-com:office:word" xmlns:w="http://schemas.openxmlformats.org/wordprocessingml/2006/main" xmlns:w14="http://schemas.microsoft.com/office/word/2010/wordml" xmlns:w15="http://schemas.microsoft.com/office/word/2012/wordml" xmlns:w16cex="http://schemas.microsoft.com/office/word/2018/wordml/cex" xmlns:w16cid="http://schemas.microsoft.com/office/word/2016/wordml/cid" xmlns:w16="http://schemas.microsoft.com/office/word/2018/wordml" xmlns:w16du="http://schemas.microsoft.com/office/word/2023/wordml/word16du" xmlns:w16sdtdh="http://schemas.microsoft.com/office/word/2020/wordml/sdtdatahash" xmlns:w16sdtfl="http://schemas.microsoft.com/office/word/2024/wordml/sdtformatlock" xmlns:w16se="http://schemas.microsoft.com/office/word/2015/wordml/symex" xmlns:wpg="http://schemas.microsoft.com/office/word/2010/wordprocessingGroup" xmlns:wpi="http://schemas.microsoft.com/office/word/2010/wordprocessingInk" xmlns:wne="http://schemas.microsoft.com/office/word/2006/wordml" xmlns:wps="http://schemas.microsoft.com/office/word/2010/wordprocessingShape" mc:Ignorable="w14 w15 w16se w16cid w16 w16cex w16sdtdh w16sdtfl w16du wp14">
   <w:abstractNum w:abstractNumId="0" w15:restartNumberingAfterBreak="0">
+    <w:nsid w:val="0F8354DB"/>
+    <w:multiLevelType w:val="hybridMultilevel"/>
+    <w:tmpl w:val="0EA64324"/>
+    <w:lvl w:ilvl="0" w:tplc="F462E418">
+      <w:numFmt w:val="bullet"/>
+      <w:lvlText w:val="-"/>
+      <w:lvlJc w:val="left"/>
+      <w:pPr>
+        <w:ind w:left="720" w:hanging="360"/>
+      </w:pPr>
+      <w:rPr>
+        <w:rFonts w:ascii="Arial" w:eastAsia="Arial" w:hAnsi="Arial" w:cs="Arial" w:hint="default"/>
+      </w:rPr>
+    </w:lvl>
+    <w:lvl w:ilvl="1" w:tplc="04090003" w:tentative="1">
+      <w:start w:val="1"/>
+      <w:numFmt w:val="bullet"/>
+      <w:lvlText w:val="o"/>
+      <w:lvlJc w:val="left"/>
+      <w:pPr>
+        <w:ind w:left="1440" w:hanging="360"/>
+      </w:pPr>
+      <w:rPr>
+        <w:rFonts w:ascii="Courier New" w:hAnsi="Courier New" w:cs="Courier New" w:hint="default"/>
+      </w:rPr>
+    </w:lvl>
+    <w:lvl w:ilvl="2" w:tplc="04090005" w:tentative="1">
+      <w:start w:val="1"/>
+      <w:numFmt w:val="bullet"/>
+      <w:lvlText w:val=""/>
+      <w:lvlJc w:val="left"/>
+      <w:pPr>
+        <w:ind w:left="2160" w:hanging="360"/>
+      </w:pPr>
+      <w:rPr>
+        <w:rFonts w:ascii="Wingdings" w:hAnsi="Wingdings" w:hint="default"/>
+      </w:rPr>
+    </w:lvl>
+    <w:lvl w:ilvl="3" w:tplc="04090001" w:tentative="1">
+      <w:start w:val="1"/>
+      <w:numFmt w:val="bullet"/>
+      <w:lvlText w:val=""/>
+      <w:lvlJc w:val="left"/>
+      <w:pPr>
+        <w:ind w:left="2880" w:hanging="360"/>
+      </w:pPr>
+      <w:rPr>
+        <w:rFonts w:ascii="Symbol" w:hAnsi="Symbol" w:hint="default"/>
+      </w:rPr>
+    </w:lvl>
+    <w:lvl w:ilvl="4" w:tplc="04090003" w:tentative="1">
+      <w:start w:val="1"/>
+      <w:numFmt w:val="bullet"/>
+      <w:lvlText w:val="o"/>
+      <w:lvlJc w:val="left"/>
+      <w:pPr>
+        <w:ind w:left="3600" w:hanging="360"/>
+      </w:pPr>
+      <w:rPr>
+        <w:rFonts w:ascii="Courier New" w:hAnsi="Courier New" w:cs="Courier New" w:hint="default"/>
+      </w:rPr>
+    </w:lvl>
+    <w:lvl w:ilvl="5" w:tplc="04090005" w:tentative="1">
+      <w:start w:val="1"/>
+      <w:numFmt w:val="bullet"/>
+      <w:lvlText w:val=""/>
+      <w:lvlJc w:val="left"/>
+      <w:pPr>
+        <w:ind w:left="4320" w:hanging="360"/>
+      </w:pPr>
+      <w:rPr>
+        <w:rFonts w:ascii="Wingdings" w:hAnsi="Wingdings" w:hint="default"/>
+      </w:rPr>
+    </w:lvl>
+    <w:lvl w:ilvl="6" w:tplc="04090001" w:tentative="1">
+      <w:start w:val="1"/>
+      <w:numFmt w:val="bullet"/>
+      <w:lvlText w:val=""/>
+      <w:lvlJc w:val="left"/>
+      <w:pPr>
+        <w:ind w:left="5040" w:hanging="360"/>
+      </w:pPr>
+      <w:rPr>
+        <w:rFonts w:ascii="Symbol" w:hAnsi="Symbol" w:hint="default"/>
+      </w:rPr>
+    </w:lvl>
+    <w:lvl w:ilvl="7" w:tplc="04090003" w:tentative="1">
+      <w:start w:val="1"/>
+      <w:numFmt w:val="bullet"/>
+      <w:lvlText w:val="o"/>
+      <w:lvlJc w:val="left"/>
+      <w:pPr>
+        <w:ind w:left="5760" w:hanging="360"/>
+      </w:pPr>
+      <w:rPr>
+        <w:rFonts w:ascii="Courier New" w:hAnsi="Courier New" w:cs="Courier New" w:hint="default"/>
+      </w:rPr>
+    </w:lvl>
+    <w:lvl w:ilvl="8" w:tplc="04090005" w:tentative="1">
+      <w:start w:val="1"/>
+      <w:numFmt w:val="bullet"/>
+      <w:lvlText w:val=""/>
+      <w:lvlJc w:val="left"/>
+      <w:pPr>
+        <w:ind w:left="6480" w:hanging="360"/>
+      </w:pPr>
+      <w:rPr>
+        <w:rFonts w:ascii="Wingdings" w:hAnsi="Wingdings" w:hint="default"/>
+      </w:rPr>
+    </w:lvl>
+  </w:abstractNum>
+  <w:abstractNum w:abstractNumId="1" w15:restartNumberingAfterBreak="0">
+    <w:nsid w:val="56541913"/>
+    <w:multiLevelType w:val="multilevel"/>
+    <w:tmpl w:val="53929154"/>
+    <w:lvl w:ilvl="0">
+      <w:start w:val="1"/>
+      <w:numFmt w:val="bullet"/>
+      <w:lvlText w:val=""/>
+      <w:lvlJc w:val="left"/>
+      <w:pPr>
+        <w:tabs>
+          <w:tab w:val="num" w:pos="1080"/>
+        </w:tabs>
+        <w:ind w:left="1080" w:hanging="360"/>
+      </w:pPr>
+      <w:rPr>
+        <w:rFonts w:ascii="Symbol" w:hAnsi="Symbol" w:hint="default"/>
+        <w:sz w:val="20"/>
+      </w:rPr>
+    </w:lvl>
+    <w:lvl w:ilvl="1">
+      <w:start w:val="1"/>
+      <w:numFmt w:val="bullet"/>
+      <w:lvlText w:val="o"/>
+      <w:lvlJc w:val="left"/>
+      <w:pPr>
+        <w:tabs>
+          <w:tab w:val="num" w:pos="1800"/>
+        </w:tabs>
+        <w:ind w:left="1800" w:hanging="360"/>
+      </w:pPr>
+      <w:rPr>
+        <w:rFonts w:ascii="Courier New" w:hAnsi="Courier New" w:hint="default"/>
+        <w:sz w:val="20"/>
+      </w:rPr>
+    </w:lvl>
+    <w:lvl w:ilvl="2" w:tentative="1">
+      <w:start w:val="1"/>
+      <w:numFmt w:val="bullet"/>
+      <w:lvlText w:val=""/>
+      <w:lvlJc w:val="left"/>
+      <w:pPr>
+        <w:tabs>
+          <w:tab w:val="num" w:pos="2520"/>
+        </w:tabs>
+        <w:ind w:left="2520" w:hanging="360"/>
+      </w:pPr>
+      <w:rPr>
+        <w:rFonts w:ascii="Wingdings" w:hAnsi="Wingdings" w:hint="default"/>
+        <w:sz w:val="20"/>
+      </w:rPr>
+    </w:lvl>
+    <w:lvl w:ilvl="3" w:tentative="1">
+      <w:start w:val="1"/>
+      <w:numFmt w:val="bullet"/>
+      <w:lvlText w:val=""/>
+      <w:lvlJc w:val="left"/>
+      <w:pPr>
+        <w:tabs>
+          <w:tab w:val="num" w:pos="3240"/>
+        </w:tabs>
+        <w:ind w:left="3240" w:hanging="360"/>
+      </w:pPr>
+      <w:rPr>
+        <w:rFonts w:ascii="Wingdings" w:hAnsi="Wingdings" w:hint="default"/>
+        <w:sz w:val="20"/>
+      </w:rPr>
+    </w:lvl>
+    <w:lvl w:ilvl="4" w:tentative="1">
+      <w:start w:val="1"/>
+      <w:numFmt w:val="bullet"/>
+      <w:lvlText w:val=""/>
+      <w:lvlJc w:val="left"/>
+      <w:pPr>
+        <w:tabs>
+          <w:tab w:val="num" w:pos="3960"/>
+        </w:tabs>
+        <w:ind w:left="3960" w:hanging="360"/>
+      </w:pPr>
+      <w:rPr>
+        <w:rFonts w:ascii="Wingdings" w:hAnsi="Wingdings" w:hint="default"/>
+        <w:sz w:val="20"/>
+      </w:rPr>
+    </w:lvl>
+    <w:lvl w:ilvl="5" w:tentative="1">
+      <w:start w:val="1"/>
+      <w:numFmt w:val="bullet"/>
+      <w:lvlText w:val=""/>
+      <w:lvlJc w:val="left"/>
+      <w:pPr>
+        <w:tabs>
+          <w:tab w:val="num" w:pos="4680"/>
+        </w:tabs>
+        <w:ind w:left="4680" w:hanging="360"/>
+      </w:pPr>
+      <w:rPr>
+        <w:rFonts w:ascii="Wingdings" w:hAnsi="Wingdings" w:hint="default"/>
+        <w:sz w:val="20"/>
+      </w:rPr>
+    </w:lvl>
+    <w:lvl w:ilvl="6" w:tentative="1">
+      <w:start w:val="1"/>
+      <w:numFmt w:val="bullet"/>
+      <w:lvlText w:val=""/>
+      <w:lvlJc w:val="left"/>
+      <w:pPr>
+        <w:tabs>
+          <w:tab w:val="num" w:pos="5400"/>
+        </w:tabs>
+        <w:ind w:left="5400" w:hanging="360"/>
+      </w:pPr>
+      <w:rPr>
+        <w:rFonts w:ascii="Wingdings" w:hAnsi="Wingdings" w:hint="default"/>
+        <w:sz w:val="20"/>
+      </w:rPr>
+    </w:lvl>
+    <w:lvl w:ilvl="7" w:tentative="1">
+      <w:start w:val="1"/>
+      <w:numFmt w:val="bullet"/>
+      <w:lvlText w:val=""/>
+      <w:lvlJc w:val="left"/>
+      <w:pPr>
+        <w:tabs>
+          <w:tab w:val="num" w:pos="6120"/>
+        </w:tabs>
+        <w:ind w:left="6120" w:hanging="360"/>
+      </w:pPr>
+      <w:rPr>
+        <w:rFonts w:ascii="Wingdings" w:hAnsi="Wingdings" w:hint="default"/>
+        <w:sz w:val="20"/>
+      </w:rPr>
+    </w:lvl>
+    <w:lvl w:ilvl="8" w:tentative="1">
+      <w:start w:val="1"/>
+      <w:numFmt w:val="bullet"/>
+      <w:lvlText w:val=""/>
+      <w:lvlJc w:val="left"/>
+      <w:pPr>
+        <w:tabs>
+          <w:tab w:val="num" w:pos="6840"/>
+        </w:tabs>
+        <w:ind w:left="6840" w:hanging="360"/>
+      </w:pPr>
+      <w:rPr>
+        <w:rFonts w:ascii="Wingdings" w:hAnsi="Wingdings" w:hint="default"/>
+        <w:sz w:val="20"/>
+      </w:rPr>
+    </w:lvl>
+  </w:abstractNum>
+  <w:abstractNum w:abstractNumId="2" w15:restartNumberingAfterBreak="0">
     <w:nsid w:val="596E25A6"/>
     <w:multiLevelType w:val="multilevel"/>
     <w:tmpl w:val="1F1492C0"/>
@@ -27994,7 +23243,13 @@
     </w:lvl>
   </w:abstractNum>
   <w:num w:numId="1" w16cid:durableId="1929265863">
+    <w:abstractNumId w:val="2"/>
+  </w:num>
+  <w:num w:numId="2" w16cid:durableId="2119328557">
     <w:abstractNumId w:val="0"/>
+  </w:num>
+  <w:num w:numId="3" w16cid:durableId="1825121120">
+    <w:abstractNumId w:val="1"/>
   </w:num>
 </w:numbering>
 </file>
@@ -28539,7 +23794,6 @@
   <w:style w:type="character" w:default="1" w:styleId="DefaultParagraphFont">
     <w:name w:val="Default Paragraph Font"/>
     <w:uiPriority w:val="1"/>
-    <w:semiHidden/>
     <w:unhideWhenUsed/>
   </w:style>
   <w:style w:type="table" w:default="1" w:styleId="TableNormal">
@@ -29213,6 +24467,30 @@
       </w:tblCellMar>
     </w:tblPr>
   </w:style>
+  <w:style w:type="paragraph" w:styleId="ListParagraph">
+    <w:name w:val="List Paragraph"/>
+    <w:basedOn w:val="Normal"/>
+    <w:uiPriority w:val="34"/>
+    <w:qFormat/>
+    <w:rsid w:val="00B916E1"/>
+    <w:pPr>
+      <w:ind w:left="720"/>
+      <w:contextualSpacing/>
+    </w:pPr>
+  </w:style>
+  <w:style w:type="paragraph" w:styleId="NormalWeb">
+    <w:name w:val="Normal (Web)"/>
+    <w:basedOn w:val="Normal"/>
+    <w:uiPriority w:val="99"/>
+    <w:semiHidden/>
+    <w:unhideWhenUsed/>
+    <w:rsid w:val="005030A8"/>
+    <w:rPr>
+      <w:rFonts w:ascii="Times New Roman" w:hAnsi="Times New Roman" w:cs="Times New Roman"/>
+      <w:sz w:val="24"/>
+      <w:szCs w:val="24"/>
+    </w:rPr>
+  </w:style>
 </w:styles>
 </file>
 
